--- a/Papers/Draft_paperV3.docx
+++ b/Papers/Draft_paperV3.docx
@@ -4,22 +4,24 @@
   <w:body>
     <w:p>
       <w:pPr>
-        <w:pStyle w:val="Title"/>
-        <w:keepNext/>
-        <w:spacing w:before="120" w:after="100"/>
+        <w:spacing w:after="120" w:line="259" w:lineRule="auto"/>
+        <w:ind w:firstLine="288"/>
         <w:jc w:val="center"/>
         <w:rPr>
-          <w:sz w:val="36"/>
-          <w:szCs w:val="72"/>
-        </w:rPr>
-      </w:pPr>
-      <w:r>
-        <w:rPr>
+          <w:b/>
           <w:bCs/>
           <w:sz w:val="36"/>
           <w:szCs w:val="32"/>
         </w:rPr>
-        <w:t>Fixed and Compression-Aware Knowledge Regularization for GETA-Based Joint Structured Pruning and Quantization</w:t>
+      </w:pPr>
+      <w:r>
+        <w:rPr>
+          <w:b/>
+          <w:bCs/>
+          <w:sz w:val="36"/>
+          <w:szCs w:val="32"/>
+        </w:rPr>
+        <w:t>Teacher-Guided Recovery for GETA-Based Joint Structured Pruning and Quantization: A Comparative Study of Fixed and Compression-Aware Distillation</w:t>
       </w:r>
     </w:p>
     <w:p>
@@ -75,7 +77,14 @@
           <w:sz w:val="22"/>
           <w:szCs w:val="28"/>
         </w:rPr>
-        <w:t>Model compression is essential for deploying deep neural networks on resource-constrained devices. This paper studies teacher-guided recovery for GETA-based joint structured pruning and weight-only quantization by comparing GETA-only training, fixed vanilla knowledge distillation (KD), and Compression-Aware Knowledge Regularization (CAKR). CAKR activates after target sparsity becomes stable and adapts the teacher signal using compression-state indicators and teacher-correct confidence weighting while keeping cross-entropy as the main objective. Experiments on CIFAR-10 and CIFAR-100 with ResNet20, ResNet56, and VGG7 show that teacher guidance generally improves GETA-compressed models, but the best strategy depends on student capacity and architecture. CAKR improves over GETA-only in all six settings and achieves the highest mean accuracy in three settings, whereas fixed KD is strongest for higher-capacity students such as ResNet56/CIFAR-100. The results show that adaptive KD is safer for smaller or compression-sensitive students, while fixed KD remains a strong recovery baseline for larger or more stable students.</w:t>
+        <w:t xml:space="preserve">Model compression is essential for deploying deep neural networks on resource-constrained devices. This paper studies teacher-guided recovery for GETA-based joint structured pruning and weight-only quantization by comparing GETA-only training, fixed vanilla knowledge distillation (KD), and Compression-Aware Knowledge Regularization (CAKR). CAKR activates after target sparsity becomes stable and adapts the teacher signal using compression-state indicators and teacher-correct confidence weighting while keeping cross-entropy as the main objective. </w:t>
+      </w:r>
+      <w:r>
+        <w:rPr>
+          <w:sz w:val="22"/>
+          <w:szCs w:val="28"/>
+        </w:rPr>
+        <w:t>Experiments on CIFAR-10 and CIFAR-100 with ResNet20, ResNet56, and VGG7 show that teacher guidance generally improves GETA-compressed models, but the best strategy depends on student capacity and architecture. CAKR improves over GETA-only in all six settings and achieves the highest mean accuracy in three settings; on ResNet20/CIFAR-10, it also reduces the standard deviation across seeds from ±0.61 to ±0.13, indicating more stable recovery. Fixed KD is strongest for higher-capacity students such as ResNet56/CIFAR-100. The results show that adaptive KD is safer for smaller or compression-sensitive students, while fixed KD remains a strong recovery baseline for larger or more stable students</w:t>
       </w:r>
     </w:p>
     <w:p>
@@ -123,251 +132,164 @@
     </w:p>
     <w:p>
       <w:pPr>
-        <w:spacing w:after="120" w:line="259" w:lineRule="auto"/>
-        <w:ind w:firstLine="288"/>
-        <w:jc w:val="both"/>
-        <w:rPr>
-          <w:sz w:val="22"/>
-          <w:szCs w:val="28"/>
-        </w:rPr>
-      </w:pPr>
-      <w:r>
-        <w:rPr>
-          <w:sz w:val="22"/>
-          <w:szCs w:val="28"/>
-        </w:rPr>
-        <w:t>Deep neural networks have achieved strong performance in computer vision tasks, but their computational and memory requirements limit deployment on resource-constrained devices. ResNet56 on CIFAR-100, for example, requires 861K parameters and approximately 125M multiply-accumulate operations per inference, well beyond the budgets of many edge devices [22], [23]. Model compression is therefore an important step between training and deployment [1], [2]. Among compression techniques, structured pruning and quantization are widely adopted because they reduce both model size and computational cost [5].</w:t>
+        <w:spacing w:before="100" w:beforeAutospacing="1" w:after="100" w:afterAutospacing="1"/>
+        <w:outlineLvl w:val="2"/>
+        <w:rPr>
+          <w:b/>
+          <w:bCs/>
+          <w:sz w:val="27"/>
+          <w:szCs w:val="27"/>
+        </w:rPr>
+      </w:pPr>
+      <w:r>
+        <w:rPr>
+          <w:b/>
+          <w:bCs/>
+          <w:sz w:val="27"/>
+          <w:szCs w:val="27"/>
+        </w:rPr>
+        <w:t>1. Introduction</w:t>
       </w:r>
     </w:p>
     <w:p>
       <w:pPr>
-        <w:spacing w:after="120" w:line="259" w:lineRule="auto"/>
-        <w:ind w:firstLine="288"/>
-        <w:jc w:val="both"/>
-        <w:rPr>
-          <w:sz w:val="22"/>
-          <w:szCs w:val="28"/>
-        </w:rPr>
-      </w:pPr>
-      <w:r>
-        <w:rPr>
-          <w:sz w:val="22"/>
-          <w:szCs w:val="28"/>
-        </w:rPr>
-        <w:t>Structured pruning removes hardware-friendly components such as channels, filters, or groups, directly reducing model width and multiply-accumulate operations. Quantization reduces numerical precision, lowering storage and inference cost [2], [14]</w:t>
-      </w:r>
-      <w:proofErr w:type="gramStart"/>
-      <w:r>
-        <w:rPr>
-          <w:sz w:val="22"/>
-          <w:szCs w:val="28"/>
-        </w:rPr>
-        <w:t>–[</w:t>
-      </w:r>
-      <w:proofErr w:type="gramEnd"/>
-      <w:r>
-        <w:rPr>
-          <w:sz w:val="22"/>
-          <w:szCs w:val="28"/>
-        </w:rPr>
-        <w:t>18]. In practice, these techniques are often applied separately, but this can be suboptimal because pruning changes the network structure and may increase sensitivity to low-precision representation. Joint pruning and quantization addresses this by optimizing sparsity and bit-width under a unified process [9], [10].</w:t>
+        <w:spacing w:before="100" w:beforeAutospacing="1" w:after="100" w:afterAutospacing="1"/>
+        <w:rPr>
+          <w:sz w:val="24"/>
+        </w:rPr>
+      </w:pPr>
+      <w:r>
+        <w:rPr>
+          <w:sz w:val="24"/>
+        </w:rPr>
+        <w:t>Deep neural networks achieve strong performance in computer vision tasks but often require substantial computation and memory, limiting deployment on resource-constrained devices. For example, ResNet56 on CIFAR-100 contains over 861K parameters and requires approximately 125M multiply-accumulate operations (MACs) per inference [1,2]. Model compression is therefore essential for efficient deployment [3,4]. Among compression techniques, structured pruning and quantization are widely adopted because they reduce both model size and computational cost [5].</w:t>
       </w:r>
     </w:p>
     <w:p>
       <w:pPr>
-        <w:spacing w:after="120" w:line="259" w:lineRule="auto"/>
-        <w:ind w:firstLine="288"/>
-        <w:jc w:val="both"/>
-        <w:rPr>
-          <w:sz w:val="22"/>
-          <w:szCs w:val="28"/>
-        </w:rPr>
-      </w:pPr>
-      <w:r>
-        <w:rPr>
-          <w:sz w:val="22"/>
-          <w:szCs w:val="28"/>
-        </w:rPr>
-        <w:t>GETA provides an automatic framework for joint structured pruning and quantization-aware training, with explicit control over target sparsity and bit-width constraints [10]. Although GETA is a strong compression backbone, the compressed student is primarily optimized with cross-entropy. During aggressive joint compression, the student changes continuously as structured groups are removed and quantization parameters are updated. Teacher guidance through knowledge distillation can help recover lost information, but the best form of teacher guidance is not obvious for this setting.</w:t>
+        <w:spacing w:before="100" w:beforeAutospacing="1" w:after="100" w:afterAutospacing="1"/>
+        <w:rPr>
+          <w:sz w:val="24"/>
+        </w:rPr>
+      </w:pPr>
+      <w:r>
+        <w:rPr>
+          <w:sz w:val="24"/>
+        </w:rPr>
+        <w:t>Structured pruning removes redundant network components, while quantization reduces numerical precision. Applying these techniques independently can be suboptimal because pruning alters network structure and may affect quantization sensitivity. Joint pruning and quantization address this issue by optimizing sparsity and bit-width within a unified framework [12,13].</w:t>
       </w:r>
     </w:p>
     <w:p>
       <w:pPr>
-        <w:spacing w:after="120" w:line="259" w:lineRule="auto"/>
-        <w:ind w:firstLine="288"/>
-        <w:jc w:val="both"/>
-        <w:rPr>
-          <w:sz w:val="22"/>
-          <w:szCs w:val="28"/>
-        </w:rPr>
-      </w:pPr>
-      <w:r>
-        <w:rPr>
-          <w:sz w:val="22"/>
-          <w:szCs w:val="28"/>
-        </w:rPr>
-        <w:t xml:space="preserve">This paper studies teacher-guided recovery for GETA-based joint compression by comparing three approaches: GETA-only (cross-entropy only), fixed vanilla KD, and CAKR, a compression-aware adaptive </w:t>
-      </w:r>
-      <w:proofErr w:type="spellStart"/>
-      <w:r>
-        <w:rPr>
-          <w:sz w:val="22"/>
-          <w:szCs w:val="28"/>
-        </w:rPr>
-        <w:t>regularizer</w:t>
-      </w:r>
-      <w:proofErr w:type="spellEnd"/>
-      <w:r>
-        <w:rPr>
-          <w:sz w:val="22"/>
-          <w:szCs w:val="28"/>
-        </w:rPr>
-        <w:t xml:space="preserve"> that controls the teacher signal using the current compression state and teacher reliability. Prior work has combined KD with pruning and quantization [11]</w:t>
-      </w:r>
-      <w:proofErr w:type="gramStart"/>
-      <w:r>
-        <w:rPr>
-          <w:sz w:val="22"/>
-          <w:szCs w:val="28"/>
-        </w:rPr>
-        <w:t>–[</w:t>
-      </w:r>
-      <w:proofErr w:type="gramEnd"/>
-      <w:r>
-        <w:rPr>
-          <w:sz w:val="22"/>
-          <w:szCs w:val="28"/>
-        </w:rPr>
-        <w:t xml:space="preserve">13], but none directly addresses fixed versus adaptive KD within GETA-based joint structured pruning and quantization. To the best of our knowledge, this is the first </w:t>
-      </w:r>
-      <w:r>
-        <w:rPr>
-          <w:sz w:val="22"/>
-          <w:szCs w:val="28"/>
-        </w:rPr>
-        <w:lastRenderedPageBreak/>
-        <w:t>controlled multi-seed comparison of GETA-only, fixed KD, and compression-aware KD for GETA-based joint structured pruning and quantization.</w:t>
+        <w:spacing w:before="100" w:beforeAutospacing="1" w:after="100" w:afterAutospacing="1"/>
+        <w:rPr>
+          <w:sz w:val="24"/>
+        </w:rPr>
+      </w:pPr>
+      <w:r>
+        <w:rPr>
+          <w:sz w:val="24"/>
+        </w:rPr>
+        <w:t>GETA provides an automatic framework for joint structured pruning and quantization-aware training with explicit sparsity and bit-width control [13]. Although GETA is an effective compression backbone, compressed models are primarily optimized using cross-entropy. During compression, structured groups are progressively removed and quantization parameters are updated, which can degrade accuracy. Knowledge distillation (KD) can help recover lost information, but the most effective form of teacher guidance for GETA-based joint compression remains unclear.</w:t>
       </w:r>
     </w:p>
     <w:p>
       <w:pPr>
-        <w:spacing w:after="120" w:line="259" w:lineRule="auto"/>
-        <w:ind w:firstLine="288"/>
-        <w:jc w:val="both"/>
-        <w:rPr>
-          <w:sz w:val="22"/>
-          <w:szCs w:val="28"/>
-        </w:rPr>
-      </w:pPr>
-      <w:r>
-        <w:rPr>
-          <w:sz w:val="22"/>
-          <w:szCs w:val="28"/>
-        </w:rPr>
-        <w:t>The main contributions of this paper are as follows:</w:t>
+        <w:spacing w:before="100" w:beforeAutospacing="1" w:after="100" w:afterAutospacing="1"/>
+        <w:rPr>
+          <w:sz w:val="24"/>
+        </w:rPr>
+      </w:pPr>
+      <w:r>
+        <w:rPr>
+          <w:sz w:val="24"/>
+        </w:rPr>
+        <w:lastRenderedPageBreak/>
+        <w:t>This paper studies teacher-guided recovery for GETA-based joint compression by comparing three approaches: GETA-only, fixed vanilla KD, and Compression-Aware Knowledge Regularization (CAKR). CAKR adapts the teacher signal using compression-state indicators and teacher reliability. Prior work has combined KD with pruning and quantization [14–16], but few studies have systematically compared GETA-only, fixed KD, and compression-aware KD under the same GETA-based joint compression protocol.</w:t>
       </w:r>
     </w:p>
     <w:p>
       <w:pPr>
-        <w:spacing w:after="60" w:line="259" w:lineRule="auto"/>
-        <w:ind w:left="317"/>
-        <w:rPr>
-          <w:sz w:val="22"/>
-          <w:szCs w:val="28"/>
-        </w:rPr>
-      </w:pPr>
-      <w:r>
-        <w:rPr>
-          <w:sz w:val="22"/>
-          <w:szCs w:val="28"/>
-        </w:rPr>
-        <w:t>•  We study teacher-guided recovery for GETA-based joint structured pruning and weight quantization under a common compression protocol.</w:t>
+        <w:spacing w:before="100" w:beforeAutospacing="1" w:after="100" w:afterAutospacing="1"/>
+        <w:rPr>
+          <w:sz w:val="24"/>
+        </w:rPr>
+      </w:pPr>
+      <w:r>
+        <w:rPr>
+          <w:sz w:val="24"/>
+        </w:rPr>
+        <w:t>The main contributions of this paper are as follows:</w:t>
       </w:r>
     </w:p>
     <w:p>
       <w:pPr>
-        <w:spacing w:after="60" w:line="259" w:lineRule="auto"/>
-        <w:ind w:left="317"/>
-        <w:rPr>
-          <w:sz w:val="22"/>
-          <w:szCs w:val="28"/>
-        </w:rPr>
-      </w:pPr>
-      <w:r>
-        <w:rPr>
-          <w:sz w:val="22"/>
-          <w:szCs w:val="28"/>
-        </w:rPr>
-        <w:t>•  We compare GETA-only, GETA with fixed vanilla KD, and GETA with CAKR across ResNet20, ResNet56, and VGG7 on CIFAR-10 and CIFAR-100.</w:t>
+        <w:spacing w:before="100" w:beforeAutospacing="1" w:after="100" w:afterAutospacing="1"/>
+        <w:rPr>
+          <w:sz w:val="24"/>
+        </w:rPr>
+      </w:pPr>
+      <w:r>
+        <w:rPr>
+          <w:sz w:val="24"/>
+        </w:rPr>
+        <w:t>• We study teacher-guided recovery for GETA-based joint structured pruning and weight quantization under a common compression protocol.</w:t>
       </w:r>
     </w:p>
     <w:p>
       <w:pPr>
-        <w:spacing w:after="60" w:line="259" w:lineRule="auto"/>
-        <w:ind w:left="317"/>
-        <w:rPr>
-          <w:sz w:val="22"/>
-          <w:szCs w:val="28"/>
-        </w:rPr>
-      </w:pPr>
-      <w:r>
-        <w:rPr>
-          <w:sz w:val="22"/>
-          <w:szCs w:val="28"/>
-        </w:rPr>
-        <w:t>•  We propose CAKR as a controlled compression-aware KD variant that uses stable sparsity activation, teacher-correct confidence weighting, and compression-state indicators to adapt the teacher signal during joint compression.</w:t>
+        <w:spacing w:before="100" w:beforeAutospacing="1" w:after="100" w:afterAutospacing="1"/>
+        <w:rPr>
+          <w:sz w:val="24"/>
+        </w:rPr>
+      </w:pPr>
+      <w:r>
+        <w:rPr>
+          <w:sz w:val="24"/>
+        </w:rPr>
+        <w:t>• We compare GETA-only, GETA with fixed vanilla KD, and GETA with CAKR across ResNet20, ResNet56, and VGG7 on CIFAR-10 and CIFAR-100.</w:t>
       </w:r>
     </w:p>
     <w:p>
       <w:pPr>
-        <w:spacing w:after="60" w:line="259" w:lineRule="auto"/>
-        <w:ind w:left="317"/>
-        <w:rPr>
-          <w:sz w:val="22"/>
-          <w:szCs w:val="28"/>
-        </w:rPr>
-      </w:pPr>
-      <w:r>
-        <w:rPr>
-          <w:sz w:val="22"/>
-          <w:szCs w:val="28"/>
-        </w:rPr>
-        <w:t>•  We show that CAKR achieves the highest mean accuracy in 3 of 6 settings and consistently improves over GETA-only in all settings, while fixed KD is a stronger recovery baseline for higher-capacity students such as ResNet56. Critically, fixed KD reduces accuracy below the GETA-only baseline on ResNet20/CIFAR-10, while CAKR does not.</w:t>
+        <w:spacing w:before="100" w:beforeAutospacing="1" w:after="100" w:afterAutospacing="1"/>
+        <w:rPr>
+          <w:sz w:val="24"/>
+        </w:rPr>
+      </w:pPr>
+      <w:r>
+        <w:rPr>
+          <w:sz w:val="24"/>
+        </w:rPr>
+        <w:t>• We develop CAKR, a compression-aware KD variant that combines stable sparsity activation, teacher-correct confidence weighting, and compression-state indicators to adapt the teacher signal during joint compression.</w:t>
       </w:r>
     </w:p>
     <w:p>
       <w:pPr>
-        <w:spacing w:after="60" w:line="259" w:lineRule="auto"/>
-        <w:ind w:left="317"/>
-        <w:rPr>
-          <w:sz w:val="22"/>
-          <w:szCs w:val="28"/>
-        </w:rPr>
-      </w:pPr>
-      <w:r>
-        <w:rPr>
-          <w:sz w:val="22"/>
-          <w:szCs w:val="28"/>
-        </w:rPr>
-        <w:t>•  We show that CAKR improves compressed-model accuracy stability: on ResNet20/CIFAR-10, the standard deviation across seeds decreases from ±0.61 (GETA-only) to ±0.13 (CAKR), suggesting more consistent recovery.</w:t>
+        <w:spacing w:before="100" w:beforeAutospacing="1" w:after="100" w:afterAutospacing="1"/>
+        <w:rPr>
+          <w:sz w:val="24"/>
+        </w:rPr>
+      </w:pPr>
+      <w:r>
+        <w:rPr>
+          <w:sz w:val="24"/>
+        </w:rPr>
+        <w:t>• We show that CAKR consistently improves over GETA-only and achieves the highest mean accuracy in 3 of 6 evaluated settings. CAKR also improves recovery stability, reducing the accuracy standard deviation on ResNet20/CIFAR-10 from ±0.61 to ±0.13, while fixed KD remains a strong recovery baseline for higher-capacity students.</w:t>
       </w:r>
     </w:p>
     <w:p>
       <w:pPr>
-        <w:spacing w:after="120" w:line="259" w:lineRule="auto"/>
-        <w:ind w:firstLine="288"/>
-        <w:jc w:val="both"/>
-        <w:rPr>
-          <w:sz w:val="22"/>
-          <w:szCs w:val="28"/>
-        </w:rPr>
-      </w:pPr>
-      <w:r>
-        <w:rPr>
-          <w:sz w:val="22"/>
-          <w:szCs w:val="28"/>
-        </w:rPr>
-        <w:t>The remainder of this paper is organized as follows. Section 2 reviews related work. Section 3 provides background on GETA and KD. Section 4 describes the compared teacher-guided recovery methods. Section 5 presents the experimental setup. Section 6 reports results and discussion. Section 7 concludes the paper.</w:t>
+        <w:spacing w:before="100" w:beforeAutospacing="1" w:after="100" w:afterAutospacing="1"/>
+        <w:rPr>
+          <w:sz w:val="24"/>
+        </w:rPr>
+      </w:pPr>
+      <w:r>
+        <w:rPr>
+          <w:sz w:val="24"/>
+        </w:rPr>
+        <w:t>The remainder of this paper is organized as follows. Section 2 reviews related work. Section 3 introduces the background of GETA and KD. Section 4 presents the compared recovery methods. Section 5 describes the experimental setup. Section 6 reports results and discussion. Section 7 concludes the paper.</w:t>
       </w:r>
     </w:p>
     <w:p>
@@ -390,210 +312,206 @@
     </w:p>
     <w:p>
       <w:pPr>
-        <w:pStyle w:val="Heading2"/>
-        <w:keepNext/>
-        <w:spacing w:before="120"/>
+        <w:spacing w:before="100" w:beforeAutospacing="1" w:after="100" w:afterAutospacing="1"/>
         <w:rPr>
           <w:sz w:val="24"/>
-          <w:szCs w:val="28"/>
-        </w:rPr>
-      </w:pPr>
-      <w:r>
-        <w:rPr>
+        </w:rPr>
+      </w:pPr>
+      <w:r>
+        <w:rPr>
+          <w:b/>
+          <w:bCs/>
           <w:sz w:val="24"/>
-          <w:szCs w:val="28"/>
         </w:rPr>
         <w:t>2.1 Structured Pruning and Dependency-Aware Compression</w:t>
       </w:r>
     </w:p>
     <w:p>
       <w:pPr>
-        <w:spacing w:after="120" w:line="259" w:lineRule="auto"/>
-        <w:ind w:firstLine="288"/>
-        <w:jc w:val="both"/>
-        <w:rPr>
-          <w:sz w:val="22"/>
-          <w:szCs w:val="28"/>
-        </w:rPr>
-      </w:pPr>
-      <w:r>
-        <w:rPr>
-          <w:sz w:val="22"/>
-          <w:szCs w:val="28"/>
-        </w:rPr>
-        <w:t xml:space="preserve">Structured pruning removes channels, filters, or dependency-connected groups to obtain hardware-friendly acceleration [1], [5]. Unlike unstructured pruning, structured pruning directly reduces dense tensor dimensions and multiply-accumulate operations. Channel pruning and filter pruning methods remove components based on importance criteria such as magnitude or activation statistics [5]. </w:t>
+        <w:spacing w:before="100" w:beforeAutospacing="1" w:after="100" w:afterAutospacing="1"/>
+        <w:rPr>
+          <w:sz w:val="24"/>
+        </w:rPr>
+      </w:pPr>
+      <w:r>
+        <w:rPr>
+          <w:sz w:val="24"/>
+        </w:rPr>
+        <w:t xml:space="preserve">Structured pruning removes channels, filters, or dependency-connected groups to achieve hardware-friendly acceleration [3,5]. Unlike unstructured pruning, it directly reduces dense tensor dimensions and MACs. Recent dependency-aware approaches such as </w:t>
       </w:r>
       <w:proofErr w:type="spellStart"/>
       <w:r>
         <w:rPr>
-          <w:sz w:val="22"/>
-          <w:szCs w:val="28"/>
+          <w:sz w:val="24"/>
         </w:rPr>
         <w:t>DepGraph</w:t>
       </w:r>
       <w:proofErr w:type="spellEnd"/>
       <w:r>
         <w:rPr>
-          <w:sz w:val="22"/>
-          <w:szCs w:val="28"/>
-        </w:rPr>
-        <w:t xml:space="preserve"> automates structured pruning by tracing structural dependencies between layers, enabling group-wise pruning across diverse architectures [6]. OTO and OTOv2 further integrate sparsity-inducing optimization directly into training, reducing the need for separate prune-and-fine-tune cycles [7], [8]. These dependency-aware methods motivate the structured group view used by GETA for joint pruning and quantization.</w:t>
+          <w:sz w:val="24"/>
+        </w:rPr>
+        <w:t>, OTO, and OTOv2 automate structured pruning and sparsity optimization across diverse architectures [17–19]. These methods motivate the structured-group formulation adopted by GETA.</w:t>
       </w:r>
     </w:p>
     <w:p>
       <w:pPr>
-        <w:pStyle w:val="Heading2"/>
-        <w:keepNext/>
-        <w:spacing w:before="120"/>
+        <w:spacing w:before="100" w:beforeAutospacing="1" w:after="100" w:afterAutospacing="1"/>
         <w:rPr>
           <w:sz w:val="24"/>
-          <w:szCs w:val="28"/>
-        </w:rPr>
-      </w:pPr>
-      <w:r>
-        <w:rPr>
+        </w:rPr>
+      </w:pPr>
+      <w:r>
+        <w:rPr>
+          <w:b/>
+          <w:bCs/>
           <w:sz w:val="24"/>
-          <w:szCs w:val="28"/>
         </w:rPr>
         <w:t>2.2 Quantization and Quantization-Aware Training</w:t>
       </w:r>
     </w:p>
     <w:p>
       <w:pPr>
-        <w:spacing w:after="120" w:line="259" w:lineRule="auto"/>
-        <w:ind w:firstLine="288"/>
-        <w:jc w:val="both"/>
-        <w:rPr>
-          <w:sz w:val="22"/>
-          <w:szCs w:val="28"/>
-        </w:rPr>
-      </w:pPr>
-      <w:r>
-        <w:rPr>
-          <w:sz w:val="22"/>
-          <w:szCs w:val="28"/>
-        </w:rPr>
-        <w:t xml:space="preserve">Quantization reduces storage and arithmetic cost by representing weights or activations with fewer bits [2], [14]. Quantization-aware training (QAT) approaches such as </w:t>
+        <w:spacing w:before="100" w:beforeAutospacing="1" w:after="100" w:afterAutospacing="1"/>
+        <w:rPr>
+          <w:sz w:val="24"/>
+        </w:rPr>
+      </w:pPr>
+      <w:r>
+        <w:rPr>
+          <w:sz w:val="24"/>
+        </w:rPr>
+        <w:t xml:space="preserve">Quantization reduces storage and arithmetic cost by representing weights or activations with fewer bits [4,6]. Quantization-aware training methods such as </w:t>
       </w:r>
       <w:proofErr w:type="spellStart"/>
       <w:r>
         <w:rPr>
-          <w:sz w:val="22"/>
-          <w:szCs w:val="28"/>
+          <w:sz w:val="24"/>
         </w:rPr>
         <w:t>DoReFa</w:t>
       </w:r>
       <w:proofErr w:type="spellEnd"/>
       <w:r>
         <w:rPr>
-          <w:sz w:val="22"/>
-          <w:szCs w:val="28"/>
-        </w:rPr>
-        <w:t>-Net and PACT enable low-bit training through differentiable approximations of the quantization function [15], [16]. HAWQ and HAWQ-V2 use second-order sensitivity information to assign different bit-widths to different layers, showing that mixed-precision quantization can preserve accuracy more effectively than uniform quantization [17], [18]. These methods show that bit-width sensitivity is layer-dependent, motivating the learnable quantization approach used in GETA. CAKR is complementary to these quantization methods because it focuses on teacher-guided recovery during GETA-based joint compression rather than changing the quantization scheme.</w:t>
+          <w:sz w:val="24"/>
+        </w:rPr>
+        <w:t>-Net, PACT, LSQ, and HAWQ improve low-bit performance through learnable quantization parameters or sensitivity-aware bit allocation [7–11]. These studies demonstrate that quantization sensitivity is layer-dependent, motivating the quantization strategy used by GETA. CAKR is complementary to these methods because it focuses on teacher-guided recovery rather than modifying the quantization process itself.</w:t>
       </w:r>
     </w:p>
     <w:p>
       <w:pPr>
-        <w:pStyle w:val="Heading2"/>
-        <w:keepNext/>
-        <w:spacing w:before="120"/>
+        <w:spacing w:before="100" w:beforeAutospacing="1" w:after="100" w:afterAutospacing="1"/>
         <w:rPr>
           <w:sz w:val="24"/>
-          <w:szCs w:val="28"/>
-        </w:rPr>
-      </w:pPr>
-      <w:r>
-        <w:rPr>
+        </w:rPr>
+      </w:pPr>
+      <w:r>
+        <w:rPr>
+          <w:b/>
+          <w:bCs/>
           <w:sz w:val="24"/>
-          <w:szCs w:val="28"/>
         </w:rPr>
         <w:t>2.3 Joint Pruning and Quantization</w:t>
       </w:r>
     </w:p>
     <w:p>
       <w:pPr>
-        <w:spacing w:after="120" w:line="259" w:lineRule="auto"/>
-        <w:ind w:firstLine="288"/>
-        <w:jc w:val="both"/>
-        <w:rPr>
-          <w:sz w:val="22"/>
-          <w:szCs w:val="28"/>
-        </w:rPr>
-      </w:pPr>
-      <w:r>
-        <w:rPr>
-          <w:sz w:val="22"/>
-          <w:szCs w:val="28"/>
+        <w:spacing w:before="100" w:beforeAutospacing="1" w:after="100" w:afterAutospacing="1"/>
+        <w:rPr>
+          <w:sz w:val="24"/>
+        </w:rPr>
+      </w:pPr>
+      <w:r>
+        <w:rPr>
+          <w:sz w:val="24"/>
         </w:rPr>
         <w:t>Applying pruning and quantization separately can be suboptimal because pruning changes the network structure and may alter quantization sensitivity. Zhang et al. showed that structured channel pruning and uniform quantization should be considered together rather than as independent post-processing steps [9]. GETA extends this direction by automatically combining structured pruning and quantization-aware training with explicit sparsity and bit-width constraints through a quantization-aware dependency graph and a quantization-aware structured sparse optimizer [10]. In this paper, GETA is used as the common compression backbone for all evaluated methods.</w:t>
       </w:r>
     </w:p>
     <w:p>
       <w:pPr>
-        <w:pStyle w:val="Heading2"/>
-        <w:keepNext/>
-        <w:spacing w:before="120"/>
+        <w:spacing w:before="100" w:beforeAutospacing="1" w:after="100" w:afterAutospacing="1"/>
         <w:rPr>
           <w:sz w:val="24"/>
-          <w:szCs w:val="28"/>
-        </w:rPr>
-      </w:pPr>
-      <w:r>
-        <w:rPr>
+        </w:rPr>
+      </w:pPr>
+      <w:r>
+        <w:rPr>
+          <w:b/>
+          <w:bCs/>
           <w:sz w:val="24"/>
-          <w:szCs w:val="28"/>
         </w:rPr>
         <w:t>2.4 Knowledge Distillation for Compressed Models</w:t>
       </w:r>
     </w:p>
     <w:p>
       <w:pPr>
-        <w:spacing w:after="120" w:line="259" w:lineRule="auto"/>
-        <w:ind w:firstLine="288"/>
-        <w:jc w:val="both"/>
-        <w:rPr>
-          <w:sz w:val="22"/>
-          <w:szCs w:val="28"/>
-        </w:rPr>
-      </w:pPr>
-      <w:r>
-        <w:rPr>
-          <w:sz w:val="22"/>
-          <w:szCs w:val="28"/>
-        </w:rPr>
-        <w:t xml:space="preserve">Knowledge distillation transfers soft output information from a teacher model to a student network [3]. Feature distillation methods such as </w:t>
+        <w:spacing w:before="100" w:beforeAutospacing="1" w:after="100" w:afterAutospacing="1"/>
+        <w:rPr>
+          <w:sz w:val="24"/>
+        </w:rPr>
+      </w:pPr>
+      <w:r>
+        <w:rPr>
+          <w:sz w:val="24"/>
+        </w:rPr>
+        <w:t xml:space="preserve">Knowledge distillation transfers information from a teacher model to a student network [20]. Feature distillation methods such as </w:t>
       </w:r>
       <w:proofErr w:type="spellStart"/>
       <w:r>
         <w:rPr>
-          <w:sz w:val="22"/>
-          <w:szCs w:val="28"/>
+          <w:sz w:val="24"/>
         </w:rPr>
         <w:t>FitNets</w:t>
       </w:r>
       <w:proofErr w:type="spellEnd"/>
       <w:r>
         <w:rPr>
-          <w:sz w:val="22"/>
-          <w:szCs w:val="28"/>
-        </w:rPr>
-        <w:t>, RKD, CRD, and PKT further transfer hidden-layer information and representation geometry [4], [19]</w:t>
-      </w:r>
-      <w:proofErr w:type="gramStart"/>
-      <w:r>
-        <w:rPr>
-          <w:sz w:val="22"/>
-          <w:szCs w:val="28"/>
-        </w:rPr>
-        <w:t>–[</w:t>
-      </w:r>
-      <w:proofErr w:type="gramEnd"/>
-      <w:r>
-        <w:rPr>
-          <w:sz w:val="22"/>
-          <w:szCs w:val="28"/>
-        </w:rPr>
-        <w:t>21]. These methods are relevant because CAKR optionally uses a small feature distillation term. Several compression pipelines combine pruning, quantization, and KD to improve recovery: PQK [11] constructs a teacher from pruned weights in a two-phase pipeline, QRPK [12] studies quantization robustness with KD across multiple bit-widths, and a CAKD-based pipeline [13] combines pruning, QAT, and distillation. Unlike these methods, CAKR does not require a multi-stage pipeline or an internal teacher. Instead, it uses the dense pretrained checkpoint as the teacher and adapts the KD signal based on the current compression state during GETA training.</w:t>
+          <w:sz w:val="24"/>
+        </w:rPr>
+        <w:t>, RKD, CRD, and PKT additionally transfer intermediate representations [21–24]. Several studies combine pruning, quantization, and KD to improve compressed-model recovery. PQK, QRPK, and CAKD-based pipelines integrate KD into compression workflows [14–16], while PDC performs joint compression and teacher-guided recovery within a unified framework [25].</w:t>
+      </w:r>
+    </w:p>
+    <w:p>
+      <w:pPr>
+        <w:spacing w:before="100" w:beforeAutospacing="1" w:after="100" w:afterAutospacing="1"/>
+        <w:rPr>
+          <w:sz w:val="24"/>
+        </w:rPr>
+      </w:pPr>
+      <w:r>
+        <w:rPr>
+          <w:sz w:val="24"/>
+        </w:rPr>
+        <w:t xml:space="preserve">Recent work has shown that the effectiveness of KD depends on both architecture and compression strategy. </w:t>
+      </w:r>
+      <w:proofErr w:type="spellStart"/>
+      <w:r>
+        <w:rPr>
+          <w:sz w:val="24"/>
+        </w:rPr>
+        <w:t>Malihi</w:t>
+      </w:r>
+      <w:proofErr w:type="spellEnd"/>
+      <w:r>
+        <w:rPr>
+          <w:sz w:val="24"/>
+        </w:rPr>
+        <w:t xml:space="preserve"> and Heidemann demonstrated that no single pruning-KD combination is consistently optimal across architectures [26]. Cui et al. combined structured pruning and dense KD for transformer compression, showing advantages of joint optimization over sequential compression pipelines [27].</w:t>
+      </w:r>
+    </w:p>
+    <w:p>
+      <w:pPr>
+        <w:spacing w:before="100" w:beforeAutospacing="1" w:after="100" w:afterAutospacing="1"/>
+        <w:rPr>
+          <w:sz w:val="24"/>
+        </w:rPr>
+      </w:pPr>
+      <w:r>
+        <w:rPr>
+          <w:sz w:val="24"/>
+        </w:rPr>
+        <w:t>Unlike these methods, CAKR uses a dense pretrained checkpoint as the teacher and adapts the distillation signal according to the current compression state during GETA training. This work focuses on CNN-based joint structured pruning and quantization and provides a systematic multi-seed comparison of fixed and compression-aware KD strategies within the GETA framework.</w:t>
       </w:r>
     </w:p>
     <w:p>
@@ -815,12 +733,23 @@
           <w:szCs w:val="28"/>
         </w:rPr>
       </w:pPr>
-      <w:r>
-        <w:rPr>
-          <w:sz w:val="22"/>
-          <w:szCs w:val="28"/>
-        </w:rPr>
-        <w:t>After training, GETA constructs the final compressed subnet by removing zero-saliency groups and applying the learned quantization parameters. In this work, GETA-only denotes this process using cross-entropy only, and serves as the primary baseline.</w:t>
+    </w:p>
+    <w:p>
+      <w:pPr>
+        <w:spacing w:after="120" w:line="259" w:lineRule="auto"/>
+        <w:ind w:firstLine="288"/>
+        <w:jc w:val="both"/>
+        <w:rPr>
+          <w:sz w:val="22"/>
+          <w:szCs w:val="28"/>
+        </w:rPr>
+      </w:pPr>
+      <w:r>
+        <w:rPr>
+          <w:sz w:val="22"/>
+          <w:szCs w:val="28"/>
+        </w:rPr>
+        <w:t>GETA follows a four-stage training process: a warm-up stage that initializes all variables using stochastic gradient descent; a projection stage that progressively reduces the bit-width range until the bit-width constraint is satisfied; a joint stage that simultaneously removes redundant structured groups and updates quantization parameters; and a cool-down stage that fine-tunes the remaining compressed parameters. During the joint stage, GETA uses a saliency-based criterion to identify redundant groups and a forget-rate mechanism to progressively zero them out. After training completes, GETA constructs the final compressed subnet by removing the zeroed groups and fixing the learned quantization parameters. In this work, GETA-only denotes this full process using cross-entropy loss only, serving as the primary baseline.</w:t>
       </w:r>
     </w:p>
     <w:p>
@@ -1125,36 +1054,40 @@
     </w:tbl>
     <w:p>
       <w:pPr>
-        <w:spacing w:after="120" w:line="259" w:lineRule="auto"/>
-        <w:ind w:firstLine="288"/>
-        <w:jc w:val="both"/>
-        <w:rPr>
-          <w:sz w:val="22"/>
-          <w:szCs w:val="28"/>
-        </w:rPr>
-      </w:pPr>
-      <w:r>
-        <w:rPr>
-          <w:sz w:val="22"/>
-          <w:szCs w:val="28"/>
-        </w:rPr>
-        <w:t xml:space="preserve">In vanilla KD, </w:t>
+        <w:pStyle w:val="Heading1"/>
+        <w:keepNext/>
+        <w:spacing w:before="200" w:after="100"/>
+        <w:rPr>
+          <w:b w:val="0"/>
+          <w:bCs w:val="0"/>
+          <w:sz w:val="22"/>
+        </w:rPr>
+      </w:pPr>
+      <w:r>
+        <w:rPr>
+          <w:b w:val="0"/>
+          <w:bCs w:val="0"/>
+          <w:sz w:val="22"/>
+        </w:rPr>
+        <w:t xml:space="preserve">The temperature T controls the softness of the output distributions — higher T produces softer distributions that reveal more inter-class similarity information from the teacher. The T² scaling factor preserves the gradient magnitude relative to the cross-entropy term, ensuring that the KD loss contributes meaningfully during training. In vanilla KD, both T and </w:t>
       </w:r>
       <w:proofErr w:type="spellStart"/>
       <w:r>
         <w:rPr>
-          <w:sz w:val="22"/>
-          <w:szCs w:val="28"/>
+          <w:b w:val="0"/>
+          <w:bCs w:val="0"/>
+          <w:sz w:val="22"/>
         </w:rPr>
         <w:t>λ_KD</w:t>
       </w:r>
       <w:proofErr w:type="spellEnd"/>
       <w:r>
         <w:rPr>
-          <w:sz w:val="22"/>
-          <w:szCs w:val="28"/>
-        </w:rPr>
-        <w:t xml:space="preserve"> and T are fixed throughout training. This paper compares this fixed-strength teacher signal against a compression-aware adaptive alternative under the same GETA compression protocol.</w:t>
+          <w:b w:val="0"/>
+          <w:bCs w:val="0"/>
+          <w:sz w:val="22"/>
+        </w:rPr>
+        <w:t xml:space="preserve"> are fixed throughout training regardless of the student's current state.</w:t>
       </w:r>
     </w:p>
     <w:p>
@@ -1333,465 +1266,1648 @@
     </w:p>
     <w:p>
       <w:pPr>
-        <w:pStyle w:val="Heading2"/>
-        <w:keepNext/>
-        <w:spacing w:before="120"/>
-        <w:rPr>
-          <w:sz w:val="24"/>
-          <w:szCs w:val="28"/>
-        </w:rPr>
-      </w:pPr>
-      <w:r>
-        <w:rPr>
-          <w:sz w:val="24"/>
-          <w:szCs w:val="28"/>
+        <w:pStyle w:val="Heading3"/>
+        <w:rPr>
+          <w:b/>
+          <w:bCs/>
+          <w:color w:val="auto"/>
+          <w:sz w:val="27"/>
+          <w:szCs w:val="27"/>
+        </w:rPr>
+      </w:pPr>
+      <w:r>
+        <w:rPr>
+          <w:b/>
+          <w:bCs/>
+          <w:color w:val="auto"/>
+          <w:sz w:val="27"/>
+          <w:szCs w:val="27"/>
         </w:rPr>
         <w:t>4.3 Compression-Aware Knowledge Regularization (CAKR)</w:t>
       </w:r>
     </w:p>
     <w:p>
       <w:pPr>
-        <w:spacing w:after="120" w:line="259" w:lineRule="auto"/>
-        <w:ind w:firstLine="288"/>
-        <w:jc w:val="both"/>
-        <w:rPr>
-          <w:sz w:val="22"/>
-          <w:szCs w:val="28"/>
-        </w:rPr>
-      </w:pPr>
-      <w:r>
-        <w:rPr>
-          <w:sz w:val="22"/>
-          <w:szCs w:val="28"/>
-        </w:rPr>
-        <w:t>CAKR keeps cross-entropy as the primary objective and adds adaptive teacher-guided regularization using the weighted KD term defined below:</w:t>
-      </w:r>
-    </w:p>
-    <w:tbl>
-      <w:tblPr>
-        <w:tblW w:w="5000" w:type="pct"/>
-        <w:jc w:val="center"/>
-        <w:tblBorders>
-          <w:top w:val="nil"/>
-          <w:left w:val="nil"/>
-          <w:bottom w:val="nil"/>
-          <w:right w:val="nil"/>
-          <w:insideH w:val="nil"/>
-          <w:insideV w:val="nil"/>
-        </w:tblBorders>
-        <w:tblLook w:val="04A0" w:firstRow="1" w:lastRow="0" w:firstColumn="1" w:lastColumn="0" w:noHBand="0" w:noVBand="1"/>
-      </w:tblPr>
-      <w:tblGrid>
-        <w:gridCol w:w="5183"/>
-        <w:gridCol w:w="4609"/>
-      </w:tblGrid>
-      <w:tr>
-        <w:trPr>
-          <w:jc w:val="center"/>
-        </w:trPr>
-        <w:tc>
-          <w:tcPr>
-            <w:tcW w:w="4896" w:type="dxa"/>
-            <w:vAlign w:val="center"/>
-          </w:tcPr>
-          <w:p>
-            <w:pPr>
-              <w:spacing w:before="40" w:after="40"/>
-              <w:jc w:val="center"/>
-              <w:rPr>
-                <w:sz w:val="22"/>
-                <w:szCs w:val="28"/>
-              </w:rPr>
-            </w:pPr>
-            <w:r>
-              <w:rPr>
-                <w:b/>
-                <w:noProof/>
-                <w:sz w:val="18"/>
-                <w:szCs w:val="28"/>
-              </w:rPr>
-              <w:drawing>
-                <wp:inline distT="0" distB="0" distL="0" distR="0" wp14:anchorId="343CCB5B" wp14:editId="1B522C3D">
-                  <wp:extent cx="3154070" cy="380390"/>
-                  <wp:effectExtent l="0" t="0" r="0" b="0"/>
-                  <wp:docPr id="4" name="Picture 4"/>
-                  <wp:cNvGraphicFramePr>
-                    <a:graphicFrameLocks xmlns:a="http://schemas.openxmlformats.org/drawingml/2006/main" noChangeAspect="1"/>
-                  </wp:cNvGraphicFramePr>
-                  <a:graphic xmlns:a="http://schemas.openxmlformats.org/drawingml/2006/main">
-                    <a:graphicData uri="http://schemas.openxmlformats.org/drawingml/2006/picture">
-                      <pic:pic xmlns:pic="http://schemas.openxmlformats.org/drawingml/2006/picture">
-                        <pic:nvPicPr>
-                          <pic:cNvPr id="0" name="equation_4.png"/>
-                          <pic:cNvPicPr/>
-                        </pic:nvPicPr>
-                        <pic:blipFill>
-                          <a:blip r:embed="rId9"/>
-                          <a:stretch>
-                            <a:fillRect/>
-                          </a:stretch>
-                        </pic:blipFill>
-                        <pic:spPr>
-                          <a:xfrm>
-                            <a:off x="0" y="0"/>
-                            <a:ext cx="3154070" cy="380390"/>
-                          </a:xfrm>
-                          <a:prstGeom prst="rect">
-                            <a:avLst/>
-                          </a:prstGeom>
-                        </pic:spPr>
-                      </pic:pic>
-                    </a:graphicData>
-                  </a:graphic>
-                </wp:inline>
-              </w:drawing>
-            </w:r>
-          </w:p>
-        </w:tc>
-        <w:tc>
-          <w:tcPr>
-            <w:tcW w:w="4896" w:type="dxa"/>
-            <w:vAlign w:val="center"/>
-          </w:tcPr>
-          <w:p>
-            <w:pPr>
-              <w:spacing w:before="40" w:after="40"/>
-              <w:jc w:val="center"/>
-              <w:rPr>
-                <w:sz w:val="22"/>
-                <w:szCs w:val="28"/>
-              </w:rPr>
-            </w:pPr>
-            <w:r>
-              <w:rPr>
-                <w:b/>
-                <w:sz w:val="18"/>
-                <w:szCs w:val="28"/>
-              </w:rPr>
-              <w:t>(4)</w:t>
-            </w:r>
-          </w:p>
-        </w:tc>
-      </w:tr>
-    </w:tbl>
-    <w:p>
-      <w:pPr>
-        <w:spacing w:after="120" w:line="259" w:lineRule="auto"/>
-        <w:ind w:firstLine="288"/>
-        <w:jc w:val="both"/>
-        <w:rPr>
-          <w:sz w:val="22"/>
-          <w:szCs w:val="28"/>
-        </w:rPr>
-      </w:pPr>
-      <w:r>
-        <w:rPr>
-          <w:sz w:val="22"/>
-          <w:szCs w:val="28"/>
-        </w:rPr>
-        <w:t>The CE term is not down-weighted. CAKR is activated only after the target sparsity is reached and stable, so that teacher guidance does not disturb the early GETA pruning and quantization search.</w:t>
-      </w:r>
+        <w:spacing w:before="100" w:beforeAutospacing="1" w:after="100" w:afterAutospacing="1"/>
+        <w:rPr>
+          <w:sz w:val="24"/>
+        </w:rPr>
+      </w:pPr>
+      <w:r>
+        <w:rPr>
+          <w:sz w:val="24"/>
+        </w:rPr>
+        <w:t>CAKR keeps cross-entropy as the primary objective and adds adaptive teacher-guided regularization using the teacher-correct weighted KD term</w:t>
+      </w:r>
+      <w:r>
+        <w:rPr>
+          <w:sz w:val="24"/>
+        </w:rPr>
+        <w:t xml:space="preserve"> </w:t>
+      </w:r>
+      <w:r>
+        <w:rPr>
+          <w:sz w:val="24"/>
+        </w:rPr>
+        <w:t xml:space="preserve">defined below in Section </w:t>
+      </w:r>
+      <w:proofErr w:type="gramStart"/>
+      <w:r>
+        <w:rPr>
+          <w:sz w:val="24"/>
+        </w:rPr>
+        <w:t>4.4</w:t>
+      </w:r>
+      <w:r>
+        <w:rPr>
+          <w:sz w:val="24"/>
+        </w:rPr>
+        <w:t xml:space="preserve"> </w:t>
+      </w:r>
+      <w:r>
+        <w:rPr>
+          <w:sz w:val="24"/>
+        </w:rPr>
+        <w:t>.</w:t>
+      </w:r>
+      <w:proofErr w:type="gramEnd"/>
     </w:p>
     <w:p>
       <w:pPr>
-        <w:pStyle w:val="Heading2"/>
-        <w:keepNext/>
-        <w:spacing w:before="120"/>
         <w:rPr>
           <w:sz w:val="24"/>
-          <w:szCs w:val="28"/>
-        </w:rPr>
-      </w:pPr>
-      <w:r>
-        <w:rPr>
-          <w:sz w:val="24"/>
-          <w:szCs w:val="28"/>
-        </w:rPr>
-        <w:t>4.4 Teacher-Correct Confidence Weighting</w:t>
-      </w:r>
+        </w:rPr>
+      </w:pPr>
+      <m:oMathPara>
+        <m:oMath>
+          <m:m>
+            <m:mPr>
+              <m:plcHide m:val="1"/>
+              <m:mcs>
+                <m:mc>
+                  <m:mcPr>
+                    <m:count m:val="4"/>
+                    <m:mcJc m:val="center"/>
+                  </m:mcPr>
+                </m:mc>
+              </m:mcs>
+              <m:ctrlPr>
+                <w:rPr>
+                  <w:rFonts w:ascii="Cambria Math" w:hAnsi="Cambria Math"/>
+                  <w:sz w:val="24"/>
+                </w:rPr>
+              </m:ctrlPr>
+            </m:mPr>
+            <m:mr>
+              <m:e/>
+              <m:e>
+                <m:sSub>
+                  <m:sSubPr>
+                    <m:ctrlPr>
+                      <w:rPr>
+                        <w:rFonts w:ascii="Cambria Math" w:hAnsi="Cambria Math"/>
+                        <w:sz w:val="24"/>
+                      </w:rPr>
+                    </m:ctrlPr>
+                  </m:sSubPr>
+                  <m:e>
+                    <m:r>
+                      <w:rPr>
+                        <w:rFonts w:ascii="Cambria Math" w:hAnsi="Cambria Math"/>
+                        <w:sz w:val="24"/>
+                      </w:rPr>
+                      <m:t>L</m:t>
+                    </m:r>
+                  </m:e>
+                  <m:sub>
+                    <m:r>
+                      <w:rPr>
+                        <w:rFonts w:ascii="Cambria Math" w:hAnsi="Cambria Math"/>
+                        <w:sz w:val="24"/>
+                      </w:rPr>
+                      <m:t>CAKR</m:t>
+                    </m:r>
+                  </m:sub>
+                </m:sSub>
+                <m:r>
+                  <w:rPr>
+                    <w:rFonts w:ascii="Cambria Math" w:hAnsi="Cambria Math"/>
+                    <w:sz w:val="24"/>
+                  </w:rPr>
+                  <m:t>=</m:t>
+                </m:r>
+                <m:sSub>
+                  <m:sSubPr>
+                    <m:ctrlPr>
+                      <w:rPr>
+                        <w:rFonts w:ascii="Cambria Math" w:hAnsi="Cambria Math"/>
+                        <w:sz w:val="24"/>
+                      </w:rPr>
+                    </m:ctrlPr>
+                  </m:sSubPr>
+                  <m:e>
+                    <m:r>
+                      <w:rPr>
+                        <w:rFonts w:ascii="Cambria Math" w:hAnsi="Cambria Math"/>
+                        <w:sz w:val="24"/>
+                      </w:rPr>
+                      <m:t>L</m:t>
+                    </m:r>
+                  </m:e>
+                  <m:sub>
+                    <m:r>
+                      <w:rPr>
+                        <w:rFonts w:ascii="Cambria Math" w:hAnsi="Cambria Math"/>
+                        <w:sz w:val="24"/>
+                      </w:rPr>
+                      <m:t>CE</m:t>
+                    </m:r>
+                  </m:sub>
+                </m:sSub>
+                <m:r>
+                  <w:rPr>
+                    <w:rFonts w:ascii="Cambria Math" w:hAnsi="Cambria Math"/>
+                    <w:sz w:val="24"/>
+                  </w:rPr>
+                  <m:t>+</m:t>
+                </m:r>
+                <m:sSub>
+                  <m:sSubPr>
+                    <m:ctrlPr>
+                      <w:rPr>
+                        <w:rFonts w:ascii="Cambria Math" w:hAnsi="Cambria Math"/>
+                        <w:sz w:val="24"/>
+                      </w:rPr>
+                    </m:ctrlPr>
+                  </m:sSubPr>
+                  <m:e>
+                    <m:r>
+                      <w:rPr>
+                        <w:rFonts w:ascii="Cambria Math" w:hAnsi="Cambria Math"/>
+                        <w:sz w:val="24"/>
+                      </w:rPr>
+                      <m:t>λ</m:t>
+                    </m:r>
+                  </m:e>
+                  <m:sub>
+                    <m:r>
+                      <w:rPr>
+                        <w:rFonts w:ascii="Cambria Math" w:hAnsi="Cambria Math"/>
+                        <w:sz w:val="24"/>
+                      </w:rPr>
+                      <m:t>KD</m:t>
+                    </m:r>
+                  </m:sub>
+                </m:sSub>
+                <m:sSup>
+                  <m:sSupPr>
+                    <m:ctrlPr>
+                      <w:rPr>
+                        <w:rFonts w:ascii="Cambria Math" w:hAnsi="Cambria Math"/>
+                        <w:sz w:val="24"/>
+                      </w:rPr>
+                    </m:ctrlPr>
+                  </m:sSupPr>
+                  <m:e>
+                    <m:r>
+                      <w:rPr>
+                        <w:rFonts w:ascii="Cambria Math" w:hAnsi="Cambria Math"/>
+                        <w:sz w:val="24"/>
+                      </w:rPr>
+                      <m:t>T</m:t>
+                    </m:r>
+                  </m:e>
+                  <m:sup>
+                    <m:r>
+                      <w:rPr>
+                        <w:rFonts w:ascii="Cambria Math" w:hAnsi="Cambria Math"/>
+                        <w:sz w:val="24"/>
+                      </w:rPr>
+                      <m:t>2</m:t>
+                    </m:r>
+                  </m:sup>
+                </m:sSup>
+                <m:sSubSup>
+                  <m:sSubSupPr>
+                    <m:ctrlPr>
+                      <w:rPr>
+                        <w:rFonts w:ascii="Cambria Math" w:hAnsi="Cambria Math"/>
+                        <w:sz w:val="24"/>
+                      </w:rPr>
+                    </m:ctrlPr>
+                  </m:sSubSupPr>
+                  <m:e>
+                    <m:r>
+                      <w:rPr>
+                        <w:rFonts w:ascii="Cambria Math" w:hAnsi="Cambria Math"/>
+                        <w:sz w:val="24"/>
+                      </w:rPr>
+                      <m:t>L</m:t>
+                    </m:r>
+                  </m:e>
+                  <m:sub>
+                    <m:r>
+                      <w:rPr>
+                        <w:rFonts w:ascii="Cambria Math" w:hAnsi="Cambria Math"/>
+                        <w:sz w:val="24"/>
+                      </w:rPr>
+                      <m:t>KD</m:t>
+                    </m:r>
+                  </m:sub>
+                  <m:sup>
+                    <m:r>
+                      <w:rPr>
+                        <w:rFonts w:ascii="Cambria Math" w:hAnsi="Cambria Math"/>
+                        <w:sz w:val="24"/>
+                      </w:rPr>
+                      <m:t>w</m:t>
+                    </m:r>
+                  </m:sup>
+                </m:sSubSup>
+                <m:r>
+                  <w:rPr>
+                    <w:rFonts w:ascii="Cambria Math" w:hAnsi="Cambria Math"/>
+                    <w:sz w:val="24"/>
+                  </w:rPr>
+                  <m:t>+</m:t>
+                </m:r>
+                <m:sSub>
+                  <m:sSubPr>
+                    <m:ctrlPr>
+                      <w:rPr>
+                        <w:rFonts w:ascii="Cambria Math" w:hAnsi="Cambria Math"/>
+                        <w:sz w:val="24"/>
+                      </w:rPr>
+                    </m:ctrlPr>
+                  </m:sSubPr>
+                  <m:e>
+                    <m:r>
+                      <w:rPr>
+                        <w:rFonts w:ascii="Cambria Math" w:hAnsi="Cambria Math"/>
+                        <w:sz w:val="24"/>
+                      </w:rPr>
+                      <m:t>λ</m:t>
+                    </m:r>
+                  </m:e>
+                  <m:sub>
+                    <m:r>
+                      <w:rPr>
+                        <w:rFonts w:ascii="Cambria Math" w:hAnsi="Cambria Math"/>
+                        <w:sz w:val="24"/>
+                      </w:rPr>
+                      <m:t>FD</m:t>
+                    </m:r>
+                  </m:sub>
+                </m:sSub>
+                <m:sSub>
+                  <m:sSubPr>
+                    <m:ctrlPr>
+                      <w:rPr>
+                        <w:rFonts w:ascii="Cambria Math" w:hAnsi="Cambria Math"/>
+                        <w:sz w:val="24"/>
+                      </w:rPr>
+                    </m:ctrlPr>
+                  </m:sSubPr>
+                  <m:e>
+                    <m:r>
+                      <w:rPr>
+                        <w:rFonts w:ascii="Cambria Math" w:hAnsi="Cambria Math"/>
+                        <w:sz w:val="24"/>
+                      </w:rPr>
+                      <m:t>L</m:t>
+                    </m:r>
+                  </m:e>
+                  <m:sub>
+                    <m:r>
+                      <w:rPr>
+                        <w:rFonts w:ascii="Cambria Math" w:hAnsi="Cambria Math"/>
+                        <w:sz w:val="24"/>
+                      </w:rPr>
+                      <m:t>FD</m:t>
+                    </m:r>
+                  </m:sub>
+                </m:sSub>
+                <m:r>
+                  <m:rPr>
+                    <m:sty m:val="p"/>
+                  </m:rPr>
+                  <w:rPr>
+                    <w:rFonts w:ascii="Cambria Math" w:hAnsi="Cambria Math"/>
+                    <w:sz w:val="24"/>
+                  </w:rPr>
+                  <m:t>.</m:t>
+                </m:r>
+              </m:e>
+              <m:e/>
+              <m:e>
+                <m:r>
+                  <m:rPr>
+                    <m:nor/>
+                  </m:rPr>
+                  <w:rPr>
+                    <w:sz w:val="24"/>
+                  </w:rPr>
+                  <m:t>(4)</m:t>
+                </m:r>
+              </m:e>
+            </m:mr>
+          </m:m>
+          <m:r>
+            <m:rPr>
+              <m:sty m:val="p"/>
+            </m:rPr>
+            <w:rPr>
+              <w:rFonts w:ascii="Cambria Math" w:hAnsi="Cambria Math"/>
+              <w:sz w:val="24"/>
+            </w:rPr>
+            <w:br/>
+          </m:r>
+        </m:oMath>
+      </m:oMathPara>
     </w:p>
     <w:p>
       <w:pPr>
-        <w:spacing w:after="120" w:line="259" w:lineRule="auto"/>
-        <w:ind w:firstLine="288"/>
-        <w:jc w:val="both"/>
-        <w:rPr>
-          <w:sz w:val="22"/>
-          <w:szCs w:val="28"/>
-        </w:rPr>
-      </w:pPr>
-      <w:r>
-        <w:rPr>
-          <w:sz w:val="22"/>
-          <w:szCs w:val="28"/>
-        </w:rPr>
-        <w:t xml:space="preserve">To reduce negative transfer, CAKR emphasizes teacher guidance only when the teacher is correct and confident. For each sample </w:t>
-      </w:r>
-      <w:proofErr w:type="spellStart"/>
-      <w:r>
-        <w:rPr>
-          <w:sz w:val="22"/>
-          <w:szCs w:val="28"/>
-        </w:rPr>
-        <w:t>i</w:t>
-      </w:r>
-      <w:proofErr w:type="spellEnd"/>
-      <w:r>
-        <w:rPr>
-          <w:sz w:val="22"/>
-          <w:szCs w:val="28"/>
-        </w:rPr>
-        <w:t>, teacher confidence and correctness are defined as:</w:t>
+        <w:spacing w:before="100" w:beforeAutospacing="1" w:after="100" w:afterAutospacing="1"/>
+        <w:rPr>
+          <w:sz w:val="24"/>
+        </w:rPr>
+      </w:pPr>
+      <w:r>
+        <w:rPr>
+          <w:sz w:val="24"/>
+        </w:rPr>
+        <w:t xml:space="preserve">Here, </w:t>
+      </w:r>
+      <m:oMath>
+        <m:sSub>
+          <m:sSubPr>
+            <m:ctrlPr>
+              <w:rPr>
+                <w:rFonts w:ascii="Cambria Math" w:hAnsi="Cambria Math"/>
+                <w:sz w:val="24"/>
+              </w:rPr>
+            </m:ctrlPr>
+          </m:sSubPr>
+          <m:e>
+            <m:r>
+              <w:rPr>
+                <w:rFonts w:ascii="Cambria Math" w:hAnsi="Cambria Math"/>
+                <w:sz w:val="24"/>
+              </w:rPr>
+              <m:t>L</m:t>
+            </m:r>
+          </m:e>
+          <m:sub>
+            <m:r>
+              <w:rPr>
+                <w:rFonts w:ascii="Cambria Math" w:hAnsi="Cambria Math"/>
+                <w:sz w:val="24"/>
+              </w:rPr>
+              <m:t>CE</m:t>
+            </m:r>
+          </m:sub>
+        </m:sSub>
+      </m:oMath>
+      <w:r>
+        <w:rPr>
+          <w:sz w:val="24"/>
+        </w:rPr>
+        <w:t xml:space="preserve">is the supervised cross-entropy loss, </w:t>
+      </w:r>
+      <m:oMath>
+        <m:sSubSup>
+          <m:sSubSupPr>
+            <m:ctrlPr>
+              <w:rPr>
+                <w:rFonts w:ascii="Cambria Math" w:hAnsi="Cambria Math"/>
+                <w:sz w:val="24"/>
+              </w:rPr>
+            </m:ctrlPr>
+          </m:sSubSupPr>
+          <m:e>
+            <m:r>
+              <w:rPr>
+                <w:rFonts w:ascii="Cambria Math" w:hAnsi="Cambria Math"/>
+                <w:sz w:val="24"/>
+              </w:rPr>
+              <m:t>L</m:t>
+            </m:r>
+          </m:e>
+          <m:sub>
+            <m:r>
+              <w:rPr>
+                <w:rFonts w:ascii="Cambria Math" w:hAnsi="Cambria Math"/>
+                <w:sz w:val="24"/>
+              </w:rPr>
+              <m:t>KD</m:t>
+            </m:r>
+          </m:sub>
+          <m:sup>
+            <m:r>
+              <w:rPr>
+                <w:rFonts w:ascii="Cambria Math" w:hAnsi="Cambria Math"/>
+                <w:sz w:val="24"/>
+              </w:rPr>
+              <m:t>w</m:t>
+            </m:r>
+          </m:sup>
+        </m:sSubSup>
+      </m:oMath>
+      <w:r>
+        <w:rPr>
+          <w:sz w:val="24"/>
+        </w:rPr>
+        <w:t xml:space="preserve">is the teacher-correct confidence-weighted KD loss, </w:t>
+      </w:r>
+      <m:oMath>
+        <m:sSub>
+          <m:sSubPr>
+            <m:ctrlPr>
+              <w:rPr>
+                <w:rFonts w:ascii="Cambria Math" w:hAnsi="Cambria Math"/>
+                <w:sz w:val="24"/>
+              </w:rPr>
+            </m:ctrlPr>
+          </m:sSubPr>
+          <m:e>
+            <m:r>
+              <w:rPr>
+                <w:rFonts w:ascii="Cambria Math" w:hAnsi="Cambria Math"/>
+                <w:sz w:val="24"/>
+              </w:rPr>
+              <m:t>L</m:t>
+            </m:r>
+          </m:e>
+          <m:sub>
+            <m:r>
+              <w:rPr>
+                <w:rFonts w:ascii="Cambria Math" w:hAnsi="Cambria Math"/>
+                <w:sz w:val="24"/>
+              </w:rPr>
+              <m:t>FD</m:t>
+            </m:r>
+          </m:sub>
+        </m:sSub>
+      </m:oMath>
+      <w:r>
+        <w:rPr>
+          <w:sz w:val="24"/>
+        </w:rPr>
+        <w:t xml:space="preserve">is the optional feature distillation loss, </w:t>
+      </w:r>
+      <m:oMath>
+        <m:r>
+          <w:rPr>
+            <w:rFonts w:ascii="Cambria Math" w:hAnsi="Cambria Math"/>
+            <w:sz w:val="24"/>
+          </w:rPr>
+          <m:t>T</m:t>
+        </m:r>
+      </m:oMath>
+      <w:r>
+        <w:rPr>
+          <w:sz w:val="24"/>
+        </w:rPr>
+        <w:t xml:space="preserve">is the distillation temperature, and </w:t>
+      </w:r>
+      <m:oMath>
+        <m:sSub>
+          <m:sSubPr>
+            <m:ctrlPr>
+              <w:rPr>
+                <w:rFonts w:ascii="Cambria Math" w:hAnsi="Cambria Math"/>
+                <w:sz w:val="24"/>
+              </w:rPr>
+            </m:ctrlPr>
+          </m:sSubPr>
+          <m:e>
+            <m:r>
+              <w:rPr>
+                <w:rFonts w:ascii="Cambria Math" w:hAnsi="Cambria Math"/>
+                <w:sz w:val="24"/>
+              </w:rPr>
+              <m:t>λ</m:t>
+            </m:r>
+          </m:e>
+          <m:sub>
+            <m:r>
+              <w:rPr>
+                <w:rFonts w:ascii="Cambria Math" w:hAnsi="Cambria Math"/>
+                <w:sz w:val="24"/>
+              </w:rPr>
+              <m:t>KD</m:t>
+            </m:r>
+          </m:sub>
+        </m:sSub>
+      </m:oMath>
+      <w:r>
+        <w:rPr>
+          <w:sz w:val="24"/>
+        </w:rPr>
+        <w:t xml:space="preserve">and </w:t>
+      </w:r>
+      <m:oMath>
+        <m:sSub>
+          <m:sSubPr>
+            <m:ctrlPr>
+              <w:rPr>
+                <w:rFonts w:ascii="Cambria Math" w:hAnsi="Cambria Math"/>
+                <w:sz w:val="24"/>
+              </w:rPr>
+            </m:ctrlPr>
+          </m:sSubPr>
+          <m:e>
+            <m:r>
+              <w:rPr>
+                <w:rFonts w:ascii="Cambria Math" w:hAnsi="Cambria Math"/>
+                <w:sz w:val="24"/>
+              </w:rPr>
+              <m:t>λ</m:t>
+            </m:r>
+          </m:e>
+          <m:sub>
+            <m:r>
+              <w:rPr>
+                <w:rFonts w:ascii="Cambria Math" w:hAnsi="Cambria Math"/>
+                <w:sz w:val="24"/>
+              </w:rPr>
+              <m:t>FD</m:t>
+            </m:r>
+          </m:sub>
+        </m:sSub>
+      </m:oMath>
+      <w:r>
+        <w:rPr>
+          <w:sz w:val="24"/>
+        </w:rPr>
+        <w:t>control the KD and FD contributions. The CE term is not down-weighted. CAKR is activated only after the target sparsity is reached and stable, so that teacher guidance does not disturb the early GETA pruning and quantization search.</w:t>
       </w:r>
     </w:p>
-    <w:tbl>
-      <w:tblPr>
-        <w:tblW w:w="5000" w:type="pct"/>
-        <w:jc w:val="center"/>
-        <w:tblBorders>
-          <w:top w:val="nil"/>
-          <w:left w:val="nil"/>
-          <w:bottom w:val="nil"/>
-          <w:right w:val="nil"/>
-          <w:insideH w:val="nil"/>
-          <w:insideV w:val="nil"/>
-        </w:tblBorders>
-        <w:tblLook w:val="04A0" w:firstRow="1" w:lastRow="0" w:firstColumn="1" w:lastColumn="0" w:noHBand="0" w:noVBand="1"/>
-      </w:tblPr>
-      <w:tblGrid>
-        <w:gridCol w:w="8234"/>
-        <w:gridCol w:w="1558"/>
-      </w:tblGrid>
-      <w:tr>
-        <w:trPr>
-          <w:jc w:val="center"/>
-        </w:trPr>
-        <w:tc>
-          <w:tcPr>
-            <w:tcW w:w="4896" w:type="dxa"/>
-            <w:vAlign w:val="center"/>
-          </w:tcPr>
-          <w:p>
-            <w:pPr>
-              <w:spacing w:before="40" w:after="40"/>
-              <w:jc w:val="center"/>
-              <w:rPr>
-                <w:sz w:val="22"/>
-                <w:szCs w:val="28"/>
-              </w:rPr>
-            </w:pPr>
-            <w:r>
-              <w:rPr>
-                <w:b/>
-                <w:noProof/>
-                <w:sz w:val="18"/>
-                <w:szCs w:val="28"/>
-              </w:rPr>
-              <w:drawing>
-                <wp:inline distT="0" distB="0" distL="0" distR="0" wp14:anchorId="3A77F342" wp14:editId="26BBEF50">
-                  <wp:extent cx="5091684" cy="610210"/>
-                  <wp:effectExtent l="0" t="0" r="0" b="0"/>
-                  <wp:docPr id="5" name="Picture 5"/>
-                  <wp:cNvGraphicFramePr>
-                    <a:graphicFrameLocks xmlns:a="http://schemas.openxmlformats.org/drawingml/2006/main" noChangeAspect="1"/>
-                  </wp:cNvGraphicFramePr>
-                  <a:graphic xmlns:a="http://schemas.openxmlformats.org/drawingml/2006/main">
-                    <a:graphicData uri="http://schemas.openxmlformats.org/drawingml/2006/picture">
-                      <pic:pic xmlns:pic="http://schemas.openxmlformats.org/drawingml/2006/picture">
-                        <pic:nvPicPr>
-                          <pic:cNvPr id="0" name="equation_5.png"/>
-                          <pic:cNvPicPr/>
-                        </pic:nvPicPr>
-                        <pic:blipFill>
-                          <a:blip r:embed="rId10"/>
-                          <a:stretch>
-                            <a:fillRect/>
-                          </a:stretch>
-                        </pic:blipFill>
-                        <pic:spPr>
-                          <a:xfrm>
-                            <a:off x="0" y="0"/>
-                            <a:ext cx="5091684" cy="610210"/>
-                          </a:xfrm>
-                          <a:prstGeom prst="rect">
-                            <a:avLst/>
-                          </a:prstGeom>
-                        </pic:spPr>
-                      </pic:pic>
-                    </a:graphicData>
-                  </a:graphic>
-                </wp:inline>
-              </w:drawing>
-            </w:r>
-          </w:p>
-        </w:tc>
-        <w:tc>
-          <w:tcPr>
-            <w:tcW w:w="4896" w:type="dxa"/>
-            <w:vAlign w:val="center"/>
-          </w:tcPr>
-          <w:p>
-            <w:pPr>
-              <w:spacing w:before="40" w:after="40"/>
-              <w:jc w:val="center"/>
-              <w:rPr>
-                <w:sz w:val="22"/>
-                <w:szCs w:val="28"/>
-              </w:rPr>
-            </w:pPr>
-            <w:r>
-              <w:rPr>
-                <w:b/>
-                <w:sz w:val="18"/>
-                <w:szCs w:val="28"/>
-              </w:rPr>
-              <w:t>(5)</w:t>
-            </w:r>
-          </w:p>
-        </w:tc>
-      </w:tr>
-    </w:tbl>
     <w:p>
       <w:pPr>
-        <w:spacing w:after="120" w:line="259" w:lineRule="auto"/>
-        <w:ind w:firstLine="288"/>
-        <w:jc w:val="both"/>
-        <w:rPr>
-          <w:sz w:val="22"/>
-          <w:szCs w:val="28"/>
-        </w:rPr>
-      </w:pPr>
-      <w:r>
-        <w:rPr>
-          <w:sz w:val="22"/>
-          <w:szCs w:val="28"/>
-        </w:rPr>
-        <w:t>The corresponding teacher-correct weighted KD loss is:</w:t>
+        <w:spacing w:before="100" w:beforeAutospacing="1" w:after="100" w:afterAutospacing="1"/>
+        <w:outlineLvl w:val="2"/>
+        <w:rPr>
+          <w:b/>
+          <w:bCs/>
+          <w:sz w:val="27"/>
+          <w:szCs w:val="27"/>
+        </w:rPr>
+      </w:pPr>
+      <w:r>
+        <w:rPr>
+          <w:b/>
+          <w:bCs/>
+          <w:sz w:val="27"/>
+          <w:szCs w:val="27"/>
+        </w:rPr>
+        <w:t>4.4 Teacher-Correct Confidence Weighting</w:t>
       </w:r>
     </w:p>
-    <w:tbl>
-      <w:tblPr>
-        <w:tblW w:w="5000" w:type="pct"/>
-        <w:jc w:val="center"/>
-        <w:tblBorders>
-          <w:top w:val="nil"/>
-          <w:left w:val="nil"/>
-          <w:bottom w:val="nil"/>
-          <w:right w:val="nil"/>
-          <w:insideH w:val="nil"/>
-          <w:insideV w:val="nil"/>
-        </w:tblBorders>
-        <w:tblLook w:val="04A0" w:firstRow="1" w:lastRow="0" w:firstColumn="1" w:lastColumn="0" w:noHBand="0" w:noVBand="1"/>
-      </w:tblPr>
-      <w:tblGrid>
-        <w:gridCol w:w="6661"/>
-        <w:gridCol w:w="3131"/>
-      </w:tblGrid>
-      <w:tr>
-        <w:trPr>
-          <w:jc w:val="center"/>
-        </w:trPr>
-        <w:tc>
-          <w:tcPr>
-            <w:tcW w:w="4896" w:type="dxa"/>
-            <w:vAlign w:val="center"/>
-          </w:tcPr>
-          <w:p>
-            <w:pPr>
-              <w:spacing w:before="40" w:after="40"/>
-              <w:jc w:val="center"/>
-              <w:rPr>
-                <w:sz w:val="22"/>
-                <w:szCs w:val="28"/>
-              </w:rPr>
-            </w:pPr>
-            <w:r>
-              <w:rPr>
-                <w:b/>
-                <w:noProof/>
-                <w:sz w:val="18"/>
-                <w:szCs w:val="28"/>
-              </w:rPr>
-              <w:drawing>
-                <wp:inline distT="0" distB="0" distL="0" distR="0" wp14:anchorId="12D89CB8" wp14:editId="1B00EB5B">
-                  <wp:extent cx="4093159" cy="673608"/>
-                  <wp:effectExtent l="0" t="0" r="0" b="0"/>
-                  <wp:docPr id="6" name="Picture 6"/>
-                  <wp:cNvGraphicFramePr>
-                    <a:graphicFrameLocks xmlns:a="http://schemas.openxmlformats.org/drawingml/2006/main" noChangeAspect="1"/>
-                  </wp:cNvGraphicFramePr>
-                  <a:graphic xmlns:a="http://schemas.openxmlformats.org/drawingml/2006/main">
-                    <a:graphicData uri="http://schemas.openxmlformats.org/drawingml/2006/picture">
-                      <pic:pic xmlns:pic="http://schemas.openxmlformats.org/drawingml/2006/picture">
-                        <pic:nvPicPr>
-                          <pic:cNvPr id="0" name="equation_6.png"/>
-                          <pic:cNvPicPr/>
-                        </pic:nvPicPr>
-                        <pic:blipFill>
-                          <a:blip r:embed="rId11"/>
-                          <a:stretch>
-                            <a:fillRect/>
-                          </a:stretch>
-                        </pic:blipFill>
-                        <pic:spPr>
-                          <a:xfrm>
-                            <a:off x="0" y="0"/>
-                            <a:ext cx="4093159" cy="673608"/>
-                          </a:xfrm>
-                          <a:prstGeom prst="rect">
-                            <a:avLst/>
-                          </a:prstGeom>
-                        </pic:spPr>
-                      </pic:pic>
-                    </a:graphicData>
-                  </a:graphic>
-                </wp:inline>
-              </w:drawing>
-            </w:r>
-          </w:p>
-        </w:tc>
-        <w:tc>
-          <w:tcPr>
-            <w:tcW w:w="4896" w:type="dxa"/>
-            <w:vAlign w:val="center"/>
-          </w:tcPr>
-          <w:p>
-            <w:pPr>
-              <w:spacing w:before="40" w:after="40"/>
-              <w:jc w:val="center"/>
-              <w:rPr>
-                <w:sz w:val="22"/>
-                <w:szCs w:val="28"/>
-              </w:rPr>
-            </w:pPr>
-            <w:r>
-              <w:rPr>
-                <w:b/>
-                <w:sz w:val="18"/>
-                <w:szCs w:val="28"/>
-              </w:rPr>
-              <w:t>(6)</w:t>
-            </w:r>
-          </w:p>
-        </w:tc>
-      </w:tr>
-    </w:tbl>
     <w:p>
       <w:pPr>
-        <w:spacing w:after="120" w:line="259" w:lineRule="auto"/>
-        <w:ind w:firstLine="288"/>
-        <w:jc w:val="both"/>
-        <w:rPr>
-          <w:sz w:val="22"/>
-          <w:szCs w:val="28"/>
-        </w:rPr>
-      </w:pPr>
-      <w:r>
-        <w:rPr>
-          <w:sz w:val="22"/>
-          <w:szCs w:val="28"/>
-        </w:rPr>
-        <w:t>This design suppresses KD contributions from incorrect teacher predictions, which is particularly important on harder datasets such as CIFAR-100 where the teacher correct rate is lower.</w:t>
+        <w:spacing w:before="100" w:beforeAutospacing="1" w:after="100" w:afterAutospacing="1"/>
+        <w:rPr>
+          <w:sz w:val="24"/>
+        </w:rPr>
+      </w:pPr>
+      <w:r>
+        <w:rPr>
+          <w:sz w:val="24"/>
+        </w:rPr>
+        <w:t xml:space="preserve">To reduce negative transfer, CAKR emphasizes teacher guidance only when the teacher is correct and confident. For each training sample </w:t>
+      </w:r>
+      <m:oMath>
+        <m:r>
+          <w:rPr>
+            <w:rFonts w:ascii="Cambria Math" w:hAnsi="Cambria Math"/>
+            <w:sz w:val="24"/>
+          </w:rPr>
+          <m:t>i</m:t>
+        </m:r>
+      </m:oMath>
+      <w:r>
+        <w:rPr>
+          <w:sz w:val="24"/>
+        </w:rPr>
+        <w:t>, the teacher confidence and correctness are defined as:</w:t>
+      </w:r>
+    </w:p>
+    <w:p>
+      <w:pPr>
+        <w:rPr>
+          <w:sz w:val="24"/>
+        </w:rPr>
+      </w:pPr>
+      <m:oMathPara>
+        <m:oMath>
+          <m:m>
+            <m:mPr>
+              <m:plcHide m:val="1"/>
+              <m:mcs>
+                <m:mc>
+                  <m:mcPr>
+                    <m:count m:val="4"/>
+                    <m:mcJc m:val="center"/>
+                  </m:mcPr>
+                </m:mc>
+              </m:mcs>
+              <m:ctrlPr>
+                <w:rPr>
+                  <w:rFonts w:ascii="Cambria Math" w:hAnsi="Cambria Math"/>
+                  <w:sz w:val="24"/>
+                </w:rPr>
+              </m:ctrlPr>
+            </m:mPr>
+            <m:mr>
+              <m:e/>
+              <m:e>
+                <m:sSub>
+                  <m:sSubPr>
+                    <m:ctrlPr>
+                      <w:rPr>
+                        <w:rFonts w:ascii="Cambria Math" w:hAnsi="Cambria Math"/>
+                        <w:sz w:val="24"/>
+                      </w:rPr>
+                    </m:ctrlPr>
+                  </m:sSubPr>
+                  <m:e>
+                    <m:r>
+                      <w:rPr>
+                        <w:rFonts w:ascii="Cambria Math" w:hAnsi="Cambria Math"/>
+                        <w:sz w:val="24"/>
+                      </w:rPr>
+                      <m:t>c</m:t>
+                    </m:r>
+                  </m:e>
+                  <m:sub>
+                    <m:r>
+                      <w:rPr>
+                        <w:rFonts w:ascii="Cambria Math" w:hAnsi="Cambria Math"/>
+                        <w:sz w:val="24"/>
+                      </w:rPr>
+                      <m:t>i</m:t>
+                    </m:r>
+                  </m:sub>
+                </m:sSub>
+                <m:r>
+                  <w:rPr>
+                    <w:rFonts w:ascii="Cambria Math" w:hAnsi="Cambria Math"/>
+                    <w:sz w:val="24"/>
+                  </w:rPr>
+                  <m:t>=</m:t>
+                </m:r>
+                <m:limLow>
+                  <m:limLowPr>
+                    <m:ctrlPr>
+                      <w:rPr>
+                        <w:rFonts w:ascii="Cambria Math" w:hAnsi="Cambria Math"/>
+                        <w:sz w:val="24"/>
+                      </w:rPr>
+                    </m:ctrlPr>
+                  </m:limLowPr>
+                  <m:e>
+                    <m:r>
+                      <m:rPr>
+                        <m:sty m:val="p"/>
+                      </m:rPr>
+                      <w:rPr>
+                        <w:rFonts w:ascii="Cambria Math" w:hAnsi="Cambria Math"/>
+                        <w:sz w:val="24"/>
+                      </w:rPr>
+                      <m:t>max</m:t>
+                    </m:r>
+                    <m:r>
+                      <w:rPr>
+                        <w:rFonts w:ascii="Cambria Math" w:hAnsi="Cambria Math"/>
+                        <w:sz w:val="24"/>
+                      </w:rPr>
+                      <m:t>⁡</m:t>
+                    </m:r>
+                  </m:e>
+                  <m:lim>
+                    <m:r>
+                      <w:rPr>
+                        <w:rFonts w:ascii="Cambria Math" w:hAnsi="Cambria Math"/>
+                        <w:sz w:val="24"/>
+                      </w:rPr>
+                      <m:t>k</m:t>
+                    </m:r>
+                  </m:lim>
+                </m:limLow>
+                <m:sSub>
+                  <m:sSubPr>
+                    <m:ctrlPr>
+                      <w:rPr>
+                        <w:rFonts w:ascii="Cambria Math" w:hAnsi="Cambria Math"/>
+                        <w:sz w:val="24"/>
+                      </w:rPr>
+                    </m:ctrlPr>
+                  </m:sSubPr>
+                  <m:e>
+                    <m:r>
+                      <w:rPr>
+                        <w:rFonts w:ascii="Cambria Math" w:hAnsi="Cambria Math"/>
+                        <w:sz w:val="24"/>
+                      </w:rPr>
+                      <m:t>σ</m:t>
+                    </m:r>
+                  </m:e>
+                  <m:sub>
+                    <m:r>
+                      <w:rPr>
+                        <w:rFonts w:ascii="Cambria Math" w:hAnsi="Cambria Math"/>
+                        <w:sz w:val="24"/>
+                      </w:rPr>
+                      <m:t>k</m:t>
+                    </m:r>
+                  </m:sub>
+                </m:sSub>
+                <m:r>
+                  <w:rPr>
+                    <w:rFonts w:ascii="Cambria Math" w:hAnsi="Cambria Math"/>
+                    <w:sz w:val="24"/>
+                  </w:rPr>
+                  <m:t>(</m:t>
+                </m:r>
+                <m:sSubSup>
+                  <m:sSubSupPr>
+                    <m:ctrlPr>
+                      <w:rPr>
+                        <w:rFonts w:ascii="Cambria Math" w:hAnsi="Cambria Math"/>
+                        <w:sz w:val="24"/>
+                      </w:rPr>
+                    </m:ctrlPr>
+                  </m:sSubSupPr>
+                  <m:e>
+                    <m:r>
+                      <w:rPr>
+                        <w:rFonts w:ascii="Cambria Math" w:hAnsi="Cambria Math"/>
+                        <w:sz w:val="24"/>
+                      </w:rPr>
+                      <m:t>z</m:t>
+                    </m:r>
+                  </m:e>
+                  <m:sub>
+                    <m:r>
+                      <w:rPr>
+                        <w:rFonts w:ascii="Cambria Math" w:hAnsi="Cambria Math"/>
+                        <w:sz w:val="24"/>
+                      </w:rPr>
+                      <m:t>t</m:t>
+                    </m:r>
+                  </m:sub>
+                  <m:sup>
+                    <m:r>
+                      <w:rPr>
+                        <w:rFonts w:ascii="Cambria Math" w:hAnsi="Cambria Math"/>
+                        <w:sz w:val="24"/>
+                      </w:rPr>
+                      <m:t>i</m:t>
+                    </m:r>
+                  </m:sup>
+                </m:sSubSup>
+                <m:r>
+                  <w:rPr>
+                    <w:rFonts w:ascii="Cambria Math" w:hAnsi="Cambria Math"/>
+                    <w:sz w:val="24"/>
+                  </w:rPr>
+                  <m:t>),</m:t>
+                </m:r>
+                <m:sSub>
+                  <m:sSubPr>
+                    <m:ctrlPr>
+                      <w:rPr>
+                        <w:rFonts w:ascii="Cambria Math" w:hAnsi="Cambria Math"/>
+                        <w:sz w:val="24"/>
+                      </w:rPr>
+                    </m:ctrlPr>
+                  </m:sSubPr>
+                  <m:e>
+                    <m:r>
+                      <w:rPr>
+                        <w:rFonts w:ascii="Cambria Math" w:hAnsi="Cambria Math"/>
+                        <w:sz w:val="24"/>
+                      </w:rPr>
+                      <m:t>r</m:t>
+                    </m:r>
+                  </m:e>
+                  <m:sub>
+                    <m:r>
+                      <w:rPr>
+                        <w:rFonts w:ascii="Cambria Math" w:hAnsi="Cambria Math"/>
+                        <w:sz w:val="24"/>
+                      </w:rPr>
+                      <m:t>i</m:t>
+                    </m:r>
+                  </m:sub>
+                </m:sSub>
+                <m:r>
+                  <w:rPr>
+                    <w:rFonts w:ascii="Cambria Math" w:hAnsi="Cambria Math"/>
+                    <w:sz w:val="24"/>
+                  </w:rPr>
+                  <m:t>=</m:t>
+                </m:r>
+                <m:r>
+                  <m:rPr>
+                    <m:sty m:val="b"/>
+                  </m:rPr>
+                  <w:rPr>
+                    <w:rFonts w:ascii="Cambria Math" w:hAnsi="Cambria Math"/>
+                    <w:sz w:val="24"/>
+                  </w:rPr>
+                  <m:t>1</m:t>
+                </m:r>
+                <m:r>
+                  <w:rPr>
+                    <w:rFonts w:ascii="Cambria Math" w:hAnsi="Cambria Math"/>
+                    <w:sz w:val="24"/>
+                  </w:rPr>
+                  <m:t>[</m:t>
+                </m:r>
+                <m:r>
+                  <m:rPr>
+                    <m:sty m:val="p"/>
+                  </m:rPr>
+                  <w:rPr>
+                    <w:rFonts w:ascii="Cambria Math" w:hAnsi="Cambria Math"/>
+                    <w:sz w:val="24"/>
+                  </w:rPr>
+                  <m:t>arg</m:t>
+                </m:r>
+                <m:r>
+                  <w:rPr>
+                    <w:rFonts w:ascii="Cambria Math" w:hAnsi="Cambria Math"/>
+                    <w:sz w:val="24"/>
+                  </w:rPr>
+                  <m:t>⁡</m:t>
+                </m:r>
+                <m:limLow>
+                  <m:limLowPr>
+                    <m:ctrlPr>
+                      <w:rPr>
+                        <w:rFonts w:ascii="Cambria Math" w:hAnsi="Cambria Math"/>
+                        <w:sz w:val="24"/>
+                      </w:rPr>
+                    </m:ctrlPr>
+                  </m:limLowPr>
+                  <m:e>
+                    <m:r>
+                      <m:rPr>
+                        <m:sty m:val="p"/>
+                      </m:rPr>
+                      <w:rPr>
+                        <w:rFonts w:ascii="Cambria Math" w:hAnsi="Cambria Math"/>
+                        <w:sz w:val="24"/>
+                      </w:rPr>
+                      <m:t>max</m:t>
+                    </m:r>
+                    <m:r>
+                      <w:rPr>
+                        <w:rFonts w:ascii="Cambria Math" w:hAnsi="Cambria Math"/>
+                        <w:sz w:val="24"/>
+                      </w:rPr>
+                      <m:t>⁡</m:t>
+                    </m:r>
+                  </m:e>
+                  <m:lim>
+                    <m:r>
+                      <w:rPr>
+                        <w:rFonts w:ascii="Cambria Math" w:hAnsi="Cambria Math"/>
+                        <w:sz w:val="24"/>
+                      </w:rPr>
+                      <m:t>k</m:t>
+                    </m:r>
+                  </m:lim>
+                </m:limLow>
+                <m:sSubSup>
+                  <m:sSubSupPr>
+                    <m:ctrlPr>
+                      <w:rPr>
+                        <w:rFonts w:ascii="Cambria Math" w:hAnsi="Cambria Math"/>
+                        <w:sz w:val="24"/>
+                      </w:rPr>
+                    </m:ctrlPr>
+                  </m:sSubSupPr>
+                  <m:e>
+                    <m:r>
+                      <w:rPr>
+                        <w:rFonts w:ascii="Cambria Math" w:hAnsi="Cambria Math"/>
+                        <w:sz w:val="24"/>
+                      </w:rPr>
+                      <m:t>z</m:t>
+                    </m:r>
+                  </m:e>
+                  <m:sub>
+                    <m:r>
+                      <w:rPr>
+                        <w:rFonts w:ascii="Cambria Math" w:hAnsi="Cambria Math"/>
+                        <w:sz w:val="24"/>
+                      </w:rPr>
+                      <m:t>t,k</m:t>
+                    </m:r>
+                  </m:sub>
+                  <m:sup>
+                    <m:r>
+                      <w:rPr>
+                        <w:rFonts w:ascii="Cambria Math" w:hAnsi="Cambria Math"/>
+                        <w:sz w:val="24"/>
+                      </w:rPr>
+                      <m:t>i</m:t>
+                    </m:r>
+                  </m:sup>
+                </m:sSubSup>
+                <m:r>
+                  <w:rPr>
+                    <w:rFonts w:ascii="Cambria Math" w:hAnsi="Cambria Math"/>
+                    <w:sz w:val="24"/>
+                  </w:rPr>
+                  <m:t>=</m:t>
+                </m:r>
+                <m:sSub>
+                  <m:sSubPr>
+                    <m:ctrlPr>
+                      <w:rPr>
+                        <w:rFonts w:ascii="Cambria Math" w:hAnsi="Cambria Math"/>
+                        <w:sz w:val="24"/>
+                      </w:rPr>
+                    </m:ctrlPr>
+                  </m:sSubPr>
+                  <m:e>
+                    <m:r>
+                      <w:rPr>
+                        <w:rFonts w:ascii="Cambria Math" w:hAnsi="Cambria Math"/>
+                        <w:sz w:val="24"/>
+                      </w:rPr>
+                      <m:t>y</m:t>
+                    </m:r>
+                  </m:e>
+                  <m:sub>
+                    <m:r>
+                      <w:rPr>
+                        <w:rFonts w:ascii="Cambria Math" w:hAnsi="Cambria Math"/>
+                        <w:sz w:val="24"/>
+                      </w:rPr>
+                      <m:t>i</m:t>
+                    </m:r>
+                  </m:sub>
+                </m:sSub>
+                <m:r>
+                  <w:rPr>
+                    <w:rFonts w:ascii="Cambria Math" w:hAnsi="Cambria Math"/>
+                    <w:sz w:val="24"/>
+                  </w:rPr>
+                  <m:t>]</m:t>
+                </m:r>
+                <m:r>
+                  <m:rPr>
+                    <m:sty m:val="p"/>
+                  </m:rPr>
+                  <w:rPr>
+                    <w:rFonts w:ascii="Cambria Math" w:hAnsi="Cambria Math"/>
+                    <w:sz w:val="24"/>
+                  </w:rPr>
+                  <m:t>.</m:t>
+                </m:r>
+              </m:e>
+              <m:e/>
+              <m:e>
+                <m:r>
+                  <m:rPr>
+                    <m:nor/>
+                  </m:rPr>
+                  <w:rPr>
+                    <w:sz w:val="24"/>
+                  </w:rPr>
+                  <m:t>(5)</m:t>
+                </m:r>
+              </m:e>
+            </m:mr>
+          </m:m>
+          <m:r>
+            <m:rPr>
+              <m:sty m:val="p"/>
+            </m:rPr>
+            <w:rPr>
+              <w:rFonts w:ascii="Cambria Math" w:hAnsi="Cambria Math"/>
+              <w:sz w:val="24"/>
+            </w:rPr>
+            <w:br/>
+          </m:r>
+        </m:oMath>
+      </m:oMathPara>
+    </w:p>
+    <w:p>
+      <w:pPr>
+        <w:spacing w:before="100" w:beforeAutospacing="1" w:after="100" w:afterAutospacing="1"/>
+        <w:rPr>
+          <w:sz w:val="24"/>
+        </w:rPr>
+      </w:pPr>
+      <w:r>
+        <w:rPr>
+          <w:sz w:val="24"/>
+        </w:rPr>
+        <w:t>The sample-wise KD weight is then:</w:t>
+      </w:r>
+    </w:p>
+    <w:p>
+      <w:pPr>
+        <w:rPr>
+          <w:sz w:val="24"/>
+        </w:rPr>
+      </w:pPr>
+      <m:oMathPara>
+        <m:oMath>
+          <m:m>
+            <m:mPr>
+              <m:plcHide m:val="1"/>
+              <m:mcs>
+                <m:mc>
+                  <m:mcPr>
+                    <m:count m:val="4"/>
+                    <m:mcJc m:val="center"/>
+                  </m:mcPr>
+                </m:mc>
+              </m:mcs>
+              <m:ctrlPr>
+                <w:rPr>
+                  <w:rFonts w:ascii="Cambria Math" w:hAnsi="Cambria Math"/>
+                  <w:sz w:val="24"/>
+                </w:rPr>
+              </m:ctrlPr>
+            </m:mPr>
+            <m:mr>
+              <m:e/>
+              <m:e>
+                <m:sSub>
+                  <m:sSubPr>
+                    <m:ctrlPr>
+                      <w:rPr>
+                        <w:rFonts w:ascii="Cambria Math" w:hAnsi="Cambria Math"/>
+                        <w:sz w:val="24"/>
+                      </w:rPr>
+                    </m:ctrlPr>
+                  </m:sSubPr>
+                  <m:e>
+                    <m:r>
+                      <w:rPr>
+                        <w:rFonts w:ascii="Cambria Math" w:hAnsi="Cambria Math"/>
+                        <w:sz w:val="24"/>
+                      </w:rPr>
+                      <m:t>ω</m:t>
+                    </m:r>
+                  </m:e>
+                  <m:sub>
+                    <m:r>
+                      <w:rPr>
+                        <w:rFonts w:ascii="Cambria Math" w:hAnsi="Cambria Math"/>
+                        <w:sz w:val="24"/>
+                      </w:rPr>
+                      <m:t>i</m:t>
+                    </m:r>
+                  </m:sub>
+                </m:sSub>
+                <m:r>
+                  <w:rPr>
+                    <w:rFonts w:ascii="Cambria Math" w:hAnsi="Cambria Math"/>
+                    <w:sz w:val="24"/>
+                  </w:rPr>
+                  <m:t>=</m:t>
+                </m:r>
+                <m:sSub>
+                  <m:sSubPr>
+                    <m:ctrlPr>
+                      <w:rPr>
+                        <w:rFonts w:ascii="Cambria Math" w:hAnsi="Cambria Math"/>
+                        <w:sz w:val="24"/>
+                      </w:rPr>
+                    </m:ctrlPr>
+                  </m:sSubPr>
+                  <m:e>
+                    <m:r>
+                      <w:rPr>
+                        <w:rFonts w:ascii="Cambria Math" w:hAnsi="Cambria Math"/>
+                        <w:sz w:val="24"/>
+                      </w:rPr>
+                      <m:t>r</m:t>
+                    </m:r>
+                  </m:e>
+                  <m:sub>
+                    <m:r>
+                      <w:rPr>
+                        <w:rFonts w:ascii="Cambria Math" w:hAnsi="Cambria Math"/>
+                        <w:sz w:val="24"/>
+                      </w:rPr>
+                      <m:t>i</m:t>
+                    </m:r>
+                  </m:sub>
+                </m:sSub>
+                <m:sSub>
+                  <m:sSubPr>
+                    <m:ctrlPr>
+                      <w:rPr>
+                        <w:rFonts w:ascii="Cambria Math" w:hAnsi="Cambria Math"/>
+                        <w:sz w:val="24"/>
+                      </w:rPr>
+                    </m:ctrlPr>
+                  </m:sSubPr>
+                  <m:e>
+                    <m:r>
+                      <w:rPr>
+                        <w:rFonts w:ascii="Cambria Math" w:hAnsi="Cambria Math"/>
+                        <w:sz w:val="24"/>
+                      </w:rPr>
+                      <m:t>c</m:t>
+                    </m:r>
+                  </m:e>
+                  <m:sub>
+                    <m:r>
+                      <w:rPr>
+                        <w:rFonts w:ascii="Cambria Math" w:hAnsi="Cambria Math"/>
+                        <w:sz w:val="24"/>
+                      </w:rPr>
+                      <m:t>i</m:t>
+                    </m:r>
+                  </m:sub>
+                </m:sSub>
+                <m:r>
+                  <m:rPr>
+                    <m:sty m:val="p"/>
+                  </m:rPr>
+                  <w:rPr>
+                    <w:rFonts w:ascii="Cambria Math" w:hAnsi="Cambria Math"/>
+                    <w:sz w:val="24"/>
+                  </w:rPr>
+                  <m:t>.</m:t>
+                </m:r>
+              </m:e>
+              <m:e/>
+              <m:e>
+                <m:r>
+                  <m:rPr>
+                    <m:nor/>
+                  </m:rPr>
+                  <w:rPr>
+                    <w:sz w:val="24"/>
+                  </w:rPr>
+                  <m:t>(6)</m:t>
+                </m:r>
+              </m:e>
+            </m:mr>
+          </m:m>
+          <m:r>
+            <m:rPr>
+              <m:sty m:val="p"/>
+            </m:rPr>
+            <w:rPr>
+              <w:rFonts w:ascii="Cambria Math" w:hAnsi="Cambria Math"/>
+              <w:sz w:val="24"/>
+            </w:rPr>
+            <w:br/>
+          </m:r>
+        </m:oMath>
+      </m:oMathPara>
+    </w:p>
+    <w:p>
+      <w:pPr>
+        <w:spacing w:before="100" w:beforeAutospacing="1" w:after="100" w:afterAutospacing="1"/>
+        <w:rPr>
+          <w:sz w:val="24"/>
+        </w:rPr>
+      </w:pPr>
+      <w:r>
+        <w:rPr>
+          <w:sz w:val="24"/>
+        </w:rPr>
+        <w:t>The teacher-correct weighted KD loss is computed as:</w:t>
+      </w:r>
+    </w:p>
+    <w:p>
+      <w:pPr>
+        <w:rPr>
+          <w:sz w:val="24"/>
+        </w:rPr>
+      </w:pPr>
+      <m:oMathPara>
+        <m:oMath>
+          <m:m>
+            <m:mPr>
+              <m:plcHide m:val="1"/>
+              <m:mcs>
+                <m:mc>
+                  <m:mcPr>
+                    <m:count m:val="4"/>
+                    <m:mcJc m:val="center"/>
+                  </m:mcPr>
+                </m:mc>
+              </m:mcs>
+              <m:ctrlPr>
+                <w:rPr>
+                  <w:rFonts w:ascii="Cambria Math" w:hAnsi="Cambria Math"/>
+                  <w:sz w:val="24"/>
+                </w:rPr>
+              </m:ctrlPr>
+            </m:mPr>
+            <m:mr>
+              <m:e/>
+              <m:e>
+                <m:sSubSup>
+                  <m:sSubSupPr>
+                    <m:ctrlPr>
+                      <w:rPr>
+                        <w:rFonts w:ascii="Cambria Math" w:hAnsi="Cambria Math"/>
+                        <w:sz w:val="24"/>
+                      </w:rPr>
+                    </m:ctrlPr>
+                  </m:sSubSupPr>
+                  <m:e>
+                    <m:r>
+                      <w:rPr>
+                        <w:rFonts w:ascii="Cambria Math" w:hAnsi="Cambria Math"/>
+                        <w:sz w:val="24"/>
+                      </w:rPr>
+                      <m:t>L</m:t>
+                    </m:r>
+                  </m:e>
+                  <m:sub>
+                    <m:r>
+                      <w:rPr>
+                        <w:rFonts w:ascii="Cambria Math" w:hAnsi="Cambria Math"/>
+                        <w:sz w:val="24"/>
+                      </w:rPr>
+                      <m:t>KD</m:t>
+                    </m:r>
+                  </m:sub>
+                  <m:sup>
+                    <m:r>
+                      <w:rPr>
+                        <w:rFonts w:ascii="Cambria Math" w:hAnsi="Cambria Math"/>
+                        <w:sz w:val="24"/>
+                      </w:rPr>
+                      <m:t>w</m:t>
+                    </m:r>
+                  </m:sup>
+                </m:sSubSup>
+                <m:r>
+                  <w:rPr>
+                    <w:rFonts w:ascii="Cambria Math" w:hAnsi="Cambria Math"/>
+                    <w:sz w:val="24"/>
+                  </w:rPr>
+                  <m:t>=</m:t>
+                </m:r>
+                <m:f>
+                  <m:fPr>
+                    <m:ctrlPr>
+                      <w:rPr>
+                        <w:rFonts w:ascii="Cambria Math" w:hAnsi="Cambria Math"/>
+                        <w:sz w:val="24"/>
+                      </w:rPr>
+                    </m:ctrlPr>
+                  </m:fPr>
+                  <m:num>
+                    <m:nary>
+                      <m:naryPr>
+                        <m:chr m:val="∑"/>
+                        <m:limLoc m:val="undOvr"/>
+                        <m:grow m:val="1"/>
+                        <m:supHide m:val="1"/>
+                        <m:ctrlPr>
+                          <w:rPr>
+                            <w:rFonts w:ascii="Cambria Math" w:hAnsi="Cambria Math"/>
+                            <w:sz w:val="24"/>
+                          </w:rPr>
+                        </m:ctrlPr>
+                      </m:naryPr>
+                      <m:sub>
+                        <m:r>
+                          <w:rPr>
+                            <w:rFonts w:ascii="Cambria Math" w:hAnsi="Cambria Math"/>
+                            <w:sz w:val="24"/>
+                          </w:rPr>
+                          <m:t>i</m:t>
+                        </m:r>
+                      </m:sub>
+                      <m:sup/>
+                      <m:e>
+                        <m:sSub>
+                          <m:sSubPr>
+                            <m:ctrlPr>
+                              <w:rPr>
+                                <w:rFonts w:ascii="Cambria Math" w:hAnsi="Cambria Math"/>
+                                <w:sz w:val="24"/>
+                              </w:rPr>
+                            </m:ctrlPr>
+                          </m:sSubPr>
+                          <m:e>
+                            <m:r>
+                              <w:rPr>
+                                <w:rFonts w:ascii="Cambria Math" w:hAnsi="Cambria Math"/>
+                                <w:sz w:val="24"/>
+                              </w:rPr>
+                              <m:t>ω</m:t>
+                            </m:r>
+                          </m:e>
+                          <m:sub>
+                            <m:r>
+                              <w:rPr>
+                                <w:rFonts w:ascii="Cambria Math" w:hAnsi="Cambria Math"/>
+                                <w:sz w:val="24"/>
+                              </w:rPr>
+                              <m:t>i</m:t>
+                            </m:r>
+                          </m:sub>
+                        </m:sSub>
+                      </m:e>
+                    </m:nary>
+                    <m:sSub>
+                      <m:sSubPr>
+                        <m:ctrlPr>
+                          <w:rPr>
+                            <w:rFonts w:ascii="Cambria Math" w:hAnsi="Cambria Math"/>
+                            <w:sz w:val="24"/>
+                          </w:rPr>
+                        </m:ctrlPr>
+                      </m:sSubPr>
+                      <m:e>
+                        <m:r>
+                          <w:rPr>
+                            <w:rFonts w:ascii="Cambria Math" w:hAnsi="Cambria Math"/>
+                            <w:sz w:val="24"/>
+                          </w:rPr>
+                          <m:t>D</m:t>
+                        </m:r>
+                      </m:e>
+                      <m:sub>
+                        <m:r>
+                          <w:rPr>
+                            <w:rFonts w:ascii="Cambria Math" w:hAnsi="Cambria Math"/>
+                            <w:sz w:val="24"/>
+                          </w:rPr>
+                          <m:t>KL</m:t>
+                        </m:r>
+                      </m:sub>
+                    </m:sSub>
+                    <m:d>
+                      <m:dPr>
+                        <m:ctrlPr>
+                          <w:rPr>
+                            <w:rFonts w:ascii="Cambria Math" w:hAnsi="Cambria Math"/>
+                            <w:sz w:val="24"/>
+                          </w:rPr>
+                        </m:ctrlPr>
+                      </m:dPr>
+                      <m:e>
+                        <m:r>
+                          <w:rPr>
+                            <w:rFonts w:ascii="Cambria Math" w:hAnsi="Cambria Math"/>
+                            <w:sz w:val="24"/>
+                          </w:rPr>
+                          <m:t>σ(</m:t>
+                        </m:r>
+                        <m:sSubSup>
+                          <m:sSubSupPr>
+                            <m:ctrlPr>
+                              <w:rPr>
+                                <w:rFonts w:ascii="Cambria Math" w:hAnsi="Cambria Math"/>
+                                <w:sz w:val="24"/>
+                              </w:rPr>
+                            </m:ctrlPr>
+                          </m:sSubSupPr>
+                          <m:e>
+                            <m:r>
+                              <w:rPr>
+                                <w:rFonts w:ascii="Cambria Math" w:hAnsi="Cambria Math"/>
+                                <w:sz w:val="24"/>
+                              </w:rPr>
+                              <m:t>z</m:t>
+                            </m:r>
+                          </m:e>
+                          <m:sub>
+                            <m:r>
+                              <w:rPr>
+                                <w:rFonts w:ascii="Cambria Math" w:hAnsi="Cambria Math"/>
+                                <w:sz w:val="24"/>
+                              </w:rPr>
+                              <m:t>t</m:t>
+                            </m:r>
+                          </m:sub>
+                          <m:sup>
+                            <m:r>
+                              <w:rPr>
+                                <w:rFonts w:ascii="Cambria Math" w:hAnsi="Cambria Math"/>
+                                <w:sz w:val="24"/>
+                              </w:rPr>
+                              <m:t>i</m:t>
+                            </m:r>
+                          </m:sup>
+                        </m:sSubSup>
+                        <m:r>
+                          <m:rPr>
+                            <m:sty m:val="p"/>
+                          </m:rPr>
+                          <w:rPr>
+                            <w:rFonts w:ascii="Cambria Math" w:hAnsi="Cambria Math"/>
+                            <w:sz w:val="24"/>
+                          </w:rPr>
+                          <m:t>/</m:t>
+                        </m:r>
+                        <m:r>
+                          <w:rPr>
+                            <w:rFonts w:ascii="Cambria Math" w:hAnsi="Cambria Math"/>
+                            <w:sz w:val="24"/>
+                          </w:rPr>
+                          <m:t>T)</m:t>
+                        </m:r>
+                        <m:r>
+                          <m:rPr>
+                            <m:sty m:val="p"/>
+                          </m:rPr>
+                          <w:rPr>
+                            <w:rFonts w:ascii="Cambria Math" w:hAnsi="Cambria Math"/>
+                            <w:sz w:val="24"/>
+                          </w:rPr>
+                          <m:t>∥</m:t>
+                        </m:r>
+                        <m:r>
+                          <w:rPr>
+                            <w:rFonts w:ascii="Cambria Math" w:hAnsi="Cambria Math"/>
+                            <w:sz w:val="24"/>
+                          </w:rPr>
+                          <m:t>σ(</m:t>
+                        </m:r>
+                        <m:sSubSup>
+                          <m:sSubSupPr>
+                            <m:ctrlPr>
+                              <w:rPr>
+                                <w:rFonts w:ascii="Cambria Math" w:hAnsi="Cambria Math"/>
+                                <w:sz w:val="24"/>
+                              </w:rPr>
+                            </m:ctrlPr>
+                          </m:sSubSupPr>
+                          <m:e>
+                            <m:r>
+                              <w:rPr>
+                                <w:rFonts w:ascii="Cambria Math" w:hAnsi="Cambria Math"/>
+                                <w:sz w:val="24"/>
+                              </w:rPr>
+                              <m:t>z</m:t>
+                            </m:r>
+                          </m:e>
+                          <m:sub>
+                            <m:r>
+                              <w:rPr>
+                                <w:rFonts w:ascii="Cambria Math" w:hAnsi="Cambria Math"/>
+                                <w:sz w:val="24"/>
+                              </w:rPr>
+                              <m:t>s</m:t>
+                            </m:r>
+                          </m:sub>
+                          <m:sup>
+                            <m:r>
+                              <w:rPr>
+                                <w:rFonts w:ascii="Cambria Math" w:hAnsi="Cambria Math"/>
+                                <w:sz w:val="24"/>
+                              </w:rPr>
+                              <m:t>i</m:t>
+                            </m:r>
+                          </m:sup>
+                        </m:sSubSup>
+                        <m:r>
+                          <m:rPr>
+                            <m:sty m:val="p"/>
+                          </m:rPr>
+                          <w:rPr>
+                            <w:rFonts w:ascii="Cambria Math" w:hAnsi="Cambria Math"/>
+                            <w:sz w:val="24"/>
+                          </w:rPr>
+                          <m:t>/</m:t>
+                        </m:r>
+                        <m:r>
+                          <w:rPr>
+                            <w:rFonts w:ascii="Cambria Math" w:hAnsi="Cambria Math"/>
+                            <w:sz w:val="24"/>
+                          </w:rPr>
+                          <m:t>T)</m:t>
+                        </m:r>
+                      </m:e>
+                    </m:d>
+                  </m:num>
+                  <m:den>
+                    <m:nary>
+                      <m:naryPr>
+                        <m:chr m:val="∑"/>
+                        <m:limLoc m:val="undOvr"/>
+                        <m:grow m:val="1"/>
+                        <m:supHide m:val="1"/>
+                        <m:ctrlPr>
+                          <w:rPr>
+                            <w:rFonts w:ascii="Cambria Math" w:hAnsi="Cambria Math"/>
+                            <w:sz w:val="24"/>
+                          </w:rPr>
+                        </m:ctrlPr>
+                      </m:naryPr>
+                      <m:sub>
+                        <m:r>
+                          <w:rPr>
+                            <w:rFonts w:ascii="Cambria Math" w:hAnsi="Cambria Math"/>
+                            <w:sz w:val="24"/>
+                          </w:rPr>
+                          <m:t>i</m:t>
+                        </m:r>
+                      </m:sub>
+                      <m:sup/>
+                      <m:e>
+                        <m:sSub>
+                          <m:sSubPr>
+                            <m:ctrlPr>
+                              <w:rPr>
+                                <w:rFonts w:ascii="Cambria Math" w:hAnsi="Cambria Math"/>
+                                <w:sz w:val="24"/>
+                              </w:rPr>
+                            </m:ctrlPr>
+                          </m:sSubPr>
+                          <m:e>
+                            <m:r>
+                              <w:rPr>
+                                <w:rFonts w:ascii="Cambria Math" w:hAnsi="Cambria Math"/>
+                                <w:sz w:val="24"/>
+                              </w:rPr>
+                              <m:t>ω</m:t>
+                            </m:r>
+                          </m:e>
+                          <m:sub>
+                            <m:r>
+                              <w:rPr>
+                                <w:rFonts w:ascii="Cambria Math" w:hAnsi="Cambria Math"/>
+                                <w:sz w:val="24"/>
+                              </w:rPr>
+                              <m:t>i</m:t>
+                            </m:r>
+                          </m:sub>
+                        </m:sSub>
+                      </m:e>
+                    </m:nary>
+                    <m:r>
+                      <w:rPr>
+                        <w:rFonts w:ascii="Cambria Math" w:hAnsi="Cambria Math"/>
+                        <w:sz w:val="24"/>
+                      </w:rPr>
+                      <m:t>+ϵ</m:t>
+                    </m:r>
+                  </m:den>
+                </m:f>
+                <m:r>
+                  <m:rPr>
+                    <m:sty m:val="p"/>
+                  </m:rPr>
+                  <w:rPr>
+                    <w:rFonts w:ascii="Cambria Math" w:hAnsi="Cambria Math"/>
+                    <w:sz w:val="24"/>
+                  </w:rPr>
+                  <m:t>.</m:t>
+                </m:r>
+              </m:e>
+              <m:e/>
+              <m:e>
+                <m:r>
+                  <m:rPr>
+                    <m:nor/>
+                  </m:rPr>
+                  <w:rPr>
+                    <w:sz w:val="24"/>
+                  </w:rPr>
+                  <m:t>(7)</m:t>
+                </m:r>
+              </m:e>
+            </m:mr>
+          </m:m>
+          <m:r>
+            <m:rPr>
+              <m:sty m:val="p"/>
+            </m:rPr>
+            <w:rPr>
+              <w:rFonts w:ascii="Cambria Math" w:hAnsi="Cambria Math"/>
+              <w:sz w:val="24"/>
+            </w:rPr>
+            <w:br/>
+          </m:r>
+        </m:oMath>
+      </m:oMathPara>
+    </w:p>
+    <w:p>
+      <w:pPr>
+        <w:spacing w:before="100" w:beforeAutospacing="1" w:after="100" w:afterAutospacing="1"/>
+        <w:rPr>
+          <w:sz w:val="24"/>
+        </w:rPr>
+      </w:pPr>
+      <w:r>
+        <w:rPr>
+          <w:sz w:val="24"/>
+        </w:rPr>
+        <w:t>This design suppresses KD contributions from incorrect teacher predictions, which is particularly important on harder datasets such as CIFAR-100 where teacher predictions are less reliable.</w:t>
       </w:r>
     </w:p>
     <w:p>
@@ -1889,7 +3005,7 @@
                           <pic:cNvPicPr/>
                         </pic:nvPicPr>
                         <pic:blipFill>
-                          <a:blip r:embed="rId12"/>
+                          <a:blip r:embed="rId9"/>
                           <a:stretch>
                             <a:fillRect/>
                           </a:stretch>
@@ -2014,7 +3130,7 @@
                           <pic:cNvPicPr/>
                         </pic:nvPicPr>
                         <pic:blipFill>
-                          <a:blip r:embed="rId13"/>
+                          <a:blip r:embed="rId10"/>
                           <a:stretch>
                             <a:fillRect/>
                           </a:stretch>
@@ -2102,7 +3218,7 @@
                           <pic:cNvPicPr/>
                         </pic:nvPicPr>
                         <pic:blipFill>
-                          <a:blip r:embed="rId14"/>
+                          <a:blip r:embed="rId11"/>
                           <a:stretch>
                             <a:fillRect/>
                           </a:stretch>
@@ -2165,7 +3281,76 @@
           <w:sz w:val="22"/>
           <w:szCs w:val="28"/>
         </w:rPr>
-        <w:t>Here, the stage gate is zero before target sparsity is stable and one afterward, and the confidence gate is the batch-averaged teacher confidence. A small feature distillation term is optionally added with maximum weight 0.003. The maximum KD weight is selected per model-dataset pair from {0.06, 0.08}, then fixed across all seeds of that setting.</w:t>
+        <w:t>Here</w:t>
+      </w:r>
+      <w:r>
+        <w:rPr>
+          <w:sz w:val="22"/>
+          <w:szCs w:val="28"/>
+        </w:rPr>
+        <w:t xml:space="preserve"> </w:t>
+      </w:r>
+      <w:r>
+        <w:rPr>
+          <w:sz w:val="22"/>
+          <w:szCs w:val="28"/>
+        </w:rPr>
+        <w:t xml:space="preserve">The stage gate is defined as </w:t>
+      </w:r>
+      <w:proofErr w:type="spellStart"/>
+      <w:r>
+        <w:rPr>
+          <w:sz w:val="22"/>
+          <w:szCs w:val="28"/>
+        </w:rPr>
+        <w:t>g_stage</w:t>
+      </w:r>
+      <w:proofErr w:type="spellEnd"/>
+      <w:r>
+        <w:rPr>
+          <w:sz w:val="22"/>
+          <w:szCs w:val="28"/>
+        </w:rPr>
+        <w:t xml:space="preserve"> = 0 before target sparsity is stable and </w:t>
+      </w:r>
+      <w:proofErr w:type="spellStart"/>
+      <w:r>
+        <w:rPr>
+          <w:sz w:val="22"/>
+          <w:szCs w:val="28"/>
+        </w:rPr>
+        <w:t>g_stage</w:t>
+      </w:r>
+      <w:proofErr w:type="spellEnd"/>
+      <w:r>
+        <w:rPr>
+          <w:sz w:val="22"/>
+          <w:szCs w:val="28"/>
+        </w:rPr>
+        <w:t xml:space="preserve"> = 1 afterward. The confidence gate is defined as </w:t>
+      </w:r>
+      <w:proofErr w:type="spellStart"/>
+      <w:r>
+        <w:rPr>
+          <w:sz w:val="22"/>
+          <w:szCs w:val="28"/>
+        </w:rPr>
+        <w:t>g_conf</w:t>
+      </w:r>
+      <w:proofErr w:type="spellEnd"/>
+      <w:r>
+        <w:rPr>
+          <w:sz w:val="22"/>
+          <w:szCs w:val="28"/>
+        </w:rPr>
+        <w:t xml:space="preserve"> = (1/N) Σᵢ cᵢ, the batch-averaged teacher confidence</w:t>
+      </w:r>
+      <w:r>
+        <w:rPr>
+          <w:sz w:val="22"/>
+          <w:szCs w:val="28"/>
+        </w:rPr>
+        <w:t>. A small feature distillation term is optionally added with maximum weight 0.003. The maximum KD weight is selected per model-dataset pair from {0.06, 0.08}, then fixed across all seeds of that setting.</w:t>
       </w:r>
     </w:p>
     <w:p>
@@ -3504,6 +4689,56 @@
     </w:p>
     <w:p>
       <w:pPr>
+        <w:spacing w:after="200"/>
+        <w:rPr>
+          <w:sz w:val="22"/>
+          <w:szCs w:val="28"/>
+        </w:rPr>
+      </w:pPr>
+      <w:r>
+        <w:rPr>
+          <w:sz w:val="22"/>
+          <w:szCs w:val="28"/>
+        </w:rPr>
+        <w:t xml:space="preserve">All training logs and per-seed metrics are available </w:t>
+      </w:r>
+      <w:proofErr w:type="gramStart"/>
+      <w:r>
+        <w:rPr>
+          <w:sz w:val="22"/>
+          <w:szCs w:val="28"/>
+        </w:rPr>
+        <w:t>at</w:t>
+      </w:r>
+      <w:r>
+        <w:rPr>
+          <w:sz w:val="22"/>
+          <w:szCs w:val="28"/>
+        </w:rPr>
+        <w:t xml:space="preserve">  </w:t>
+      </w:r>
+      <w:r>
+        <w:rPr>
+          <w:u w:val="single"/>
+        </w:rPr>
+        <w:t>https://github.com/sabbir211/CAKR</w:t>
+      </w:r>
+      <w:proofErr w:type="gramEnd"/>
+      <w:r>
+        <w:t>.</w:t>
+      </w:r>
+    </w:p>
+    <w:p>
+      <w:pPr>
+        <w:spacing w:after="200"/>
+        <w:rPr>
+          <w:sz w:val="22"/>
+          <w:szCs w:val="28"/>
+        </w:rPr>
+      </w:pPr>
+    </w:p>
+    <w:p>
+      <w:pPr>
         <w:pStyle w:val="Heading1"/>
         <w:keepNext/>
         <w:spacing w:before="200" w:after="100"/>
@@ -3587,10 +4822,10 @@
           <w:szCs w:val="28"/>
         </w:rPr>
         <w:drawing>
-          <wp:inline distT="0" distB="0" distL="0" distR="0" wp14:anchorId="3EA65E11" wp14:editId="0F737F35">
-            <wp:extent cx="5760720" cy="3509405"/>
+          <wp:inline distT="0" distB="0" distL="0" distR="0" wp14:anchorId="740AA764" wp14:editId="1544618D">
+            <wp:extent cx="6217920" cy="3792220"/>
             <wp:effectExtent l="0" t="0" r="0" b="0"/>
-            <wp:docPr id="11" name="Picture 11"/>
+            <wp:docPr id="362426997" name="Picture 1"/>
             <wp:cNvGraphicFramePr>
               <a:graphicFrameLocks xmlns:a="http://schemas.openxmlformats.org/drawingml/2006/main" noChangeAspect="1"/>
             </wp:cNvGraphicFramePr>
@@ -3598,11 +4833,17 @@
               <a:graphicData uri="http://schemas.openxmlformats.org/drawingml/2006/picture">
                 <pic:pic xmlns:pic="http://schemas.openxmlformats.org/drawingml/2006/picture">
                   <pic:nvPicPr>
-                    <pic:cNvPr id="0" name="figure2_accuracy_gain.png"/>
+                    <pic:cNvPr id="362426997" name="Picture 362426997"/>
                     <pic:cNvPicPr/>
                   </pic:nvPicPr>
                   <pic:blipFill>
-                    <a:blip r:embed="rId15"/>
+                    <a:blip r:embed="rId12">
+                      <a:extLst>
+                        <a:ext uri="{28A0092B-C50C-407E-A947-70E740481C1C}">
+                          <a14:useLocalDpi xmlns:a14="http://schemas.microsoft.com/office/drawing/2010/main" val="0"/>
+                        </a:ext>
+                      </a:extLst>
+                    </a:blip>
                     <a:stretch>
                       <a:fillRect/>
                     </a:stretch>
@@ -3610,7 +4851,7 @@
                   <pic:spPr>
                     <a:xfrm>
                       <a:off x="0" y="0"/>
-                      <a:ext cx="5760720" cy="3509405"/>
+                      <a:ext cx="6217920" cy="3792220"/>
                     </a:xfrm>
                     <a:prstGeom prst="rect">
                       <a:avLst/>
@@ -3636,7 +4877,21 @@
         <w:rPr>
           <w:szCs w:val="28"/>
         </w:rPr>
-        <w:t>Fig. 2. Accuracy gain over GETA-only for fixed vanilla KD and CAKR across all model/dataset settings. Gains are reported in percentage points relative to the corresponding GETA-only baseline.</w:t>
+        <w:t xml:space="preserve">Fig. 2. Accuracy </w:t>
+      </w:r>
+      <w:proofErr w:type="gramStart"/>
+      <w:r>
+        <w:rPr>
+          <w:szCs w:val="28"/>
+        </w:rPr>
+        <w:t>gain</w:t>
+      </w:r>
+      <w:proofErr w:type="gramEnd"/>
+      <w:r>
+        <w:rPr>
+          <w:szCs w:val="28"/>
+        </w:rPr>
+        <w:t xml:space="preserve"> over GETA-only for fixed vanilla KD and CAKR across all model/dataset settings. Gains are reported in percentage points relative to the corresponding GETA-only baseline.</w:t>
       </w:r>
     </w:p>
     <w:p>
@@ -3644,15 +4899,744 @@
         <w:spacing w:before="160" w:after="80" w:line="259" w:lineRule="auto"/>
         <w:jc w:val="center"/>
         <w:rPr>
-          <w:sz w:val="22"/>
-          <w:szCs w:val="28"/>
-        </w:rPr>
-      </w:pPr>
-      <w:r>
-        <w:rPr>
-          <w:szCs w:val="28"/>
-        </w:rPr>
-        <w:t>Table II reports the main accuracy comparison corresponding to the trend visualized in Fig. 2. Both KD-based methods improve over GETA-only in most settings, but no single strategy is best for all cases. CAKR achieves the highest mean accuracy in 3 of 6 settings. Fixed vanilla KD is strongest for VGG7/CIFAR-10, ResNet56/CIFAR-100, and VGG7/CIFAR-100. Crucially, vanilla KD reduces accuracy below the GETA-only baseline on ResNet20/CIFAR-10 (87.64% vs 87.90%), marked with superscript a in Table II. CAKR achieves 88.05% in the same setting, confirming that compression-aware adaptive control is necessary when fixed KD over-regularizes the smaller student.</w:t>
+          <w:szCs w:val="28"/>
+        </w:rPr>
+      </w:pPr>
+    </w:p>
+    <w:p>
+      <w:pPr>
+        <w:spacing w:before="160" w:after="80" w:line="259" w:lineRule="auto"/>
+        <w:jc w:val="center"/>
+        <w:rPr>
+          <w:sz w:val="22"/>
+          <w:szCs w:val="22"/>
+        </w:rPr>
+      </w:pPr>
+      <w:r>
+        <w:rPr>
+          <w:sz w:val="22"/>
+          <w:szCs w:val="22"/>
+          <w:lang w:bidi="ar-SA"/>
+        </w:rPr>
+        <w:t>Table II. Accuracy compression damage and teacher-guided recovery across all settings. Dense and GETA-only columns show absolute accuracy. KD Recovery and CAKR Recovery columns show gain over the corresponding GETA-only baseline. A negative KD Recovery value indicates vanilla KD degrades accuracy below the unguided GETA-only baseline</w:t>
+      </w:r>
+    </w:p>
+    <w:p>
+      <w:pPr>
+        <w:spacing w:after="160" w:line="278" w:lineRule="auto"/>
+        <w:rPr>
+          <w:lang w:bidi="ar-SA"/>
+        </w:rPr>
+      </w:pPr>
+      <w:r>
+        <w:rPr>
+          <w:b/>
+          <w:bCs/>
+          <w:lang w:bidi="ar-SA"/>
+        </w:rPr>
+        <w:t>Table II. Compression damage and teacher-guided recovery (mean accuracy, %).</w:t>
+      </w:r>
+    </w:p>
+    <w:tbl>
+      <w:tblPr>
+        <w:tblStyle w:val="TableGrid"/>
+        <w:tblW w:w="0" w:type="auto"/>
+        <w:tblInd w:w="1356" w:type="dxa"/>
+        <w:tblLook w:val="04A0" w:firstRow="1" w:lastRow="0" w:firstColumn="1" w:lastColumn="0" w:noHBand="0" w:noVBand="1"/>
+      </w:tblPr>
+      <w:tblGrid>
+        <w:gridCol w:w="1992"/>
+        <w:gridCol w:w="731"/>
+        <w:gridCol w:w="1395"/>
+        <w:gridCol w:w="1474"/>
+        <w:gridCol w:w="1471"/>
+      </w:tblGrid>
+      <w:tr>
+        <w:tc>
+          <w:tcPr>
+            <w:tcW w:w="0" w:type="auto"/>
+            <w:hideMark/>
+          </w:tcPr>
+          <w:p>
+            <w:pPr>
+              <w:spacing w:after="160" w:line="278" w:lineRule="auto"/>
+              <w:rPr>
+                <w:b/>
+                <w:bCs/>
+              </w:rPr>
+            </w:pPr>
+            <w:r>
+              <w:rPr>
+                <w:b/>
+                <w:bCs/>
+              </w:rPr>
+              <w:t>Model / Dataset</w:t>
+            </w:r>
+          </w:p>
+        </w:tc>
+        <w:tc>
+          <w:tcPr>
+            <w:tcW w:w="0" w:type="auto"/>
+            <w:hideMark/>
+          </w:tcPr>
+          <w:p>
+            <w:pPr>
+              <w:spacing w:after="160" w:line="278" w:lineRule="auto"/>
+              <w:rPr>
+                <w:b/>
+                <w:bCs/>
+              </w:rPr>
+            </w:pPr>
+            <w:r>
+              <w:rPr>
+                <w:b/>
+                <w:bCs/>
+              </w:rPr>
+              <w:t>Dense</w:t>
+            </w:r>
+          </w:p>
+        </w:tc>
+        <w:tc>
+          <w:tcPr>
+            <w:tcW w:w="0" w:type="auto"/>
+            <w:hideMark/>
+          </w:tcPr>
+          <w:p>
+            <w:pPr>
+              <w:spacing w:after="160" w:line="278" w:lineRule="auto"/>
+              <w:rPr>
+                <w:b/>
+                <w:bCs/>
+              </w:rPr>
+            </w:pPr>
+            <w:r>
+              <w:rPr>
+                <w:b/>
+                <w:bCs/>
+              </w:rPr>
+              <w:t>GETA-only</w:t>
+            </w:r>
+          </w:p>
+        </w:tc>
+        <w:tc>
+          <w:tcPr>
+            <w:tcW w:w="0" w:type="auto"/>
+            <w:hideMark/>
+          </w:tcPr>
+          <w:p>
+            <w:pPr>
+              <w:spacing w:after="160" w:line="278" w:lineRule="auto"/>
+              <w:rPr>
+                <w:b/>
+                <w:bCs/>
+              </w:rPr>
+            </w:pPr>
+            <w:r>
+              <w:rPr>
+                <w:b/>
+                <w:bCs/>
+              </w:rPr>
+              <w:t>KD Recovery</w:t>
+            </w:r>
+          </w:p>
+        </w:tc>
+        <w:tc>
+          <w:tcPr>
+            <w:tcW w:w="0" w:type="auto"/>
+            <w:hideMark/>
+          </w:tcPr>
+          <w:p>
+            <w:pPr>
+              <w:spacing w:after="160" w:line="278" w:lineRule="auto"/>
+              <w:rPr>
+                <w:b/>
+                <w:bCs/>
+              </w:rPr>
+            </w:pPr>
+            <w:r>
+              <w:rPr>
+                <w:b/>
+                <w:bCs/>
+              </w:rPr>
+              <w:t>CAKR Recovery</w:t>
+            </w:r>
+          </w:p>
+        </w:tc>
+      </w:tr>
+      <w:tr>
+        <w:tc>
+          <w:tcPr>
+            <w:tcW w:w="0" w:type="auto"/>
+            <w:hideMark/>
+          </w:tcPr>
+          <w:p>
+            <w:pPr>
+              <w:spacing w:after="160" w:line="278" w:lineRule="auto"/>
+            </w:pPr>
+            <w:r>
+              <w:t>ResNet20 / CIFAR-10</w:t>
+            </w:r>
+          </w:p>
+        </w:tc>
+        <w:tc>
+          <w:tcPr>
+            <w:tcW w:w="0" w:type="auto"/>
+            <w:hideMark/>
+          </w:tcPr>
+          <w:p>
+            <w:pPr>
+              <w:spacing w:after="160" w:line="278" w:lineRule="auto"/>
+            </w:pPr>
+            <w:r>
+              <w:t>92.96</w:t>
+            </w:r>
+          </w:p>
+        </w:tc>
+        <w:tc>
+          <w:tcPr>
+            <w:tcW w:w="0" w:type="auto"/>
+            <w:hideMark/>
+          </w:tcPr>
+          <w:p>
+            <w:pPr>
+              <w:spacing w:after="160" w:line="278" w:lineRule="auto"/>
+            </w:pPr>
+            <w:r>
+              <w:t>87.90 (−5.06)</w:t>
+            </w:r>
+          </w:p>
+        </w:tc>
+        <w:tc>
+          <w:tcPr>
+            <w:tcW w:w="0" w:type="auto"/>
+            <w:hideMark/>
+          </w:tcPr>
+          <w:p>
+            <w:pPr>
+              <w:spacing w:after="160" w:line="278" w:lineRule="auto"/>
+            </w:pPr>
+            <w:r>
+              <w:t>87.64 (−0.26↓)</w:t>
+            </w:r>
+          </w:p>
+        </w:tc>
+        <w:tc>
+          <w:tcPr>
+            <w:tcW w:w="0" w:type="auto"/>
+            <w:hideMark/>
+          </w:tcPr>
+          <w:p>
+            <w:pPr>
+              <w:spacing w:after="160" w:line="278" w:lineRule="auto"/>
+            </w:pPr>
+            <w:r>
+              <w:rPr>
+                <w:b/>
+                <w:bCs/>
+              </w:rPr>
+              <w:t>88.05 (+0.15)</w:t>
+            </w:r>
+          </w:p>
+        </w:tc>
+      </w:tr>
+      <w:tr>
+        <w:tc>
+          <w:tcPr>
+            <w:tcW w:w="0" w:type="auto"/>
+            <w:hideMark/>
+          </w:tcPr>
+          <w:p>
+            <w:pPr>
+              <w:spacing w:after="160" w:line="278" w:lineRule="auto"/>
+            </w:pPr>
+            <w:r>
+              <w:t>ResNet56 / CIFAR-10</w:t>
+            </w:r>
+          </w:p>
+        </w:tc>
+        <w:tc>
+          <w:tcPr>
+            <w:tcW w:w="0" w:type="auto"/>
+            <w:hideMark/>
+          </w:tcPr>
+          <w:p>
+            <w:pPr>
+              <w:spacing w:after="160" w:line="278" w:lineRule="auto"/>
+            </w:pPr>
+            <w:r>
+              <w:t>94.29</w:t>
+            </w:r>
+          </w:p>
+        </w:tc>
+        <w:tc>
+          <w:tcPr>
+            <w:tcW w:w="0" w:type="auto"/>
+            <w:hideMark/>
+          </w:tcPr>
+          <w:p>
+            <w:pPr>
+              <w:spacing w:after="160" w:line="278" w:lineRule="auto"/>
+            </w:pPr>
+            <w:r>
+              <w:t>93.15 (−1.14)</w:t>
+            </w:r>
+          </w:p>
+        </w:tc>
+        <w:tc>
+          <w:tcPr>
+            <w:tcW w:w="0" w:type="auto"/>
+            <w:hideMark/>
+          </w:tcPr>
+          <w:p>
+            <w:pPr>
+              <w:spacing w:after="160" w:line="278" w:lineRule="auto"/>
+            </w:pPr>
+            <w:r>
+              <w:t>93.22 (+0.07)</w:t>
+            </w:r>
+          </w:p>
+        </w:tc>
+        <w:tc>
+          <w:tcPr>
+            <w:tcW w:w="0" w:type="auto"/>
+            <w:hideMark/>
+          </w:tcPr>
+          <w:p>
+            <w:pPr>
+              <w:spacing w:after="160" w:line="278" w:lineRule="auto"/>
+            </w:pPr>
+            <w:r>
+              <w:rPr>
+                <w:b/>
+                <w:bCs/>
+              </w:rPr>
+              <w:t>93.26 (+0.11)</w:t>
+            </w:r>
+          </w:p>
+        </w:tc>
+      </w:tr>
+      <w:tr>
+        <w:tc>
+          <w:tcPr>
+            <w:tcW w:w="0" w:type="auto"/>
+            <w:hideMark/>
+          </w:tcPr>
+          <w:p>
+            <w:pPr>
+              <w:spacing w:after="160" w:line="278" w:lineRule="auto"/>
+            </w:pPr>
+            <w:r>
+              <w:t>VGG7 / CIFAR-10</w:t>
+            </w:r>
+          </w:p>
+        </w:tc>
+        <w:tc>
+          <w:tcPr>
+            <w:tcW w:w="0" w:type="auto"/>
+            <w:hideMark/>
+          </w:tcPr>
+          <w:p>
+            <w:pPr>
+              <w:spacing w:after="160" w:line="278" w:lineRule="auto"/>
+            </w:pPr>
+            <w:r>
+              <w:t>92.62</w:t>
+            </w:r>
+          </w:p>
+        </w:tc>
+        <w:tc>
+          <w:tcPr>
+            <w:tcW w:w="0" w:type="auto"/>
+            <w:hideMark/>
+          </w:tcPr>
+          <w:p>
+            <w:pPr>
+              <w:spacing w:after="160" w:line="278" w:lineRule="auto"/>
+            </w:pPr>
+            <w:r>
+              <w:t>90.75 (−1.87)</w:t>
+            </w:r>
+          </w:p>
+        </w:tc>
+        <w:tc>
+          <w:tcPr>
+            <w:tcW w:w="0" w:type="auto"/>
+            <w:hideMark/>
+          </w:tcPr>
+          <w:p>
+            <w:pPr>
+              <w:spacing w:after="160" w:line="278" w:lineRule="auto"/>
+            </w:pPr>
+            <w:r>
+              <w:rPr>
+                <w:b/>
+                <w:bCs/>
+              </w:rPr>
+              <w:t>91.09 (+0.34)</w:t>
+            </w:r>
+          </w:p>
+        </w:tc>
+        <w:tc>
+          <w:tcPr>
+            <w:tcW w:w="0" w:type="auto"/>
+            <w:hideMark/>
+          </w:tcPr>
+          <w:p>
+            <w:pPr>
+              <w:spacing w:after="160" w:line="278" w:lineRule="auto"/>
+            </w:pPr>
+            <w:r>
+              <w:t>90.88 (+0.13)</w:t>
+            </w:r>
+          </w:p>
+        </w:tc>
+      </w:tr>
+      <w:tr>
+        <w:tc>
+          <w:tcPr>
+            <w:tcW w:w="0" w:type="auto"/>
+            <w:hideMark/>
+          </w:tcPr>
+          <w:p>
+            <w:pPr>
+              <w:spacing w:after="160" w:line="278" w:lineRule="auto"/>
+            </w:pPr>
+            <w:r>
+              <w:t>ResNet20 / CIFAR-100</w:t>
+            </w:r>
+          </w:p>
+        </w:tc>
+        <w:tc>
+          <w:tcPr>
+            <w:tcW w:w="0" w:type="auto"/>
+            <w:hideMark/>
+          </w:tcPr>
+          <w:p>
+            <w:pPr>
+              <w:spacing w:after="160" w:line="278" w:lineRule="auto"/>
+            </w:pPr>
+            <w:r>
+              <w:t>69.14</w:t>
+            </w:r>
+          </w:p>
+        </w:tc>
+        <w:tc>
+          <w:tcPr>
+            <w:tcW w:w="0" w:type="auto"/>
+            <w:hideMark/>
+          </w:tcPr>
+          <w:p>
+            <w:pPr>
+              <w:spacing w:after="160" w:line="278" w:lineRule="auto"/>
+            </w:pPr>
+            <w:r>
+              <w:t>50.91 (−18.23)</w:t>
+            </w:r>
+          </w:p>
+        </w:tc>
+        <w:tc>
+          <w:tcPr>
+            <w:tcW w:w="0" w:type="auto"/>
+            <w:hideMark/>
+          </w:tcPr>
+          <w:p>
+            <w:pPr>
+              <w:spacing w:after="160" w:line="278" w:lineRule="auto"/>
+            </w:pPr>
+            <w:r>
+              <w:t>51.44 (+0.53)</w:t>
+            </w:r>
+          </w:p>
+        </w:tc>
+        <w:tc>
+          <w:tcPr>
+            <w:tcW w:w="0" w:type="auto"/>
+            <w:hideMark/>
+          </w:tcPr>
+          <w:p>
+            <w:pPr>
+              <w:spacing w:after="160" w:line="278" w:lineRule="auto"/>
+            </w:pPr>
+            <w:r>
+              <w:rPr>
+                <w:b/>
+                <w:bCs/>
+              </w:rPr>
+              <w:t>51.74 (+0.83)</w:t>
+            </w:r>
+          </w:p>
+        </w:tc>
+      </w:tr>
+      <w:tr>
+        <w:tc>
+          <w:tcPr>
+            <w:tcW w:w="0" w:type="auto"/>
+            <w:hideMark/>
+          </w:tcPr>
+          <w:p>
+            <w:pPr>
+              <w:spacing w:after="160" w:line="278" w:lineRule="auto"/>
+            </w:pPr>
+            <w:r>
+              <w:t>ResNet56 / CIFAR-100</w:t>
+            </w:r>
+          </w:p>
+        </w:tc>
+        <w:tc>
+          <w:tcPr>
+            <w:tcW w:w="0" w:type="auto"/>
+            <w:hideMark/>
+          </w:tcPr>
+          <w:p>
+            <w:pPr>
+              <w:spacing w:after="160" w:line="278" w:lineRule="auto"/>
+            </w:pPr>
+            <w:r>
+              <w:t>73.26</w:t>
+            </w:r>
+          </w:p>
+        </w:tc>
+        <w:tc>
+          <w:tcPr>
+            <w:tcW w:w="0" w:type="auto"/>
+            <w:hideMark/>
+          </w:tcPr>
+          <w:p>
+            <w:pPr>
+              <w:spacing w:after="160" w:line="278" w:lineRule="auto"/>
+            </w:pPr>
+            <w:r>
+              <w:t>67.68 (−5.58)</w:t>
+            </w:r>
+          </w:p>
+        </w:tc>
+        <w:tc>
+          <w:tcPr>
+            <w:tcW w:w="0" w:type="auto"/>
+            <w:hideMark/>
+          </w:tcPr>
+          <w:p>
+            <w:pPr>
+              <w:spacing w:after="160" w:line="278" w:lineRule="auto"/>
+            </w:pPr>
+            <w:r>
+              <w:rPr>
+                <w:b/>
+                <w:bCs/>
+              </w:rPr>
+              <w:t>68.59 (+0.91)</w:t>
+            </w:r>
+          </w:p>
+        </w:tc>
+        <w:tc>
+          <w:tcPr>
+            <w:tcW w:w="0" w:type="auto"/>
+            <w:hideMark/>
+          </w:tcPr>
+          <w:p>
+            <w:pPr>
+              <w:spacing w:after="160" w:line="278" w:lineRule="auto"/>
+            </w:pPr>
+            <w:r>
+              <w:t>68.21 (+0.53)</w:t>
+            </w:r>
+          </w:p>
+        </w:tc>
+      </w:tr>
+      <w:tr>
+        <w:tc>
+          <w:tcPr>
+            <w:tcW w:w="0" w:type="auto"/>
+            <w:hideMark/>
+          </w:tcPr>
+          <w:p>
+            <w:pPr>
+              <w:spacing w:after="160" w:line="278" w:lineRule="auto"/>
+            </w:pPr>
+            <w:r>
+              <w:t>VGG7 / CIFAR-100</w:t>
+            </w:r>
+          </w:p>
+        </w:tc>
+        <w:tc>
+          <w:tcPr>
+            <w:tcW w:w="0" w:type="auto"/>
+            <w:hideMark/>
+          </w:tcPr>
+          <w:p>
+            <w:pPr>
+              <w:spacing w:after="160" w:line="278" w:lineRule="auto"/>
+            </w:pPr>
+            <w:r>
+              <w:t>71.65</w:t>
+            </w:r>
+          </w:p>
+        </w:tc>
+        <w:tc>
+          <w:tcPr>
+            <w:tcW w:w="0" w:type="auto"/>
+            <w:hideMark/>
+          </w:tcPr>
+          <w:p>
+            <w:pPr>
+              <w:spacing w:after="160" w:line="278" w:lineRule="auto"/>
+            </w:pPr>
+            <w:r>
+              <w:t>63.57 (−8.08)</w:t>
+            </w:r>
+          </w:p>
+        </w:tc>
+        <w:tc>
+          <w:tcPr>
+            <w:tcW w:w="0" w:type="auto"/>
+            <w:hideMark/>
+          </w:tcPr>
+          <w:p>
+            <w:pPr>
+              <w:spacing w:after="160" w:line="278" w:lineRule="auto"/>
+            </w:pPr>
+            <w:r>
+              <w:rPr>
+                <w:b/>
+                <w:bCs/>
+              </w:rPr>
+              <w:t>64.08 (+0.51)</w:t>
+            </w:r>
+          </w:p>
+        </w:tc>
+        <w:tc>
+          <w:tcPr>
+            <w:tcW w:w="0" w:type="auto"/>
+            <w:hideMark/>
+          </w:tcPr>
+          <w:p>
+            <w:pPr>
+              <w:spacing w:after="160" w:line="278" w:lineRule="auto"/>
+            </w:pPr>
+            <w:r>
+              <w:t>63.98 (+0.41)</w:t>
+            </w:r>
+          </w:p>
+        </w:tc>
+      </w:tr>
+    </w:tbl>
+    <w:p>
+      <w:pPr>
+        <w:spacing w:before="160" w:after="80" w:line="259" w:lineRule="auto"/>
+        <w:rPr>
+          <w:szCs w:val="28"/>
+        </w:rPr>
+      </w:pPr>
+      <w:r>
+        <w:rPr>
+          <w:i/>
+          <w:iCs/>
+          <w:lang w:bidi="ar-SA"/>
+        </w:rPr>
+        <w:t>KD Recovery and CAKR Recovery values are gains over the GETA-only baseline. Negative KD recovery (↓) indicates vanilla KD falls below GETA-only. Bold indicates best recovery in each setting</w:t>
+      </w:r>
+    </w:p>
+    <w:p>
+      <w:pPr>
+        <w:spacing w:before="160" w:after="80" w:line="259" w:lineRule="auto"/>
+        <w:jc w:val="center"/>
+        <w:rPr>
+          <w:szCs w:val="28"/>
+        </w:rPr>
+      </w:pPr>
+    </w:p>
+    <w:p>
+      <w:pPr>
+        <w:spacing w:before="160" w:after="80" w:line="259" w:lineRule="auto"/>
+        <w:jc w:val="center"/>
+        <w:rPr>
+          <w:szCs w:val="28"/>
+        </w:rPr>
+      </w:pPr>
+    </w:p>
+    <w:p>
+      <w:pPr>
+        <w:spacing w:before="160" w:after="80" w:line="259" w:lineRule="auto"/>
+        <w:jc w:val="both"/>
+        <w:rPr>
+          <w:sz w:val="22"/>
+          <w:szCs w:val="22"/>
+        </w:rPr>
+      </w:pPr>
+      <w:r>
+        <w:rPr>
+          <w:sz w:val="22"/>
+          <w:szCs w:val="22"/>
+          <w:lang w:bidi="ar-SA"/>
+        </w:rPr>
+        <w:t>Table II makes the recovery picture explicit. CIFAR-100 settings suffer the largest compression damage — ResNet20 loses 18.23 percentage points from its dense baseline under GETA compression alone. Both teacher-guided methods recover a portion of this loss, with CAKR recovering the most on ResNet20 and vanilla KD recovering the most on ResNet56 and VGG7. On ResNet20/CIFAR-10, where compression damage is moderate (−5.06%), vanilla KD fails to recover any accuracy and instead further degrades performance below GETA-only (−0.26%), while CAKR achieves a positive recovery (+0.15%). This pattern motivates the central finding: the best teacher-guided recovery strategy depends on the degree of compression damage and the student's capacity to absorb a fixed distillation signal</w:t>
+      </w:r>
+    </w:p>
+    <w:p>
+      <w:pPr>
+        <w:spacing w:before="160" w:after="80" w:line="259" w:lineRule="auto"/>
+        <w:jc w:val="center"/>
+        <w:rPr>
+          <w:szCs w:val="28"/>
+        </w:rPr>
+      </w:pPr>
+    </w:p>
+    <w:p>
+      <w:pPr>
+        <w:spacing w:before="160" w:after="80" w:line="259" w:lineRule="auto"/>
+        <w:jc w:val="center"/>
+        <w:rPr>
+          <w:sz w:val="22"/>
+          <w:szCs w:val="28"/>
+        </w:rPr>
+      </w:pPr>
+      <w:r>
+        <w:rPr>
+          <w:szCs w:val="28"/>
+        </w:rPr>
+        <w:t>Table II</w:t>
+      </w:r>
+      <w:r>
+        <w:rPr>
+          <w:szCs w:val="28"/>
+        </w:rPr>
+        <w:t>I</w:t>
+      </w:r>
+      <w:r>
+        <w:rPr>
+          <w:szCs w:val="28"/>
+        </w:rPr>
+        <w:t xml:space="preserve"> reports the main accuracy comparison corresponding to the trend visualized in Fig. 2. Both KD-based methods improve over GETA-only in most settings, but no single strategy is best for all cases. CAKR achieves the highest mean accuracy in 3 of 6 settings. Fixed vanilla KD is strongest for VGG7/CIFAR-10, ResNet56/CIFAR-100, and VGG7/CIFAR-100. Crucially, vanilla KD reduces accuracy below the GETA-only baseline on ResNet20/CIFAR-10 (87.64% vs 87.90%), marked with superscript a in Table II</w:t>
+      </w:r>
+      <w:r>
+        <w:rPr>
+          <w:szCs w:val="28"/>
+        </w:rPr>
+        <w:t>I</w:t>
+      </w:r>
+      <w:r>
+        <w:rPr>
+          <w:szCs w:val="28"/>
+        </w:rPr>
+        <w:t xml:space="preserve">. CAKR achieves 88.05% in the same setting, confirming that </w:t>
+      </w:r>
+      <w:r>
+        <w:rPr>
+          <w:szCs w:val="28"/>
+        </w:rPr>
+        <w:t>compression-aware adaptive control can be beneficial</w:t>
+      </w:r>
+      <w:r>
+        <w:rPr>
+          <w:szCs w:val="28"/>
+        </w:rPr>
+        <w:t xml:space="preserve"> </w:t>
+      </w:r>
+      <w:r>
+        <w:rPr>
+          <w:szCs w:val="28"/>
+        </w:rPr>
+        <w:t>when fixed KD over-regularizes the smaller student.</w:t>
       </w:r>
     </w:p>
     <w:p>
@@ -3670,7 +5654,23 @@
           <w:bCs/>
           <w:szCs w:val="22"/>
         </w:rPr>
-        <w:t>Table II. Main accuracy comparison over three seeds. Superscript a indicates vanilla KD below the GETA-only baseline.</w:t>
+        <w:t>Table II</w:t>
+      </w:r>
+      <w:r>
+        <w:rPr>
+          <w:b/>
+          <w:bCs/>
+          <w:szCs w:val="22"/>
+        </w:rPr>
+        <w:t>I</w:t>
+      </w:r>
+      <w:r>
+        <w:rPr>
+          <w:b/>
+          <w:bCs/>
+          <w:szCs w:val="22"/>
+        </w:rPr>
+        <w:t>. Main accuracy comparison over three seeds. Superscript a indicates vanilla KD below the GETA-only baseline.</w:t>
       </w:r>
     </w:p>
     <w:tbl>
@@ -5071,7 +7071,19 @@
         <w:rPr>
           <w:szCs w:val="28"/>
         </w:rPr>
-        <w:t>Table III provides the detailed CIFAR-100 compression results, while Fig. 3 visualizes the corresponding top-1 accuracy comparison. CIFAR-100 is the more important benchmark because it has 100 fine-grained classes and causes larger accuracy degradation after compression. Both KD-based methods consistently improve over GETA-only for all three architectures.</w:t>
+        <w:t>Table I</w:t>
+      </w:r>
+      <w:r>
+        <w:rPr>
+          <w:szCs w:val="28"/>
+        </w:rPr>
+        <w:t>V</w:t>
+      </w:r>
+      <w:r>
+        <w:rPr>
+          <w:szCs w:val="28"/>
+        </w:rPr>
+        <w:t xml:space="preserve"> provides the detailed CIFAR-100 compression results, while Fig. 3 visualizes the corresponding top-1 accuracy comparison. CIFAR-100 is the more important benchmark because it has 100 fine-grained classes and causes larger accuracy degradation after compression. Both KD-based methods consistently improve over GETA-only for all three architectures.</w:t>
       </w:r>
     </w:p>
     <w:p>
@@ -5107,10 +7119,10 @@
           <w:szCs w:val="28"/>
         </w:rPr>
         <w:drawing>
-          <wp:inline distT="0" distB="0" distL="0" distR="0" wp14:anchorId="5CE3BD3D" wp14:editId="27DFB4B6">
-            <wp:extent cx="4709160" cy="3249984"/>
-            <wp:effectExtent l="0" t="0" r="0" b="0"/>
-            <wp:docPr id="12" name="Picture 12"/>
+          <wp:inline distT="0" distB="0" distL="0" distR="0" wp14:anchorId="3012AE91" wp14:editId="75629C49">
+            <wp:extent cx="5368636" cy="3705192"/>
+            <wp:effectExtent l="0" t="0" r="3810" b="0"/>
+            <wp:docPr id="1060031341" name="Picture 2"/>
             <wp:cNvGraphicFramePr>
               <a:graphicFrameLocks xmlns:a="http://schemas.openxmlformats.org/drawingml/2006/main" noChangeAspect="1"/>
             </wp:cNvGraphicFramePr>
@@ -5118,11 +7130,17 @@
               <a:graphicData uri="http://schemas.openxmlformats.org/drawingml/2006/picture">
                 <pic:pic xmlns:pic="http://schemas.openxmlformats.org/drawingml/2006/picture">
                   <pic:nvPicPr>
-                    <pic:cNvPr id="0" name="figure3_cifar100_accuracy.png"/>
+                    <pic:cNvPr id="1060031341" name="Picture 1060031341"/>
                     <pic:cNvPicPr/>
                   </pic:nvPicPr>
                   <pic:blipFill>
-                    <a:blip r:embed="rId16"/>
+                    <a:blip r:embed="rId13">
+                      <a:extLst>
+                        <a:ext uri="{28A0092B-C50C-407E-A947-70E740481C1C}">
+                          <a14:useLocalDpi xmlns:a14="http://schemas.microsoft.com/office/drawing/2010/main" val="0"/>
+                        </a:ext>
+                      </a:extLst>
+                    </a:blip>
                     <a:stretch>
                       <a:fillRect/>
                     </a:stretch>
@@ -5130,7 +7148,7 @@
                   <pic:spPr>
                     <a:xfrm>
                       <a:off x="0" y="0"/>
-                      <a:ext cx="4709160" cy="3249984"/>
+                      <a:ext cx="5377619" cy="3711392"/>
                     </a:xfrm>
                     <a:prstGeom prst="rect">
                       <a:avLst/>
@@ -5192,7 +7210,23 @@
           <w:bCs/>
           <w:szCs w:val="22"/>
         </w:rPr>
-        <w:t>Table III. Detailed CIFAR-100 compression results (mean ± std, 3 seeds).</w:t>
+        <w:t>Table I</w:t>
+      </w:r>
+      <w:r>
+        <w:rPr>
+          <w:b/>
+          <w:bCs/>
+          <w:szCs w:val="22"/>
+        </w:rPr>
+        <w:t>V</w:t>
+      </w:r>
+      <w:r>
+        <w:rPr>
+          <w:b/>
+          <w:bCs/>
+          <w:szCs w:val="22"/>
+        </w:rPr>
+        <w:t>. Detailed CIFAR-100 compression results (mean ± std, 3 seeds).</w:t>
       </w:r>
     </w:p>
     <w:tbl>
@@ -7484,7 +9518,7 @@
         <w:rPr>
           <w:szCs w:val="28"/>
         </w:rPr>
-        <w:t>Table IV shows the CIFAR-10 results. Gains are smaller on CIFAR-10 because GETA-only already achieves high compressed accuracy in this saturated setting. The most important finding on CIFAR-10 is that vanilla KD reduces ResNet20 accuracy from 87.90% to 87.64% — falling below the unassisted GETA-only baseline. CAKR improves ResNet20 accuracy to 88.05% and also reduces the standard deviation substantially from ±0.61 to ±0.13, indicating more stable recovery. For ResNet56/CIFAR-10, both KD methods are close to GETA-only: CAKR has the highest mean accuracy (93.26%), while vanilla KD has the lowest standard deviation (±0.05). For VGG7/CIFAR-10, vanilla KD achieves the highest mean accuracy (91.09%), while CAKR (90.88%) still improves over GETA-only. KD-based methods generally increase CE-measured test loss on CIFAR-10, suggesting that teacher regularization adjusts decision boundaries without necessarily improving probability calibration in saturated settings.</w:t>
+        <w:t>Table V shows the CIFAR-10 results. Gains are smaller on CIFAR-10 because GETA-only already achieves high compressed accuracy in this saturated setting. The most important finding on CIFAR-10 is that vanilla KD reduces ResNet20 accuracy from 87.90% to 87.64% — falling below the unassisted GETA-only baseline. CAKR improves ResNet20 accuracy to 88.05% and also reduces the standard deviation substantially from ±0.61 to ±0.13, indicating more stable recovery. For ResNet56/CIFAR-10, both KD methods are close to GETA-only: CAKR has the highest mean accuracy (93.26%), while vanilla KD has the lowest standard deviation (±0.05). For VGG7/CIFAR-10, vanilla KD achieves the highest mean accuracy (91.09%), while CAKR (90.88%) still improves over GETA-only. KD-based methods generally increase CE-measured test loss on CIFAR-10, suggesting that teacher regularization adjusts decision boundaries without necessarily improving probability calibration in saturated settings.</w:t>
       </w:r>
     </w:p>
     <w:p>
@@ -7502,7 +9536,7 @@
           <w:bCs/>
           <w:szCs w:val="22"/>
         </w:rPr>
-        <w:t>Table IV. Detailed CIFAR-10 compression results (mean ± std, 3 seeds).</w:t>
+        <w:t>Table V. Detailed CIFAR-10 compression results (mean ± std, 3 seeds).</w:t>
       </w:r>
     </w:p>
     <w:tbl>
@@ -9306,7 +11340,7 @@
                 <w:sz w:val="18"/>
                 <w:szCs w:val="22"/>
               </w:rPr>
-              <w:t>157.35K ± 1.45K</w:t>
+              <w:t>161.01K ± 3.33K</w:t>
             </w:r>
           </w:p>
         </w:tc>
@@ -9748,7 +11782,7 @@
                 <w:sz w:val="18"/>
                 <w:szCs w:val="22"/>
               </w:rPr>
-              <w:t>160.06K ± 2.87K</w:t>
+              <w:t>160.92K ± 0.96K</w:t>
             </w:r>
           </w:p>
         </w:tc>
@@ -9783,6 +11817,84 @@
     </w:p>
     <w:p>
       <w:pPr>
+        <w:pStyle w:val="Heading2"/>
+        <w:keepNext/>
+        <w:spacing w:before="120"/>
+        <w:jc w:val="both"/>
+        <w:rPr>
+          <w:b w:val="0"/>
+          <w:bCs w:val="0"/>
+          <w:szCs w:val="28"/>
+        </w:rPr>
+      </w:pPr>
+      <w:r>
+        <w:rPr>
+          <w:b w:val="0"/>
+          <w:bCs w:val="0"/>
+          <w:szCs w:val="28"/>
+        </w:rPr>
+        <w:t xml:space="preserve">The most important finding across all settings is that fixed and adaptive teacher guidance are not interchangeable. Vanilla KD uses a fixed effective KD coefficient of 0.54 on CIFAR-10 (T² × </w:t>
+      </w:r>
+      <w:proofErr w:type="spellStart"/>
+      <w:r>
+        <w:rPr>
+          <w:b w:val="0"/>
+          <w:bCs w:val="0"/>
+          <w:szCs w:val="28"/>
+        </w:rPr>
+        <w:t>λ_KD</w:t>
+      </w:r>
+      <w:proofErr w:type="spellEnd"/>
+      <w:r>
+        <w:rPr>
+          <w:b w:val="0"/>
+          <w:bCs w:val="0"/>
+          <w:szCs w:val="28"/>
+        </w:rPr>
+        <w:t xml:space="preserve"> = 9 × 0.06) and 0.72 on CIFAR-100 (9 × 0.08). Smaller compressed students possess reduced representational capacity and may be unable to absorb a strong constant distillation signal — the student is pulled toward the teacher's distribution even when doing so conflicts with the compressed model's own gradient direction. This over-regularization effect is consistent with the ResNet20/CIFAR-10 result, where the fixed signal degrades accuracy below the GETA-only baseline, and with ResNet20/CIFAR-100, where CAKR outperforms vanilla KD despite using a substantially lower effective distillation coefficient. CAKR mitigates over-regularization by scaling the teacher signal according to the current compression state and teacher reliability, reducing guidance pressure when the student is less stable or when teacher predictions are unreliable. In contrast, ResNet56 and VGG7 absorb the stronger fixed signal more effectively, and vanilla KD achieves higher accuracy in three of their four evaluated settings, suggesting that higher-capacity students have sufficient representational flexibility to benefit from a constant strong teacher signal.</w:t>
+      </w:r>
+    </w:p>
+    <w:p>
+      <w:pPr>
+        <w:pStyle w:val="Heading2"/>
+        <w:keepNext/>
+        <w:spacing w:before="120"/>
+        <w:jc w:val="both"/>
+        <w:rPr>
+          <w:b w:val="0"/>
+          <w:bCs w:val="0"/>
+          <w:szCs w:val="28"/>
+        </w:rPr>
+      </w:pPr>
+      <w:r>
+        <w:rPr>
+          <w:b w:val="0"/>
+          <w:bCs w:val="0"/>
+          <w:szCs w:val="28"/>
+        </w:rPr>
+        <w:t>In our logs, CAKR's adaptive controller reaches a maximum effective coefficient of approximately 0.207–0.257 across settings, which is substantially lower than the fixed vanilla KD coefficients of 0.54–0.72, while still consistently improving over GETA-only. This supports the interpretation that smaller or more compression-sensitive students require controlled teacher guidance, while higher-capacity or more stable students can tolerate and benefit from a stronger fixed signal. The observed pattern is therefore architecture-dependent and should not be attributed to CAKR being universally better.</w:t>
+      </w:r>
+    </w:p>
+    <w:p>
+      <w:pPr>
+        <w:pStyle w:val="Heading2"/>
+        <w:keepNext/>
+        <w:spacing w:before="120"/>
+        <w:rPr>
+          <w:sz w:val="24"/>
+          <w:szCs w:val="28"/>
+        </w:rPr>
+      </w:pPr>
+      <w:r>
+        <w:rPr>
+          <w:sz w:val="24"/>
+          <w:szCs w:val="28"/>
+        </w:rPr>
+        <w:t>6.4 Limitations of the Evidence</w:t>
+      </w:r>
+    </w:p>
+    <w:p>
+      <w:pPr>
         <w:spacing w:after="120" w:line="259" w:lineRule="auto"/>
         <w:ind w:firstLine="288"/>
         <w:jc w:val="both"/>
@@ -9796,7 +11908,57 @@
           <w:sz w:val="22"/>
           <w:szCs w:val="28"/>
         </w:rPr>
-        <w:t>The most important finding across all settings is that fixed and adaptive teacher guidance are not interchangeable. Vanilla KD uses a fixed effective KD coefficient of 0.54 on CIFAR-10 (T² × λ_KD = 9 × 0.06) and 0.72 on CIFAR-100 (9 × 0.08). This strong constant signal can still degrade accuracy on ResNet20/CIFAR-10 and is weaker than CAKR on ResNet20/CIFAR-100, suggesting that the smaller ResNet20 student is over-regularized by the fixed signal. In contrast, ResNet56 and VGG7 absorb the stronger fixed signal more effectively, and vanilla KD achieves higher accuracy in three of their four evaluated settings.</w:t>
+        <w:t xml:space="preserve">Several limitations should be noted. First, the vanilla KD baseline uses only two fixed configurations: T = 3.0 with </w:t>
+      </w:r>
+      <w:proofErr w:type="spellStart"/>
+      <w:r>
+        <w:rPr>
+          <w:sz w:val="22"/>
+          <w:szCs w:val="28"/>
+        </w:rPr>
+        <w:t>λ_KD</w:t>
+      </w:r>
+      <w:proofErr w:type="spellEnd"/>
+      <w:r>
+        <w:rPr>
+          <w:sz w:val="22"/>
+          <w:szCs w:val="28"/>
+        </w:rPr>
+        <w:t xml:space="preserve"> = 0.06 for CIFAR-10 and </w:t>
+      </w:r>
+      <w:proofErr w:type="spellStart"/>
+      <w:r>
+        <w:rPr>
+          <w:sz w:val="22"/>
+          <w:szCs w:val="28"/>
+        </w:rPr>
+        <w:t>λ_KD</w:t>
+      </w:r>
+      <w:proofErr w:type="spellEnd"/>
+      <w:r>
+        <w:rPr>
+          <w:sz w:val="22"/>
+          <w:szCs w:val="28"/>
+        </w:rPr>
+        <w:t xml:space="preserve"> = 0.08 for CIFAR-100. More detailed per-model tuning of vanilla KD might perform better, particularly on ResNet20/CIFAR-10 where even the lower fixed coefficient may be too strong. This is a valid concern; however, CAKR's compression-state controller naturally adapts the effective KD strength without manual per-setting tuning of the KD weight, which may be the practical advantage in deployment. Second, results are limited to three seeds per setting; larger-scale statistical testing would strengthen the conclusions. Third, experiments are restricted to CNNs on CIFAR-10/CIFAR-100; generalization to larger datasets and transformer architectures remains to be validated.</w:t>
+      </w:r>
+    </w:p>
+    <w:p>
+      <w:pPr>
+        <w:pStyle w:val="Heading1"/>
+        <w:keepNext/>
+        <w:spacing w:before="200" w:after="100"/>
+        <w:rPr>
+          <w:sz w:val="28"/>
+          <w:szCs w:val="32"/>
+        </w:rPr>
+      </w:pPr>
+      <w:r>
+        <w:rPr>
+          <w:sz w:val="28"/>
+          <w:szCs w:val="32"/>
+        </w:rPr>
+        <w:t>7. Conclusion</w:t>
       </w:r>
     </w:p>
     <w:p>
@@ -9814,25 +11976,7 @@
           <w:sz w:val="22"/>
           <w:szCs w:val="28"/>
         </w:rPr>
-        <w:t>In our logs, CAKR's adaptive controller reaches a maximum effective coefficient of approximately 0.207–0.257 across settings, which is substantially lower than the fixed vanilla KD coefficients of 0.54–0.72, while still consistently improving over GETA-only. This supports the interpretation that smaller or more compression-sensitive students require controlled teacher guidance, while higher-capacity or more stable students can tolerate and benefit from a stronger fixed signal. The observed pattern is therefore architecture-dependent and should not be attributed to CAKR being universally better.</w:t>
-      </w:r>
-    </w:p>
-    <w:p>
-      <w:pPr>
-        <w:pStyle w:val="Heading2"/>
-        <w:keepNext/>
-        <w:spacing w:before="120"/>
-        <w:rPr>
-          <w:sz w:val="24"/>
-          <w:szCs w:val="28"/>
-        </w:rPr>
-      </w:pPr>
-      <w:r>
-        <w:rPr>
-          <w:sz w:val="24"/>
-          <w:szCs w:val="28"/>
-        </w:rPr>
-        <w:t>6.4 Limitations of the Evidence</w:t>
+        <w:t>This paper studied teacher-guided recovery for GETA-based joint structured pruning and weight quantization. Fixed vanilla KD and a compression-aware adaptive variant (CAKR) were compared against GETA-only under the same compression protocol across ResNet20, ResNet56, and VGG7 on CIFAR-10 and CIFAR-100.</w:t>
       </w:r>
     </w:p>
     <w:p>
@@ -9850,54 +11994,25 @@
           <w:sz w:val="22"/>
           <w:szCs w:val="28"/>
         </w:rPr>
-        <w:t xml:space="preserve">Several limitations should be noted. First, the vanilla KD baseline uses only two fixed configurations: T = 3.0 with </w:t>
-      </w:r>
-      <w:proofErr w:type="spellStart"/>
-      <w:r>
-        <w:rPr>
-          <w:sz w:val="22"/>
-          <w:szCs w:val="28"/>
-        </w:rPr>
-        <w:t>λ_KD</w:t>
-      </w:r>
-      <w:proofErr w:type="spellEnd"/>
-      <w:r>
-        <w:rPr>
-          <w:sz w:val="22"/>
-          <w:szCs w:val="28"/>
-        </w:rPr>
-        <w:t xml:space="preserve"> = 0.06 for CIFAR-10 and </w:t>
-      </w:r>
-      <w:proofErr w:type="spellStart"/>
-      <w:r>
-        <w:rPr>
-          <w:sz w:val="22"/>
-          <w:szCs w:val="28"/>
-        </w:rPr>
-        <w:t>λ_KD</w:t>
-      </w:r>
-      <w:proofErr w:type="spellEnd"/>
-      <w:r>
-        <w:rPr>
-          <w:sz w:val="22"/>
-          <w:szCs w:val="28"/>
-        </w:rPr>
-        <w:t xml:space="preserve"> = 0.08 for CIFAR-100. More detailed per-model tuning of vanilla KD might perform better, particularly on ResNet20/CIFAR-10 where even the lower fixed coefficient may be too strong. This is a valid concern; however, CAKR's compression-state controller naturally adapts the effective KD strength without manual per-setting tuning of the KD weight, which may be the practical advantage in deployment. Second, results are limited to three seeds per setting; larger-scale statistical testing would strengthen the conclusions. Third, experiments are restricted to CNNs on CIFAR-10/CIFAR-100; generalization to larger datasets and transformer architectures remains to be validated.</w:t>
+        <w:t>Teacher guidance generally improves GETA-compressed models, but the best strategy depends on student capacity and architecture. CAKR achieves the highest mean accuracy in 3 of 6 settings and consistently improves over GETA-only in all settings. A key finding is that fixed KD falls below the GETA-only baseline on ResNet20/CIFAR-10, while CAKR avoids this over-regularization. Fixed KD is stronger for higher-capacity students such as ResNet56/CIFAR-100, where its stronger constant signal is more effectively absorbed. CAKR and fixed KD are therefore complementary strategies: CAKR is safer and more suitable for smaller or more compression-sensitive students, while fixed KD can be more effective for higher-capacity models.</w:t>
       </w:r>
     </w:p>
     <w:p>
       <w:pPr>
-        <w:rPr>
-          <w:sz w:val="22"/>
-          <w:szCs w:val="28"/>
-        </w:rPr>
-      </w:pPr>
-      <w:r>
-        <w:rPr>
-          <w:sz w:val="22"/>
-          <w:szCs w:val="28"/>
-        </w:rPr>
-        <w:br w:type="page"/>
+        <w:spacing w:after="120" w:line="259" w:lineRule="auto"/>
+        <w:ind w:firstLine="288"/>
+        <w:jc w:val="both"/>
+        <w:rPr>
+          <w:sz w:val="22"/>
+          <w:szCs w:val="28"/>
+        </w:rPr>
+      </w:pPr>
+      <w:r>
+        <w:rPr>
+          <w:sz w:val="22"/>
+          <w:szCs w:val="28"/>
+        </w:rPr>
+        <w:t>Future work will extend this study to larger datasets such as Tiny ImageNet and ImageNet, transformer architectures supported by GETA, and automated selection of KD strength based on model capacity and compression sensitivity.</w:t>
       </w:r>
     </w:p>
     <w:p>
@@ -9915,79 +12030,127 @@
           <w:sz w:val="28"/>
           <w:szCs w:val="32"/>
         </w:rPr>
-        <w:t>7. Conclusion</w:t>
+        <w:t>References</w:t>
       </w:r>
     </w:p>
     <w:p>
       <w:pPr>
         <w:spacing w:after="120" w:line="259" w:lineRule="auto"/>
-        <w:ind w:firstLine="288"/>
-        <w:jc w:val="both"/>
-        <w:rPr>
-          <w:sz w:val="22"/>
-          <w:szCs w:val="28"/>
-        </w:rPr>
-      </w:pPr>
-      <w:r>
-        <w:rPr>
-          <w:sz w:val="22"/>
-          <w:szCs w:val="28"/>
-        </w:rPr>
-        <w:t>This paper studied teacher-guided recovery for GETA-based joint structured pruning and weight quantization. Fixed vanilla KD and a compression-aware adaptive variant (CAKR) were compared against GETA-only under the same compression protocol across ResNet20, ResNet56, and VGG7 on CIFAR-10 and CIFAR-100.</w:t>
+        <w:ind w:left="360" w:firstLine="288"/>
+        <w:rPr>
+          <w:sz w:val="22"/>
+          <w:szCs w:val="28"/>
+        </w:rPr>
+      </w:pPr>
+      <w:r>
+        <w:rPr>
+          <w:sz w:val="22"/>
+        </w:rPr>
+        <w:t xml:space="preserve">[1] S. Han, J. Pool, J. Tran, and W. J. Dally, "Learning both weights and connections for efficient neural network," in Proc. </w:t>
+      </w:r>
+      <w:proofErr w:type="spellStart"/>
+      <w:r>
+        <w:rPr>
+          <w:sz w:val="22"/>
+        </w:rPr>
+        <w:t>NeurIPS</w:t>
+      </w:r>
+      <w:proofErr w:type="spellEnd"/>
+      <w:r>
+        <w:rPr>
+          <w:sz w:val="22"/>
+        </w:rPr>
+        <w:t>, 2015, pp. 1135–1143.</w:t>
       </w:r>
     </w:p>
     <w:p>
       <w:pPr>
         <w:spacing w:after="120" w:line="259" w:lineRule="auto"/>
-        <w:ind w:firstLine="288"/>
-        <w:jc w:val="both"/>
-        <w:rPr>
-          <w:sz w:val="22"/>
-          <w:szCs w:val="28"/>
-        </w:rPr>
-      </w:pPr>
-      <w:r>
-        <w:rPr>
-          <w:sz w:val="22"/>
-          <w:szCs w:val="28"/>
-        </w:rPr>
-        <w:t>Teacher guidance generally improves GETA-compressed models, but the best strategy depends on student capacity and architecture. CAKR achieves the highest mean accuracy in 3 of 6 settings and consistently improves over GETA-only in all settings. A key finding is that fixed KD falls below the GETA-only baseline on ResNet20/CIFAR-10, while CAKR avoids this over-regularization. Fixed KD is stronger for higher-capacity students such as ResNet56/CIFAR-100, where its stronger constant signal is more effectively absorbed. CAKR and fixed KD are therefore complementary strategies: CAKR is safer and more suitable for smaller or more compression-sensitive students, while fixed KD can be more effective for higher-capacity models.</w:t>
+        <w:ind w:left="360" w:firstLine="288"/>
+        <w:rPr>
+          <w:sz w:val="22"/>
+          <w:szCs w:val="28"/>
+        </w:rPr>
+      </w:pPr>
+      <w:r>
+        <w:rPr>
+          <w:sz w:val="22"/>
+        </w:rPr>
+        <w:t>[2] B. Jacob et al., "Quantization and training of neural networks for efficient integer-arithmetic-only inference," in Proc. CVPR, 2018, pp. 2704–2713.</w:t>
       </w:r>
     </w:p>
     <w:p>
       <w:pPr>
         <w:spacing w:after="120" w:line="259" w:lineRule="auto"/>
-        <w:ind w:firstLine="288"/>
-        <w:jc w:val="both"/>
-        <w:rPr>
-          <w:sz w:val="22"/>
-          <w:szCs w:val="28"/>
-        </w:rPr>
-      </w:pPr>
-      <w:r>
-        <w:rPr>
-          <w:sz w:val="22"/>
-          <w:szCs w:val="28"/>
-        </w:rPr>
-        <w:t>Future work will extend this study to larger datasets such as Tiny ImageNet and ImageNet, transformer architectures supported by GETA, and automated selection of KD strength based on model capacity and compression sensitivity.</w:t>
+        <w:ind w:left="360" w:firstLine="288"/>
+        <w:rPr>
+          <w:sz w:val="22"/>
+          <w:szCs w:val="28"/>
+        </w:rPr>
+      </w:pPr>
+      <w:r>
+        <w:rPr>
+          <w:sz w:val="22"/>
+        </w:rPr>
+        <w:t xml:space="preserve">[3] G. Hinton, O. </w:t>
+      </w:r>
+      <w:proofErr w:type="spellStart"/>
+      <w:r>
+        <w:rPr>
+          <w:sz w:val="22"/>
+        </w:rPr>
+        <w:t>Vinyals</w:t>
+      </w:r>
+      <w:proofErr w:type="spellEnd"/>
+      <w:r>
+        <w:rPr>
+          <w:sz w:val="22"/>
+        </w:rPr>
+        <w:t>, and J. Dean, "Distilling the knowledge in a neural network," arXiv:1503.02531, 2015.</w:t>
       </w:r>
     </w:p>
     <w:p>
       <w:pPr>
-        <w:pStyle w:val="Heading1"/>
-        <w:keepNext/>
-        <w:spacing w:before="200" w:after="100"/>
-        <w:rPr>
-          <w:sz w:val="28"/>
-          <w:szCs w:val="32"/>
-        </w:rPr>
-      </w:pPr>
-      <w:r>
-        <w:rPr>
-          <w:sz w:val="28"/>
-          <w:szCs w:val="32"/>
-        </w:rPr>
-        <w:t>References</w:t>
+        <w:spacing w:after="120" w:line="259" w:lineRule="auto"/>
+        <w:ind w:left="360" w:firstLine="288"/>
+        <w:rPr>
+          <w:sz w:val="22"/>
+          <w:szCs w:val="28"/>
+        </w:rPr>
+      </w:pPr>
+      <w:r>
+        <w:rPr>
+          <w:sz w:val="22"/>
+        </w:rPr>
+        <w:t xml:space="preserve">[4] A. Romero, N. Ballas, S. E. Kahou, A. </w:t>
+      </w:r>
+      <w:proofErr w:type="spellStart"/>
+      <w:r>
+        <w:rPr>
+          <w:sz w:val="22"/>
+        </w:rPr>
+        <w:t>Chassang</w:t>
+      </w:r>
+      <w:proofErr w:type="spellEnd"/>
+      <w:r>
+        <w:rPr>
+          <w:sz w:val="22"/>
+        </w:rPr>
+        <w:t>, C. Gatta, and Y. Bengio, "</w:t>
+      </w:r>
+      <w:proofErr w:type="spellStart"/>
+      <w:r>
+        <w:rPr>
+          <w:sz w:val="22"/>
+        </w:rPr>
+        <w:t>FitNets</w:t>
+      </w:r>
+      <w:proofErr w:type="spellEnd"/>
+      <w:r>
+        <w:rPr>
+          <w:sz w:val="22"/>
+        </w:rPr>
+        <w:t>: Hints for thin deep nets," in Proc. ICLR, 2015.</w:t>
       </w:r>
     </w:p>
     <w:p>
@@ -10003,21 +12166,7 @@
         <w:rPr>
           <w:sz w:val="22"/>
         </w:rPr>
-        <w:t xml:space="preserve">[1] S. Han, J. Pool, J. Tran, and W. J. Dally, "Learning both weights and connections for efficient neural network," in Proc. </w:t>
-      </w:r>
-      <w:proofErr w:type="spellStart"/>
-      <w:r>
-        <w:rPr>
-          <w:sz w:val="22"/>
-        </w:rPr>
-        <w:t>NeurIPS</w:t>
-      </w:r>
-      <w:proofErr w:type="spellEnd"/>
-      <w:r>
-        <w:rPr>
-          <w:sz w:val="22"/>
-        </w:rPr>
-        <w:t>, 2015, pp. 1135–1143.</w:t>
+        <w:t>[5] Y. He and L. Xiao, "Structured pruning for deep convolutional neural networks: A survey," IEEE Trans. Pattern Anal. Mach. Intell., vol. 46, no. 5, pp. 2900–2919, 2024.</w:t>
       </w:r>
     </w:p>
     <w:p>
@@ -10033,7 +12182,21 @@
         <w:rPr>
           <w:sz w:val="22"/>
         </w:rPr>
-        <w:t>[2] B. Jacob et al., "Quantization and training of neural networks for efficient integer-arithmetic-only inference," in Proc. CVPR, 2018, pp. 2704–2713.</w:t>
+        <w:t>[6] G. Fang, X. Ma, M. Song, M. B. Mi, and X. Wang, "</w:t>
+      </w:r>
+      <w:proofErr w:type="spellStart"/>
+      <w:r>
+        <w:rPr>
+          <w:sz w:val="22"/>
+        </w:rPr>
+        <w:t>DepGraph</w:t>
+      </w:r>
+      <w:proofErr w:type="spellEnd"/>
+      <w:r>
+        <w:rPr>
+          <w:sz w:val="22"/>
+        </w:rPr>
+        <w:t>: Towards any structural pruning," in Proc. CVPR, 2023, pp. 16091–16101.</w:t>
       </w:r>
     </w:p>
     <w:p>
@@ -10049,21 +12212,21 @@
         <w:rPr>
           <w:sz w:val="22"/>
         </w:rPr>
-        <w:t xml:space="preserve">[3] G. Hinton, O. </w:t>
+        <w:t xml:space="preserve">[7] T. Chen, B. Ji, T. Ding, B. Fang, G. Wang, Z. Zhu, L. Liang, Y. Shi, S. Yi, and X. Tu, "Only train once: A one-shot neural network training and pruning framework," in Proc. </w:t>
       </w:r>
       <w:proofErr w:type="spellStart"/>
       <w:r>
         <w:rPr>
           <w:sz w:val="22"/>
         </w:rPr>
-        <w:t>Vinyals</w:t>
+        <w:t>NeurIPS</w:t>
       </w:r>
       <w:proofErr w:type="spellEnd"/>
       <w:r>
         <w:rPr>
           <w:sz w:val="22"/>
         </w:rPr>
-        <w:t>, and J. Dean, "Distilling the knowledge in a neural network," arXiv:1503.02531, 2015.</w:t>
+        <w:t>, 2021.</w:t>
       </w:r>
     </w:p>
     <w:p>
@@ -10079,35 +12242,7 @@
         <w:rPr>
           <w:sz w:val="22"/>
         </w:rPr>
-        <w:t xml:space="preserve">[4] A. Romero, N. Ballas, S. E. Kahou, A. </w:t>
-      </w:r>
-      <w:proofErr w:type="spellStart"/>
-      <w:r>
-        <w:rPr>
-          <w:sz w:val="22"/>
-        </w:rPr>
-        <w:t>Chassang</w:t>
-      </w:r>
-      <w:proofErr w:type="spellEnd"/>
-      <w:r>
-        <w:rPr>
-          <w:sz w:val="22"/>
-        </w:rPr>
-        <w:t>, C. Gatta, and Y. Bengio, "</w:t>
-      </w:r>
-      <w:proofErr w:type="spellStart"/>
-      <w:r>
-        <w:rPr>
-          <w:sz w:val="22"/>
-        </w:rPr>
-        <w:t>FitNets</w:t>
-      </w:r>
-      <w:proofErr w:type="spellEnd"/>
-      <w:r>
-        <w:rPr>
-          <w:sz w:val="22"/>
-        </w:rPr>
-        <w:t>: Hints for thin deep nets," in Proc. ICLR, 2015.</w:t>
+        <w:t>[8] T. Chen, L. Liang, T. Ding, I. Zharkov, and Z. Zhu, "OTOv2: Automatic, generic, user-friendly neural network training and compression," in Proc. ICLR, 2023.</w:t>
       </w:r>
     </w:p>
     <w:p>
@@ -10123,7 +12258,21 @@
         <w:rPr>
           <w:sz w:val="22"/>
         </w:rPr>
-        <w:t>[5] Y. He and L. Xiao, "Structured pruning for deep convolutional neural networks: A survey," IEEE Trans. Pattern Anal. Mach. Intell., vol. 46, no. 5, pp. 2900–2919, 2024.</w:t>
+        <w:t xml:space="preserve">[9] X. Zhang, I. Colbert, and S. Das, "Learning low-precision structured subnetworks using joint </w:t>
+      </w:r>
+      <w:proofErr w:type="spellStart"/>
+      <w:r>
+        <w:rPr>
+          <w:sz w:val="22"/>
+        </w:rPr>
+        <w:t>layerwise</w:t>
+      </w:r>
+      <w:proofErr w:type="spellEnd"/>
+      <w:r>
+        <w:rPr>
+          <w:sz w:val="22"/>
+        </w:rPr>
+        <w:t xml:space="preserve"> channel pruning and uniform quantization," Appl. Sci., vol. 12, no. 15, Art. no. 7829, 2022.</w:t>
       </w:r>
     </w:p>
     <w:p>
@@ -10139,21 +12288,7 @@
         <w:rPr>
           <w:sz w:val="22"/>
         </w:rPr>
-        <w:t>[6] G. Fang, X. Ma, M. Song, M. B. Mi, and X. Wang, "</w:t>
-      </w:r>
-      <w:proofErr w:type="spellStart"/>
-      <w:r>
-        <w:rPr>
-          <w:sz w:val="22"/>
-        </w:rPr>
-        <w:t>DepGraph</w:t>
-      </w:r>
-      <w:proofErr w:type="spellEnd"/>
-      <w:r>
-        <w:rPr>
-          <w:sz w:val="22"/>
-        </w:rPr>
-        <w:t>: Towards any structural pruning," in Proc. CVPR, 2023, pp. 16091–16101.</w:t>
+        <w:t>[10] X. Qu, D. Aponte, C. Banbury, D. P. Robinson, T. Ding, K. Koishida, I. Zharkov, and T. Chen, "Automatic joint structured pruning and quantization for efficient neural network training and compression," in Proc. CVPR, 2025, pp. 15234–15244.</w:t>
       </w:r>
     </w:p>
     <w:p>
@@ -10169,21 +12304,21 @@
         <w:rPr>
           <w:sz w:val="22"/>
         </w:rPr>
-        <w:t xml:space="preserve">[7] T. Chen, B. Ji, T. Ding, B. Fang, G. Wang, Z. Zhu, L. Liang, Y. Shi, S. Yi, and X. Tu, "Only train once: A one-shot neural network training and pruning framework," in Proc. </w:t>
+        <w:t xml:space="preserve">[11] J. Kim, S. Chang, and N. Kwak, "PQK: Model compression via pruning, quantization, and knowledge distillation," in Proc. </w:t>
       </w:r>
       <w:proofErr w:type="spellStart"/>
       <w:r>
         <w:rPr>
           <w:sz w:val="22"/>
         </w:rPr>
-        <w:t>NeurIPS</w:t>
+        <w:t>Interspeech</w:t>
       </w:r>
       <w:proofErr w:type="spellEnd"/>
       <w:r>
         <w:rPr>
           <w:sz w:val="22"/>
         </w:rPr>
-        <w:t>, 2021.</w:t>
+        <w:t>, 2021, pp. 4568–4572.</w:t>
       </w:r>
     </w:p>
     <w:p>
@@ -10199,7 +12334,7 @@
         <w:rPr>
           <w:sz w:val="22"/>
         </w:rPr>
-        <w:t>[8] T. Chen, L. Liang, T. Ding, I. Zharkov, and Z. Zhu, "OTOv2: Automatic, generic, user-friendly neural network training and compression," in Proc. ICLR, 2023.</w:t>
+        <w:t>[12] J. Kim, "Quantization robust pruning with knowledge distillation," IEEE Access, vol. 11, pp. 26419–26426, 2023.</w:t>
       </w:r>
     </w:p>
     <w:p>
@@ -10215,21 +12350,21 @@
         <w:rPr>
           <w:sz w:val="22"/>
         </w:rPr>
-        <w:t xml:space="preserve">[9] X. Zhang, I. Colbert, and S. Das, "Learning low-precision structured subnetworks using joint </w:t>
+        <w:t xml:space="preserve">[13] W. Chae and K. Seo, "Pipeline of pruning, knowledge distillation, and quantization for model compression," J. </w:t>
       </w:r>
       <w:proofErr w:type="spellStart"/>
       <w:r>
         <w:rPr>
           <w:sz w:val="22"/>
         </w:rPr>
-        <w:t>layerwise</w:t>
+        <w:t>Electr</w:t>
       </w:r>
       <w:proofErr w:type="spellEnd"/>
       <w:r>
         <w:rPr>
           <w:sz w:val="22"/>
         </w:rPr>
-        <w:t xml:space="preserve"> channel pruning and uniform quantization," Appl. Sci., vol. 12, no. 15, Art. no. 7829, 2022.</w:t>
+        <w:t>. Eng. Technol., 2025.</w:t>
       </w:r>
     </w:p>
     <w:p>
@@ -10245,7 +12380,21 @@
         <w:rPr>
           <w:sz w:val="22"/>
         </w:rPr>
-        <w:t>[10] X. Qu, D. Aponte, C. Banbury, D. P. Robinson, T. Ding, K. Koishida, I. Zharkov, and T. Chen, "Automatic joint structured pruning and quantization for efficient neural network training and compression," in Proc. CVPR, 2025, pp. 15234–15244.</w:t>
+        <w:t xml:space="preserve">[14] I. Hubara, M. </w:t>
+      </w:r>
+      <w:proofErr w:type="spellStart"/>
+      <w:r>
+        <w:rPr>
+          <w:sz w:val="22"/>
+        </w:rPr>
+        <w:t>Courbariaux</w:t>
+      </w:r>
+      <w:proofErr w:type="spellEnd"/>
+      <w:r>
+        <w:rPr>
+          <w:sz w:val="22"/>
+        </w:rPr>
+        <w:t>, D. Soudry, R. El-Yaniv, and Y. Bengio, "Quantized neural networks: Training neural networks with low precision weights and activations," J. Mach. Learn. Res., vol. 18, no. 187, pp. 1–30, 2018.</w:t>
       </w:r>
     </w:p>
     <w:p>
@@ -10261,21 +12410,49 @@
         <w:rPr>
           <w:sz w:val="22"/>
         </w:rPr>
-        <w:t xml:space="preserve">[11] J. Kim, S. Chang, and N. Kwak, "PQK: Model compression via pruning, quantization, and knowledge distillation," in Proc. </w:t>
+        <w:t>[15] S. Zhou, Y. Wu, Z. Ni, X. Zhou, H. Wen, and Y. Zou, "</w:t>
       </w:r>
       <w:proofErr w:type="spellStart"/>
       <w:r>
         <w:rPr>
           <w:sz w:val="22"/>
         </w:rPr>
-        <w:t>Interspeech</w:t>
+        <w:t>DoReFa</w:t>
       </w:r>
       <w:proofErr w:type="spellEnd"/>
       <w:r>
         <w:rPr>
           <w:sz w:val="22"/>
         </w:rPr>
-        <w:t>, 2021, pp. 4568–4572.</w:t>
+        <w:t xml:space="preserve">-Net: Training low </w:t>
+      </w:r>
+      <w:proofErr w:type="spellStart"/>
+      <w:r>
+        <w:rPr>
+          <w:sz w:val="22"/>
+        </w:rPr>
+        <w:t>bitwidth</w:t>
+      </w:r>
+      <w:proofErr w:type="spellEnd"/>
+      <w:r>
+        <w:rPr>
+          <w:sz w:val="22"/>
+        </w:rPr>
+        <w:t xml:space="preserve"> convolutional neural networks with low </w:t>
+      </w:r>
+      <w:proofErr w:type="spellStart"/>
+      <w:r>
+        <w:rPr>
+          <w:sz w:val="22"/>
+        </w:rPr>
+        <w:t>bitwidth</w:t>
+      </w:r>
+      <w:proofErr w:type="spellEnd"/>
+      <w:r>
+        <w:rPr>
+          <w:sz w:val="22"/>
+        </w:rPr>
+        <w:t xml:space="preserve"> gradients," arXiv:1606.06160, 2016.</w:t>
       </w:r>
     </w:p>
     <w:p>
@@ -10291,7 +12468,7 @@
         <w:rPr>
           <w:sz w:val="22"/>
         </w:rPr>
-        <w:t>[12] J. Kim, "Quantization robust pruning with knowledge distillation," IEEE Access, vol. 11, pp. 26419–26426, 2023.</w:t>
+        <w:t>[16] J. Choi, Z. Wang, S. Venkataramani, P. Chuang, V. Srinivasan, and K. Gopalakrishnan, "PACT: Parameterized clipping activation for quantized neural networks," arXiv:1805.06085, 2018.</w:t>
       </w:r>
     </w:p>
     <w:p>
@@ -10307,21 +12484,7 @@
         <w:rPr>
           <w:sz w:val="22"/>
         </w:rPr>
-        <w:t xml:space="preserve">[13] W. Chae and K. Seo, "Pipeline of pruning, knowledge distillation, and quantization for model compression," J. </w:t>
-      </w:r>
-      <w:proofErr w:type="spellStart"/>
-      <w:r>
-        <w:rPr>
-          <w:sz w:val="22"/>
-        </w:rPr>
-        <w:t>Electr</w:t>
-      </w:r>
-      <w:proofErr w:type="spellEnd"/>
-      <w:r>
-        <w:rPr>
-          <w:sz w:val="22"/>
-        </w:rPr>
-        <w:t>. Eng. Technol., 2025.</w:t>
+        <w:t>[17] Z. Dong, Z. Yao, A. Gholami, M. Mahoney, and K. Keutzer, "HAWQ: Hessian aware quantization of neural networks with mixed-precision," in Proc. ICCV, 2019, pp. 293–302.</w:t>
       </w:r>
     </w:p>
     <w:p>
@@ -10337,21 +12500,35 @@
         <w:rPr>
           <w:sz w:val="22"/>
         </w:rPr>
-        <w:t xml:space="preserve">[14] I. Hubara, M. </w:t>
+        <w:t xml:space="preserve">[18] Z. Dong, Z. Yao, D. </w:t>
       </w:r>
       <w:proofErr w:type="spellStart"/>
       <w:r>
         <w:rPr>
           <w:sz w:val="22"/>
         </w:rPr>
-        <w:t>Courbariaux</w:t>
+        <w:t>Arfeen</w:t>
       </w:r>
       <w:proofErr w:type="spellEnd"/>
       <w:r>
         <w:rPr>
           <w:sz w:val="22"/>
         </w:rPr>
-        <w:t>, D. Soudry, R. El-Yaniv, and Y. Bengio, "Quantized neural networks: Training neural networks with low precision weights and activations," J. Mach. Learn. Res., vol. 18, no. 187, pp. 1–30, 2018.</w:t>
+        <w:t xml:space="preserve">, A. Gholami, M. W. Mahoney, and K. Keutzer, "HAWQ-V2: Hessian aware trace-weighted quantization of neural networks," in Proc. </w:t>
+      </w:r>
+      <w:proofErr w:type="spellStart"/>
+      <w:r>
+        <w:rPr>
+          <w:sz w:val="22"/>
+        </w:rPr>
+        <w:t>NeurIPS</w:t>
+      </w:r>
+      <w:proofErr w:type="spellEnd"/>
+      <w:r>
+        <w:rPr>
+          <w:sz w:val="22"/>
+        </w:rPr>
+        <w:t>, 2020.</w:t>
       </w:r>
     </w:p>
     <w:p>
@@ -10367,49 +12544,7 @@
         <w:rPr>
           <w:sz w:val="22"/>
         </w:rPr>
-        <w:t>[15] S. Zhou, Y. Wu, Z. Ni, X. Zhou, H. Wen, and Y. Zou, "</w:t>
-      </w:r>
-      <w:proofErr w:type="spellStart"/>
-      <w:r>
-        <w:rPr>
-          <w:sz w:val="22"/>
-        </w:rPr>
-        <w:t>DoReFa</w:t>
-      </w:r>
-      <w:proofErr w:type="spellEnd"/>
-      <w:r>
-        <w:rPr>
-          <w:sz w:val="22"/>
-        </w:rPr>
-        <w:t xml:space="preserve">-Net: Training low </w:t>
-      </w:r>
-      <w:proofErr w:type="spellStart"/>
-      <w:r>
-        <w:rPr>
-          <w:sz w:val="22"/>
-        </w:rPr>
-        <w:t>bitwidth</w:t>
-      </w:r>
-      <w:proofErr w:type="spellEnd"/>
-      <w:r>
-        <w:rPr>
-          <w:sz w:val="22"/>
-        </w:rPr>
-        <w:t xml:space="preserve"> convolutional neural networks with low </w:t>
-      </w:r>
-      <w:proofErr w:type="spellStart"/>
-      <w:r>
-        <w:rPr>
-          <w:sz w:val="22"/>
-        </w:rPr>
-        <w:t>bitwidth</w:t>
-      </w:r>
-      <w:proofErr w:type="spellEnd"/>
-      <w:r>
-        <w:rPr>
-          <w:sz w:val="22"/>
-        </w:rPr>
-        <w:t xml:space="preserve"> gradients," arXiv:1606.06160, 2016.</w:t>
+        <w:t>[19] Y. Tian, D. Krishnan, and P. Isola, "Contrastive representation distillation," in Proc. ICLR, 2020.</w:t>
       </w:r>
     </w:p>
     <w:p>
@@ -10425,7 +12560,7 @@
         <w:rPr>
           <w:sz w:val="22"/>
         </w:rPr>
-        <w:t>[16] J. Choi, Z. Wang, S. Venkataramani, P. Chuang, V. Srinivasan, and K. Gopalakrishnan, "PACT: Parameterized clipping activation for quantized neural networks," arXiv:1805.06085, 2018.</w:t>
+        <w:t>[20] W. Park, D. Kim, Y. Lu, and M. Cho, "Relational knowledge distillation," in Proc. CVPR, 2019, pp. 3967–3976.</w:t>
       </w:r>
     </w:p>
     <w:p>
@@ -10441,7 +12576,35 @@
         <w:rPr>
           <w:sz w:val="22"/>
         </w:rPr>
-        <w:t>[17] Z. Dong, Z. Yao, A. Gholami, M. Mahoney, and K. Keutzer, "HAWQ: Hessian aware quantization of neural networks with mixed-precision," in Proc. ICCV, 2019, pp. 293–302.</w:t>
+        <w:t xml:space="preserve">[21] N. </w:t>
+      </w:r>
+      <w:proofErr w:type="spellStart"/>
+      <w:r>
+        <w:rPr>
+          <w:sz w:val="22"/>
+        </w:rPr>
+        <w:t>Passalis</w:t>
+      </w:r>
+      <w:proofErr w:type="spellEnd"/>
+      <w:r>
+        <w:rPr>
+          <w:sz w:val="22"/>
+        </w:rPr>
+        <w:t xml:space="preserve"> and A. </w:t>
+      </w:r>
+      <w:proofErr w:type="spellStart"/>
+      <w:r>
+        <w:rPr>
+          <w:sz w:val="22"/>
+        </w:rPr>
+        <w:t>Tefas</w:t>
+      </w:r>
+      <w:proofErr w:type="spellEnd"/>
+      <w:r>
+        <w:rPr>
+          <w:sz w:val="22"/>
+        </w:rPr>
+        <w:t>, "Learning deep representations with probabilistic knowledge transfer," in Proc. ECCV Workshops, 2018.</w:t>
       </w:r>
     </w:p>
     <w:p>
@@ -10457,35 +12620,21 @@
         <w:rPr>
           <w:sz w:val="22"/>
         </w:rPr>
-        <w:t xml:space="preserve">[18] Z. Dong, Z. Yao, D. </w:t>
+        <w:t>[22] A. G. Howard et al., "</w:t>
       </w:r>
       <w:proofErr w:type="spellStart"/>
       <w:r>
         <w:rPr>
           <w:sz w:val="22"/>
         </w:rPr>
-        <w:t>Arfeen</w:t>
+        <w:t>MobileNets</w:t>
       </w:r>
       <w:proofErr w:type="spellEnd"/>
       <w:r>
         <w:rPr>
           <w:sz w:val="22"/>
         </w:rPr>
-        <w:t xml:space="preserve">, A. Gholami, M. W. Mahoney, and K. Keutzer, "HAWQ-V2: Hessian aware trace-weighted quantization of neural networks," in Proc. </w:t>
-      </w:r>
-      <w:proofErr w:type="spellStart"/>
-      <w:r>
-        <w:rPr>
-          <w:sz w:val="22"/>
-        </w:rPr>
-        <w:t>NeurIPS</w:t>
-      </w:r>
-      <w:proofErr w:type="spellEnd"/>
-      <w:r>
-        <w:rPr>
-          <w:sz w:val="22"/>
-        </w:rPr>
-        <w:t>, 2020.</w:t>
+        <w:t>: Efficient convolutional neural networks for mobile vision applications," arXiv:1704.04861, 2017.</w:t>
       </w:r>
     </w:p>
     <w:p>
@@ -10501,7 +12650,7 @@
         <w:rPr>
           <w:sz w:val="22"/>
         </w:rPr>
-        <w:t>[19] Y. Tian, D. Krishnan, and P. Isola, "Contrastive representation distillation," in Proc. ICLR, 2020.</w:t>
+        <w:t>[23] M. Sandler, A. Howard, M. Zhu, A. Zhmoginov, and L.-C. Chen, "MobileNetV2: Inverted residuals and linear bottlenecks," in Proc. CVPR, 2018, pp. 4510–4520.</w:t>
       </w:r>
     </w:p>
     <w:p>
@@ -10517,7 +12666,7 @@
         <w:rPr>
           <w:sz w:val="22"/>
         </w:rPr>
-        <w:t>[20] W. Park, D. Kim, Y. Lu, and M. Cho, "Relational knowledge distillation," in Proc. CVPR, 2019, pp. 3967–3976.</w:t>
+        <w:t>[24] V. Sze, Y.-H. Chen, T.-J. Yang, and J. S. Emer, "Efficient processing of deep neural networks: A tutorial and survey," Proc. IEEE, vol. 105, no. 12, pp. 2295–2329, 2017.</w:t>
       </w:r>
     </w:p>
     <w:p>
@@ -10533,35 +12682,7 @@
         <w:rPr>
           <w:sz w:val="22"/>
         </w:rPr>
-        <w:t xml:space="preserve">[21] N. </w:t>
-      </w:r>
-      <w:proofErr w:type="spellStart"/>
-      <w:r>
-        <w:rPr>
-          <w:sz w:val="22"/>
-        </w:rPr>
-        <w:t>Passalis</w:t>
-      </w:r>
-      <w:proofErr w:type="spellEnd"/>
-      <w:r>
-        <w:rPr>
-          <w:sz w:val="22"/>
-        </w:rPr>
-        <w:t xml:space="preserve"> and A. </w:t>
-      </w:r>
-      <w:proofErr w:type="spellStart"/>
-      <w:r>
-        <w:rPr>
-          <w:sz w:val="22"/>
-        </w:rPr>
-        <w:t>Tefas</w:t>
-      </w:r>
-      <w:proofErr w:type="spellEnd"/>
-      <w:r>
-        <w:rPr>
-          <w:sz w:val="22"/>
-        </w:rPr>
-        <w:t>, "Learning deep representations with probabilistic knowledge transfer," in Proc. ECCV Workshops, 2018.</w:t>
+        <w:t>[25] S. K. Esser et al., "Learned step size quantization," in Proc. ICLR, 2020.</w:t>
       </w:r>
     </w:p>
     <w:p>
@@ -10577,21 +12698,7 @@
         <w:rPr>
           <w:sz w:val="22"/>
         </w:rPr>
-        <w:t>[22] A. G. Howard et al., "</w:t>
-      </w:r>
-      <w:proofErr w:type="spellStart"/>
-      <w:r>
-        <w:rPr>
-          <w:sz w:val="22"/>
-        </w:rPr>
-        <w:t>MobileNets</w:t>
-      </w:r>
-      <w:proofErr w:type="spellEnd"/>
-      <w:r>
-        <w:rPr>
-          <w:sz w:val="22"/>
-        </w:rPr>
-        <w:t>: Efficient convolutional neural networks for mobile vision applications," arXiv:1704.04861, 2017.</w:t>
+        <w:t>[26] A. Krizhevsky, "Learning multiple layers of features from tiny images," Univ. Toronto, Tech. Rep., 2009.</w:t>
       </w:r>
     </w:p>
     <w:p>
@@ -10607,7 +12714,7 @@
         <w:rPr>
           <w:sz w:val="22"/>
         </w:rPr>
-        <w:t>[23] M. Sandler, A. Howard, M. Zhu, A. Zhmoginov, and L.-C. Chen, "MobileNetV2: Inverted residuals and linear bottlenecks," in Proc. CVPR, 2018, pp. 4510–4520.</w:t>
+        <w:t>[27] K. He, X. Zhang, S. Ren, and J. Sun, "Deep residual learning for image recognition," in Proc. CVPR, 2016, pp. 770–778.</w:t>
       </w:r>
     </w:p>
     <w:p>
@@ -10616,14 +12723,13 @@
         <w:ind w:left="360" w:firstLine="288"/>
         <w:rPr>
           <w:sz w:val="22"/>
-          <w:szCs w:val="28"/>
-        </w:rPr>
-      </w:pPr>
-      <w:r>
-        <w:rPr>
-          <w:sz w:val="22"/>
-        </w:rPr>
-        <w:t>[24] V. Sze, Y.-H. Chen, T.-J. Yang, and J. S. Emer, "Efficient processing of deep neural networks: A tutorial and survey," Proc. IEEE, vol. 105, no. 12, pp. 2295–2329, 2017.</w:t>
+        </w:rPr>
+      </w:pPr>
+      <w:r>
+        <w:rPr>
+          <w:sz w:val="22"/>
+        </w:rPr>
+        <w:t>[28] K. Simonyan and A. Zisserman, "Very deep convolutional networks for large-scale image recognition," in Proc. ICLR, 2015.</w:t>
       </w:r>
     </w:p>
     <w:p>
@@ -10638,8 +12744,41 @@
       <w:r>
         <w:rPr>
           <w:sz w:val="22"/>
-        </w:rPr>
-        <w:t>[25] S. K. Esser et al., "Learned step size quantization," in Proc. ICLR, 2020.</w:t>
+          <w:szCs w:val="28"/>
+        </w:rPr>
+        <w:t xml:space="preserve">[29] B. Cui, Y. Li, and Z. Zhang, "Joint structured pruning and dense knowledge distillation for efficient transformer model compression," </w:t>
+      </w:r>
+      <w:r>
+        <w:rPr>
+          <w:i/>
+          <w:iCs/>
+          <w:sz w:val="22"/>
+          <w:szCs w:val="28"/>
+        </w:rPr>
+        <w:t>Neurocomputing</w:t>
+      </w:r>
+      <w:r>
+        <w:rPr>
+          <w:sz w:val="22"/>
+          <w:szCs w:val="28"/>
+        </w:rPr>
+        <w:t xml:space="preserve">, vol. 458, pp. 56–69, Oct. 2021, </w:t>
+      </w:r>
+      <w:proofErr w:type="spellStart"/>
+      <w:r>
+        <w:rPr>
+          <w:sz w:val="22"/>
+          <w:szCs w:val="28"/>
+        </w:rPr>
+        <w:t>doi</w:t>
+      </w:r>
+      <w:proofErr w:type="spellEnd"/>
+      <w:r>
+        <w:rPr>
+          <w:sz w:val="22"/>
+          <w:szCs w:val="28"/>
+        </w:rPr>
+        <w:t>: 10.1016/j.neucom.2021.05.084.</w:t>
       </w:r>
     </w:p>
     <w:p>
@@ -10654,8 +12793,61 @@
       <w:r>
         <w:rPr>
           <w:sz w:val="22"/>
-        </w:rPr>
-        <w:t>[26] A. Krizhevsky, "Learning multiple layers of features from tiny images," Univ. Toronto, Tech. Rep., 2009.</w:t>
+          <w:szCs w:val="28"/>
+        </w:rPr>
+        <w:t xml:space="preserve">[30] T. Niu, Y. Teng, L. Jin, P. Zou, and Y. Liu, "Pruning-and-distillation: One-stage joint compression framework for CNNs via clustering," </w:t>
+      </w:r>
+      <w:r>
+        <w:rPr>
+          <w:i/>
+          <w:iCs/>
+          <w:sz w:val="22"/>
+          <w:szCs w:val="28"/>
+        </w:rPr>
+        <w:t xml:space="preserve">Image Vis. </w:t>
+      </w:r>
+      <w:proofErr w:type="spellStart"/>
+      <w:r>
+        <w:rPr>
+          <w:i/>
+          <w:iCs/>
+          <w:sz w:val="22"/>
+          <w:szCs w:val="28"/>
+        </w:rPr>
+        <w:t>Comput</w:t>
+      </w:r>
+      <w:proofErr w:type="spellEnd"/>
+      <w:r>
+        <w:rPr>
+          <w:i/>
+          <w:iCs/>
+          <w:sz w:val="22"/>
+          <w:szCs w:val="28"/>
+        </w:rPr>
+        <w:t>.</w:t>
+      </w:r>
+      <w:r>
+        <w:rPr>
+          <w:sz w:val="22"/>
+          <w:szCs w:val="28"/>
+        </w:rPr>
+        <w:t xml:space="preserve">, vol. 136, Art. no. 104738, Aug. 2023, </w:t>
+      </w:r>
+      <w:proofErr w:type="spellStart"/>
+      <w:r>
+        <w:rPr>
+          <w:sz w:val="22"/>
+          <w:szCs w:val="28"/>
+        </w:rPr>
+        <w:t>doi</w:t>
+      </w:r>
+      <w:proofErr w:type="spellEnd"/>
+      <w:r>
+        <w:rPr>
+          <w:sz w:val="22"/>
+          <w:szCs w:val="28"/>
+        </w:rPr>
+        <w:t>: 10.1016/j.imavis.2023.104738.</w:t>
       </w:r>
     </w:p>
     <w:p>
@@ -10670,8 +12862,57 @@
       <w:r>
         <w:rPr>
           <w:sz w:val="22"/>
-        </w:rPr>
-        <w:t>[27] K. He, X. Zhang, S. Ren, and J. Sun, "Deep residual learning for image recognition," in Proc. CVPR, 2016, pp. 770–778.</w:t>
+          <w:szCs w:val="28"/>
+        </w:rPr>
+        <w:t xml:space="preserve">[31] L. </w:t>
+      </w:r>
+      <w:proofErr w:type="spellStart"/>
+      <w:r>
+        <w:rPr>
+          <w:sz w:val="22"/>
+          <w:szCs w:val="28"/>
+        </w:rPr>
+        <w:t>Malihi</w:t>
+      </w:r>
+      <w:proofErr w:type="spellEnd"/>
+      <w:r>
+        <w:rPr>
+          <w:sz w:val="22"/>
+          <w:szCs w:val="28"/>
+        </w:rPr>
+        <w:t xml:space="preserve"> and G. Heidemann, "Matching the ideal pruning method with knowledge distillation for optimal compression," </w:t>
+      </w:r>
+      <w:r>
+        <w:rPr>
+          <w:i/>
+          <w:iCs/>
+          <w:sz w:val="22"/>
+          <w:szCs w:val="28"/>
+        </w:rPr>
+        <w:t>Appl. Syst. Innov.</w:t>
+      </w:r>
+      <w:r>
+        <w:rPr>
+          <w:sz w:val="22"/>
+          <w:szCs w:val="28"/>
+        </w:rPr>
+        <w:t xml:space="preserve">, vol. 7, no. 4, Art. no. 56, Jun. 2024, </w:t>
+      </w:r>
+      <w:proofErr w:type="spellStart"/>
+      <w:r>
+        <w:rPr>
+          <w:sz w:val="22"/>
+          <w:szCs w:val="28"/>
+        </w:rPr>
+        <w:t>doi</w:t>
+      </w:r>
+      <w:proofErr w:type="spellEnd"/>
+      <w:r>
+        <w:rPr>
+          <w:sz w:val="22"/>
+          <w:szCs w:val="28"/>
+        </w:rPr>
+        <w:t>: 10.3390/asi7040056.</w:t>
       </w:r>
     </w:p>
     <w:p>
@@ -10683,12 +12924,6 @@
           <w:szCs w:val="28"/>
         </w:rPr>
       </w:pPr>
-      <w:r>
-        <w:rPr>
-          <w:sz w:val="22"/>
-        </w:rPr>
-        <w:t>[28] K. Simonyan and A. Zisserman, "Very deep convolutional networks for large-scale image recognition," in Proc. ICLR, 2015.</w:t>
-      </w:r>
     </w:p>
     <w:sectPr>
       <w:pgSz w:w="12240" w:h="15840"/>
@@ -10703,6 +12938,304 @@
 <file path=word/numbering.xml><?xml version="1.0" encoding="utf-8"?>
 <w:numbering xmlns:wpc="http://schemas.microsoft.com/office/word/2010/wordprocessingCanvas" xmlns:cx="http://schemas.microsoft.com/office/drawing/2014/chartex" xmlns:cx1="http://schemas.microsoft.com/office/drawing/2015/9/8/chartex" xmlns:cx2="http://schemas.microsoft.com/office/drawing/2015/10/21/chartex" xmlns:cx3="http://schemas.microsoft.com/office/drawing/2016/5/9/chartex" xmlns:cx4="http://schemas.microsoft.com/office/drawing/2016/5/10/chartex" xmlns:cx5="http://schemas.microsoft.com/office/drawing/2016/5/11/chartex" xmlns:cx6="http://schemas.microsoft.com/office/drawing/2016/5/12/chartex" xmlns:cx7="http://schemas.microsoft.com/office/drawing/2016/5/13/chartex" xmlns:cx8="http://schemas.microsoft.com/office/drawing/2016/5/14/chartex" xmlns:mc="http://schemas.openxmlformats.org/markup-compatibility/2006" xmlns:aink="http://schemas.microsoft.com/office/drawing/2016/ink" xmlns:am3d="http://schemas.microsoft.com/office/drawing/2017/model3d" xmlns:o="urn:schemas-microsoft-com:office:office" xmlns:oel="http://schemas.microsoft.com/office/2019/extlst" xmlns:r="http://schemas.openxmlformats.org/officeDocument/2006/relationships" xmlns:m="http://schemas.openxmlformats.org/officeDocument/2006/math" xmlns:v="urn:schemas-microsoft-com:vml" xmlns:wp14="http://schemas.microsoft.com/office/word/2010/wordprocessingDrawing" xmlns:wp="http://schemas.openxmlformats.org/drawingml/2006/wordprocessingDrawing" xmlns:w10="urn:schemas-microsoft-com:office:word" xmlns:w="http://schemas.openxmlformats.org/wordprocessingml/2006/main" xmlns:w14="http://schemas.microsoft.com/office/word/2010/wordml" xmlns:w15="http://schemas.microsoft.com/office/word/2012/wordml" xmlns:w16cex="http://schemas.microsoft.com/office/word/2018/wordml/cex" xmlns:w16cid="http://schemas.microsoft.com/office/word/2016/wordml/cid" xmlns:w16="http://schemas.microsoft.com/office/word/2018/wordml" xmlns:w16du="http://schemas.microsoft.com/office/word/2023/wordml/word16du" xmlns:w16sdtdh="http://schemas.microsoft.com/office/word/2020/wordml/sdtdatahash" xmlns:w16sdtfl="http://schemas.microsoft.com/office/word/2024/wordml/sdtformatlock" xmlns:w16se="http://schemas.microsoft.com/office/word/2015/wordml/symex" xmlns:wpg="http://schemas.microsoft.com/office/word/2010/wordprocessingGroup" xmlns:wpi="http://schemas.microsoft.com/office/word/2010/wordprocessingInk" xmlns:wne="http://schemas.microsoft.com/office/word/2006/wordml" xmlns:wps="http://schemas.microsoft.com/office/word/2010/wordprocessingShape" mc:Ignorable="w14 w15 w16se w16cid w16 w16cex w16sdtdh w16sdtfl w16du wp14">
   <w:abstractNum w:abstractNumId="0" w15:restartNumberingAfterBreak="0">
+    <w:nsid w:val="5A2F0567"/>
+    <w:multiLevelType w:val="multilevel"/>
+    <w:tmpl w:val="DED06408"/>
+    <w:lvl w:ilvl="0">
+      <w:start w:val="1"/>
+      <w:numFmt w:val="bullet"/>
+      <w:lvlText w:val=""/>
+      <w:lvlJc w:val="left"/>
+      <w:pPr>
+        <w:tabs>
+          <w:tab w:val="num" w:pos="720"/>
+        </w:tabs>
+        <w:ind w:left="720" w:hanging="360"/>
+      </w:pPr>
+      <w:rPr>
+        <w:rFonts w:ascii="Symbol" w:hAnsi="Symbol" w:hint="default"/>
+        <w:sz w:val="20"/>
+      </w:rPr>
+    </w:lvl>
+    <w:lvl w:ilvl="1" w:tentative="1">
+      <w:start w:val="1"/>
+      <w:numFmt w:val="bullet"/>
+      <w:lvlText w:val="o"/>
+      <w:lvlJc w:val="left"/>
+      <w:pPr>
+        <w:tabs>
+          <w:tab w:val="num" w:pos="1440"/>
+        </w:tabs>
+        <w:ind w:left="1440" w:hanging="360"/>
+      </w:pPr>
+      <w:rPr>
+        <w:rFonts w:ascii="Courier New" w:hAnsi="Courier New" w:hint="default"/>
+        <w:sz w:val="20"/>
+      </w:rPr>
+    </w:lvl>
+    <w:lvl w:ilvl="2" w:tentative="1">
+      <w:start w:val="1"/>
+      <w:numFmt w:val="bullet"/>
+      <w:lvlText w:val=""/>
+      <w:lvlJc w:val="left"/>
+      <w:pPr>
+        <w:tabs>
+          <w:tab w:val="num" w:pos="2160"/>
+        </w:tabs>
+        <w:ind w:left="2160" w:hanging="360"/>
+      </w:pPr>
+      <w:rPr>
+        <w:rFonts w:ascii="Wingdings" w:hAnsi="Wingdings" w:hint="default"/>
+        <w:sz w:val="20"/>
+      </w:rPr>
+    </w:lvl>
+    <w:lvl w:ilvl="3" w:tentative="1">
+      <w:start w:val="1"/>
+      <w:numFmt w:val="bullet"/>
+      <w:lvlText w:val=""/>
+      <w:lvlJc w:val="left"/>
+      <w:pPr>
+        <w:tabs>
+          <w:tab w:val="num" w:pos="2880"/>
+        </w:tabs>
+        <w:ind w:left="2880" w:hanging="360"/>
+      </w:pPr>
+      <w:rPr>
+        <w:rFonts w:ascii="Wingdings" w:hAnsi="Wingdings" w:hint="default"/>
+        <w:sz w:val="20"/>
+      </w:rPr>
+    </w:lvl>
+    <w:lvl w:ilvl="4" w:tentative="1">
+      <w:start w:val="1"/>
+      <w:numFmt w:val="bullet"/>
+      <w:lvlText w:val=""/>
+      <w:lvlJc w:val="left"/>
+      <w:pPr>
+        <w:tabs>
+          <w:tab w:val="num" w:pos="3600"/>
+        </w:tabs>
+        <w:ind w:left="3600" w:hanging="360"/>
+      </w:pPr>
+      <w:rPr>
+        <w:rFonts w:ascii="Wingdings" w:hAnsi="Wingdings" w:hint="default"/>
+        <w:sz w:val="20"/>
+      </w:rPr>
+    </w:lvl>
+    <w:lvl w:ilvl="5" w:tentative="1">
+      <w:start w:val="1"/>
+      <w:numFmt w:val="bullet"/>
+      <w:lvlText w:val=""/>
+      <w:lvlJc w:val="left"/>
+      <w:pPr>
+        <w:tabs>
+          <w:tab w:val="num" w:pos="4320"/>
+        </w:tabs>
+        <w:ind w:left="4320" w:hanging="360"/>
+      </w:pPr>
+      <w:rPr>
+        <w:rFonts w:ascii="Wingdings" w:hAnsi="Wingdings" w:hint="default"/>
+        <w:sz w:val="20"/>
+      </w:rPr>
+    </w:lvl>
+    <w:lvl w:ilvl="6" w:tentative="1">
+      <w:start w:val="1"/>
+      <w:numFmt w:val="bullet"/>
+      <w:lvlText w:val=""/>
+      <w:lvlJc w:val="left"/>
+      <w:pPr>
+        <w:tabs>
+          <w:tab w:val="num" w:pos="5040"/>
+        </w:tabs>
+        <w:ind w:left="5040" w:hanging="360"/>
+      </w:pPr>
+      <w:rPr>
+        <w:rFonts w:ascii="Wingdings" w:hAnsi="Wingdings" w:hint="default"/>
+        <w:sz w:val="20"/>
+      </w:rPr>
+    </w:lvl>
+    <w:lvl w:ilvl="7" w:tentative="1">
+      <w:start w:val="1"/>
+      <w:numFmt w:val="bullet"/>
+      <w:lvlText w:val=""/>
+      <w:lvlJc w:val="left"/>
+      <w:pPr>
+        <w:tabs>
+          <w:tab w:val="num" w:pos="5760"/>
+        </w:tabs>
+        <w:ind w:left="5760" w:hanging="360"/>
+      </w:pPr>
+      <w:rPr>
+        <w:rFonts w:ascii="Wingdings" w:hAnsi="Wingdings" w:hint="default"/>
+        <w:sz w:val="20"/>
+      </w:rPr>
+    </w:lvl>
+    <w:lvl w:ilvl="8" w:tentative="1">
+      <w:start w:val="1"/>
+      <w:numFmt w:val="bullet"/>
+      <w:lvlText w:val=""/>
+      <w:lvlJc w:val="left"/>
+      <w:pPr>
+        <w:tabs>
+          <w:tab w:val="num" w:pos="6480"/>
+        </w:tabs>
+        <w:ind w:left="6480" w:hanging="360"/>
+      </w:pPr>
+      <w:rPr>
+        <w:rFonts w:ascii="Wingdings" w:hAnsi="Wingdings" w:hint="default"/>
+        <w:sz w:val="20"/>
+      </w:rPr>
+    </w:lvl>
+  </w:abstractNum>
+  <w:abstractNum w:abstractNumId="1" w15:restartNumberingAfterBreak="0">
+    <w:nsid w:val="5CA91B1F"/>
+    <w:multiLevelType w:val="multilevel"/>
+    <w:tmpl w:val="42C4E540"/>
+    <w:lvl w:ilvl="0">
+      <w:start w:val="1"/>
+      <w:numFmt w:val="bullet"/>
+      <w:lvlText w:val=""/>
+      <w:lvlJc w:val="left"/>
+      <w:pPr>
+        <w:tabs>
+          <w:tab w:val="num" w:pos="720"/>
+        </w:tabs>
+        <w:ind w:left="720" w:hanging="360"/>
+      </w:pPr>
+      <w:rPr>
+        <w:rFonts w:ascii="Symbol" w:hAnsi="Symbol" w:hint="default"/>
+        <w:sz w:val="20"/>
+      </w:rPr>
+    </w:lvl>
+    <w:lvl w:ilvl="1" w:tentative="1">
+      <w:start w:val="1"/>
+      <w:numFmt w:val="bullet"/>
+      <w:lvlText w:val="o"/>
+      <w:lvlJc w:val="left"/>
+      <w:pPr>
+        <w:tabs>
+          <w:tab w:val="num" w:pos="1440"/>
+        </w:tabs>
+        <w:ind w:left="1440" w:hanging="360"/>
+      </w:pPr>
+      <w:rPr>
+        <w:rFonts w:ascii="Courier New" w:hAnsi="Courier New" w:hint="default"/>
+        <w:sz w:val="20"/>
+      </w:rPr>
+    </w:lvl>
+    <w:lvl w:ilvl="2" w:tentative="1">
+      <w:start w:val="1"/>
+      <w:numFmt w:val="bullet"/>
+      <w:lvlText w:val=""/>
+      <w:lvlJc w:val="left"/>
+      <w:pPr>
+        <w:tabs>
+          <w:tab w:val="num" w:pos="2160"/>
+        </w:tabs>
+        <w:ind w:left="2160" w:hanging="360"/>
+      </w:pPr>
+      <w:rPr>
+        <w:rFonts w:ascii="Wingdings" w:hAnsi="Wingdings" w:hint="default"/>
+        <w:sz w:val="20"/>
+      </w:rPr>
+    </w:lvl>
+    <w:lvl w:ilvl="3" w:tentative="1">
+      <w:start w:val="1"/>
+      <w:numFmt w:val="bullet"/>
+      <w:lvlText w:val=""/>
+      <w:lvlJc w:val="left"/>
+      <w:pPr>
+        <w:tabs>
+          <w:tab w:val="num" w:pos="2880"/>
+        </w:tabs>
+        <w:ind w:left="2880" w:hanging="360"/>
+      </w:pPr>
+      <w:rPr>
+        <w:rFonts w:ascii="Wingdings" w:hAnsi="Wingdings" w:hint="default"/>
+        <w:sz w:val="20"/>
+      </w:rPr>
+    </w:lvl>
+    <w:lvl w:ilvl="4" w:tentative="1">
+      <w:start w:val="1"/>
+      <w:numFmt w:val="bullet"/>
+      <w:lvlText w:val=""/>
+      <w:lvlJc w:val="left"/>
+      <w:pPr>
+        <w:tabs>
+          <w:tab w:val="num" w:pos="3600"/>
+        </w:tabs>
+        <w:ind w:left="3600" w:hanging="360"/>
+      </w:pPr>
+      <w:rPr>
+        <w:rFonts w:ascii="Wingdings" w:hAnsi="Wingdings" w:hint="default"/>
+        <w:sz w:val="20"/>
+      </w:rPr>
+    </w:lvl>
+    <w:lvl w:ilvl="5" w:tentative="1">
+      <w:start w:val="1"/>
+      <w:numFmt w:val="bullet"/>
+      <w:lvlText w:val=""/>
+      <w:lvlJc w:val="left"/>
+      <w:pPr>
+        <w:tabs>
+          <w:tab w:val="num" w:pos="4320"/>
+        </w:tabs>
+        <w:ind w:left="4320" w:hanging="360"/>
+      </w:pPr>
+      <w:rPr>
+        <w:rFonts w:ascii="Wingdings" w:hAnsi="Wingdings" w:hint="default"/>
+        <w:sz w:val="20"/>
+      </w:rPr>
+    </w:lvl>
+    <w:lvl w:ilvl="6" w:tentative="1">
+      <w:start w:val="1"/>
+      <w:numFmt w:val="bullet"/>
+      <w:lvlText w:val=""/>
+      <w:lvlJc w:val="left"/>
+      <w:pPr>
+        <w:tabs>
+          <w:tab w:val="num" w:pos="5040"/>
+        </w:tabs>
+        <w:ind w:left="5040" w:hanging="360"/>
+      </w:pPr>
+      <w:rPr>
+        <w:rFonts w:ascii="Wingdings" w:hAnsi="Wingdings" w:hint="default"/>
+        <w:sz w:val="20"/>
+      </w:rPr>
+    </w:lvl>
+    <w:lvl w:ilvl="7" w:tentative="1">
+      <w:start w:val="1"/>
+      <w:numFmt w:val="bullet"/>
+      <w:lvlText w:val=""/>
+      <w:lvlJc w:val="left"/>
+      <w:pPr>
+        <w:tabs>
+          <w:tab w:val="num" w:pos="5760"/>
+        </w:tabs>
+        <w:ind w:left="5760" w:hanging="360"/>
+      </w:pPr>
+      <w:rPr>
+        <w:rFonts w:ascii="Wingdings" w:hAnsi="Wingdings" w:hint="default"/>
+        <w:sz w:val="20"/>
+      </w:rPr>
+    </w:lvl>
+    <w:lvl w:ilvl="8" w:tentative="1">
+      <w:start w:val="1"/>
+      <w:numFmt w:val="bullet"/>
+      <w:lvlText w:val=""/>
+      <w:lvlJc w:val="left"/>
+      <w:pPr>
+        <w:tabs>
+          <w:tab w:val="num" w:pos="6480"/>
+        </w:tabs>
+        <w:ind w:left="6480" w:hanging="360"/>
+      </w:pPr>
+      <w:rPr>
+        <w:rFonts w:ascii="Wingdings" w:hAnsi="Wingdings" w:hint="default"/>
+        <w:sz w:val="20"/>
+      </w:rPr>
+    </w:lvl>
+  </w:abstractNum>
+  <w:abstractNum w:abstractNumId="2" w15:restartNumberingAfterBreak="0">
     <w:nsid w:val="7FDD26E6"/>
     <w:multiLevelType w:val="hybridMultilevel"/>
     <w:tmpl w:val="A300D4DA"/>
@@ -10789,10 +13322,16 @@
     </w:lvl>
   </w:abstractNum>
   <w:num w:numId="1" w16cid:durableId="2018343599">
-    <w:abstractNumId w:val="0"/>
+    <w:abstractNumId w:val="2"/>
     <w:lvlOverride w:ilvl="0">
       <w:startOverride w:val="1"/>
     </w:lvlOverride>
+  </w:num>
+  <w:num w:numId="2" w16cid:durableId="613709056">
+    <w:abstractNumId w:val="1"/>
+  </w:num>
+  <w:num w:numId="3" w16cid:durableId="197353889">
+    <w:abstractNumId w:val="0"/>
   </w:num>
 </w:numbering>
 </file>
@@ -11281,7 +13820,6 @@
   <w:style w:type="character" w:default="1" w:styleId="DefaultParagraphFont">
     <w:name w:val="Default Paragraph Font"/>
     <w:uiPriority w:val="1"/>
-    <w:semiHidden/>
     <w:unhideWhenUsed/>
   </w:style>
   <w:style w:type="table" w:default="1" w:styleId="TableNormal">
@@ -11397,6 +13935,40 @@
       <w:sz w:val="20"/>
       <w:szCs w:val="20"/>
     </w:rPr>
+  </w:style>
+  <w:style w:type="character" w:styleId="UnresolvedMention">
+    <w:name w:val="Unresolved Mention"/>
+    <w:basedOn w:val="DefaultParagraphFont"/>
+    <w:uiPriority w:val="99"/>
+    <w:semiHidden/>
+    <w:unhideWhenUsed/>
+    <w:rsid w:val="00C56757"/>
+    <w:rPr>
+      <w:color w:val="605E5C"/>
+      <w:shd w:val="clear" w:color="auto" w:fill="E1DFDD"/>
+    </w:rPr>
+  </w:style>
+  <w:style w:type="table" w:styleId="TableGrid">
+    <w:name w:val="Table Grid"/>
+    <w:basedOn w:val="TableNormal"/>
+    <w:uiPriority w:val="39"/>
+    <w:rsid w:val="00755859"/>
+    <w:rPr>
+      <w:rFonts w:asciiTheme="minorHAnsi" w:eastAsiaTheme="minorHAnsi" w:hAnsiTheme="minorHAnsi" w:cstheme="minorBidi"/>
+      <w:kern w:val="2"/>
+      <w:lang w:bidi="ar-SA"/>
+      <w14:ligatures w14:val="standardContextual"/>
+    </w:rPr>
+    <w:tblPr>
+      <w:tblBorders>
+        <w:top w:val="single" w:sz="4" w:space="0" w:color="auto"/>
+        <w:left w:val="single" w:sz="4" w:space="0" w:color="auto"/>
+        <w:bottom w:val="single" w:sz="4" w:space="0" w:color="auto"/>
+        <w:right w:val="single" w:sz="4" w:space="0" w:color="auto"/>
+        <w:insideH w:val="single" w:sz="4" w:space="0" w:color="auto"/>
+        <w:insideV w:val="single" w:sz="4" w:space="0" w:color="auto"/>
+      </w:tblBorders>
+    </w:tblPr>
   </w:style>
 </w:styles>
 </file>
